--- a/EJERCICIOS DE LOS ALUMNOS/MAURICIO/Dia_18_SQL_JAVA/Ejercicios Tienda FP teCHSTORE by mauri dia 18.docx
+++ b/EJERCICIOS DE LOS ALUMNOS/MAURICIO/Dia_18_SQL_JAVA/Ejercicios Tienda FP teCHSTORE by mauri dia 18.docx
@@ -152,54 +152,86 @@
         <w:rPr>
           <w:lang w:val="en-GB"/>
         </w:rPr>
-        <w:t>DROP DATABASE IF EXISTS techstore_fp;</w:t>
-      </w:r>
-    </w:p>
-    <w:p>
-      <w:pPr>
-        <w:rPr>
-          <w:lang w:val="en-GB"/>
-        </w:rPr>
-      </w:pPr>
-      <w:r>
-        <w:rPr>
-          <w:lang w:val="en-GB"/>
-        </w:rPr>
-        <w:t>CREATE DATABASE techstore_fp CHARACTER SET utf8mb4 COLLATE utf8mb4_unicode_ci;</w:t>
-      </w:r>
-    </w:p>
-    <w:p>
-      <w:pPr>
-        <w:rPr>
-          <w:lang w:val="en-GB"/>
-        </w:rPr>
-      </w:pPr>
-      <w:r>
-        <w:rPr>
-          <w:lang w:val="en-GB"/>
-        </w:rPr>
-        <w:t>USE techstore_fp;</w:t>
-      </w:r>
-    </w:p>
-    <w:p>
-      <w:pPr>
-        <w:rPr>
-          <w:lang w:val="en-GB"/>
-        </w:rPr>
-      </w:pPr>
-    </w:p>
-    <w:p>
-      <w:pPr>
-        <w:rPr>
-          <w:lang w:val="en-GB"/>
-        </w:rPr>
-      </w:pPr>
-      <w:r>
-        <w:rPr>
-          <w:lang w:val="en-GB"/>
-        </w:rPr>
-        <w:t>SET FOREIGN_KEY_CHECKS=0;</w:t>
-      </w:r>
+        <w:t>DROP DATABASE IF EXISTS techstore_</w:t>
+      </w:r>
+      <w:proofErr w:type="gramStart"/>
+      <w:r>
+        <w:rPr>
+          <w:lang w:val="en-GB"/>
+        </w:rPr>
+        <w:t>fp;</w:t>
+      </w:r>
+      <w:proofErr w:type="gramEnd"/>
+    </w:p>
+    <w:p>
+      <w:pPr>
+        <w:rPr>
+          <w:lang w:val="en-GB"/>
+        </w:rPr>
+      </w:pPr>
+      <w:r>
+        <w:rPr>
+          <w:lang w:val="en-GB"/>
+        </w:rPr>
+        <w:t>CREATE DATABASE techstore_fp CHARACTER SET utf8mb4 COLLATE utf8mb4_unicode_</w:t>
+      </w:r>
+      <w:proofErr w:type="gramStart"/>
+      <w:r>
+        <w:rPr>
+          <w:lang w:val="en-GB"/>
+        </w:rPr>
+        <w:t>ci;</w:t>
+      </w:r>
+      <w:proofErr w:type="gramEnd"/>
+    </w:p>
+    <w:p>
+      <w:pPr>
+        <w:rPr>
+          <w:lang w:val="en-GB"/>
+        </w:rPr>
+      </w:pPr>
+      <w:r>
+        <w:rPr>
+          <w:lang w:val="en-GB"/>
+        </w:rPr>
+        <w:t>USE techstore_</w:t>
+      </w:r>
+      <w:proofErr w:type="gramStart"/>
+      <w:r>
+        <w:rPr>
+          <w:lang w:val="en-GB"/>
+        </w:rPr>
+        <w:t>fp;</w:t>
+      </w:r>
+      <w:proofErr w:type="gramEnd"/>
+    </w:p>
+    <w:p>
+      <w:pPr>
+        <w:rPr>
+          <w:lang w:val="en-GB"/>
+        </w:rPr>
+      </w:pPr>
+    </w:p>
+    <w:p>
+      <w:pPr>
+        <w:rPr>
+          <w:lang w:val="en-GB"/>
+        </w:rPr>
+      </w:pPr>
+      <w:r>
+        <w:rPr>
+          <w:lang w:val="en-GB"/>
+        </w:rPr>
+        <w:t>SET FOREIGN_KEY_CHECKS=</w:t>
+      </w:r>
+      <w:proofErr w:type="gramStart"/>
+      <w:r>
+        <w:rPr>
+          <w:lang w:val="en-GB"/>
+        </w:rPr>
+        <w:t>0;</w:t>
+      </w:r>
+      <w:proofErr w:type="gramEnd"/>
     </w:p>
     <w:p>
       <w:pPr>
@@ -231,60 +263,100 @@
         <w:rPr>
           <w:lang w:val="en-GB"/>
         </w:rPr>
-        <w:t>DROP TABLE IF EXISTS detalle_venta;</w:t>
-      </w:r>
-    </w:p>
-    <w:p>
-      <w:pPr>
-        <w:rPr>
-          <w:lang w:val="en-GB"/>
-        </w:rPr>
-      </w:pPr>
-      <w:r>
-        <w:rPr>
-          <w:lang w:val="en-GB"/>
-        </w:rPr>
-        <w:t>DROP TABLE IF EXISTS ventas;</w:t>
-      </w:r>
-    </w:p>
-    <w:p>
-      <w:pPr>
-        <w:rPr>
-          <w:lang w:val="en-GB"/>
-        </w:rPr>
-      </w:pPr>
-      <w:r>
-        <w:rPr>
-          <w:lang w:val="en-GB"/>
-        </w:rPr>
-        <w:t>DROP TABLE IF EXISTS productos;</w:t>
-      </w:r>
-    </w:p>
-    <w:p>
-      <w:pPr>
-        <w:rPr>
-          <w:lang w:val="en-GB"/>
-        </w:rPr>
-      </w:pPr>
-      <w:r>
-        <w:rPr>
-          <w:lang w:val="en-GB"/>
-        </w:rPr>
-        <w:t>DROP TABLE IF EXISTS categorias;</w:t>
-      </w:r>
-    </w:p>
-    <w:p>
-      <w:pPr>
-        <w:rPr>
-          <w:lang w:val="en-GB"/>
-        </w:rPr>
-      </w:pPr>
-      <w:r>
-        <w:rPr>
-          <w:lang w:val="en-GB"/>
-        </w:rPr>
-        <w:t>DROP TABLE IF EXISTS clientes;</w:t>
-      </w:r>
+        <w:t>DROP TABLE IF EXISTS detalle_</w:t>
+      </w:r>
+      <w:proofErr w:type="gramStart"/>
+      <w:r>
+        <w:rPr>
+          <w:lang w:val="en-GB"/>
+        </w:rPr>
+        <w:t>venta;</w:t>
+      </w:r>
+      <w:proofErr w:type="gramEnd"/>
+    </w:p>
+    <w:p>
+      <w:pPr>
+        <w:rPr>
+          <w:lang w:val="en-GB"/>
+        </w:rPr>
+      </w:pPr>
+      <w:r>
+        <w:rPr>
+          <w:lang w:val="en-GB"/>
+        </w:rPr>
+        <w:t xml:space="preserve">DROP TABLE IF EXISTS </w:t>
+      </w:r>
+      <w:proofErr w:type="gramStart"/>
+      <w:r>
+        <w:rPr>
+          <w:lang w:val="en-GB"/>
+        </w:rPr>
+        <w:t>ventas;</w:t>
+      </w:r>
+      <w:proofErr w:type="gramEnd"/>
+    </w:p>
+    <w:p>
+      <w:pPr>
+        <w:rPr>
+          <w:lang w:val="en-GB"/>
+        </w:rPr>
+      </w:pPr>
+      <w:r>
+        <w:rPr>
+          <w:lang w:val="en-GB"/>
+        </w:rPr>
+        <w:t xml:space="preserve">DROP TABLE IF EXISTS </w:t>
+      </w:r>
+      <w:proofErr w:type="gramStart"/>
+      <w:r>
+        <w:rPr>
+          <w:lang w:val="en-GB"/>
+        </w:rPr>
+        <w:t>productos;</w:t>
+      </w:r>
+      <w:proofErr w:type="gramEnd"/>
+    </w:p>
+    <w:p>
+      <w:pPr>
+        <w:rPr>
+          <w:lang w:val="en-GB"/>
+        </w:rPr>
+      </w:pPr>
+      <w:r>
+        <w:rPr>
+          <w:lang w:val="en-GB"/>
+        </w:rPr>
+        <w:t xml:space="preserve">DROP TABLE IF EXISTS </w:t>
+      </w:r>
+      <w:proofErr w:type="gramStart"/>
+      <w:r>
+        <w:rPr>
+          <w:lang w:val="en-GB"/>
+        </w:rPr>
+        <w:t>categorias;</w:t>
+      </w:r>
+      <w:proofErr w:type="gramEnd"/>
+    </w:p>
+    <w:p>
+      <w:pPr>
+        <w:rPr>
+          <w:lang w:val="en-GB"/>
+        </w:rPr>
+      </w:pPr>
+      <w:r>
+        <w:rPr>
+          <w:lang w:val="en-GB"/>
+        </w:rPr>
+        <w:t xml:space="preserve">DROP TABLE IF EXISTS </w:t>
+      </w:r>
+      <w:proofErr w:type="gramStart"/>
+      <w:r>
+        <w:rPr>
+          <w:lang w:val="en-GB"/>
+        </w:rPr>
+        <w:t>clientes;</w:t>
+      </w:r>
+      <w:proofErr w:type="gramEnd"/>
     </w:p>
     <w:p>
       <w:pPr>
@@ -327,12 +399,28 @@
         <w:t xml:space="preserve">  </w:t>
       </w:r>
       <w:r>
-        <w:t>nombre VARCHAR(60) NOT NULL,</w:t>
-      </w:r>
-    </w:p>
-    <w:p>
-      <w:r>
-        <w:t xml:space="preserve">  email VARCHAR(80),</w:t>
+        <w:t xml:space="preserve">nombre </w:t>
+      </w:r>
+      <w:proofErr w:type="gramStart"/>
+      <w:r>
+        <w:t>VARCHAR(</w:t>
+      </w:r>
+      <w:proofErr w:type="gramEnd"/>
+      <w:r>
+        <w:t>60) NOT NULL,</w:t>
+      </w:r>
+    </w:p>
+    <w:p>
+      <w:r>
+        <w:t xml:space="preserve">  email </w:t>
+      </w:r>
+      <w:proofErr w:type="gramStart"/>
+      <w:r>
+        <w:t>VARCHAR(</w:t>
+      </w:r>
+      <w:proofErr w:type="gramEnd"/>
+      <w:r>
+        <w:t>80),</w:t>
       </w:r>
     </w:p>
     <w:p>
@@ -346,12 +434,28 @@
       </w:r>
       <w:proofErr w:type="spellEnd"/>
       <w:r>
-        <w:t xml:space="preserve"> VARCHAR(15),</w:t>
-      </w:r>
-    </w:p>
-    <w:p>
-      <w:r>
-        <w:t xml:space="preserve">  ciudad VARCHAR(40),</w:t>
+        <w:t xml:space="preserve"> </w:t>
+      </w:r>
+      <w:proofErr w:type="gramStart"/>
+      <w:r>
+        <w:t>VARCHAR(</w:t>
+      </w:r>
+      <w:proofErr w:type="gramEnd"/>
+      <w:r>
+        <w:t>15),</w:t>
+      </w:r>
+    </w:p>
+    <w:p>
+      <w:r>
+        <w:t xml:space="preserve">  ciudad </w:t>
+      </w:r>
+      <w:proofErr w:type="gramStart"/>
+      <w:r>
+        <w:t>VARCHAR(</w:t>
+      </w:r>
+      <w:proofErr w:type="gramEnd"/>
+      <w:r>
+        <w:t>40),</w:t>
       </w:r>
     </w:p>
     <w:p>
@@ -373,12 +477,14 @@
           <w:lang w:val="en-GB"/>
         </w:rPr>
       </w:pPr>
+      <w:proofErr w:type="gramStart"/>
       <w:r>
         <w:rPr>
           <w:lang w:val="en-GB"/>
         </w:rPr>
         <w:t>);</w:t>
       </w:r>
+      <w:proofErr w:type="gramEnd"/>
     </w:p>
     <w:p>
       <w:pPr>
@@ -423,21 +529,37 @@
         <w:rPr>
           <w:lang w:val="en-GB"/>
         </w:rPr>
-        <w:t xml:space="preserve">  nombre VARCHAR(40) NOT NULL UNIQUE</w:t>
-      </w:r>
-    </w:p>
-    <w:p>
-      <w:pPr>
-        <w:rPr>
-          <w:lang w:val="en-GB"/>
-        </w:rPr>
-      </w:pPr>
+        <w:t xml:space="preserve">  nombre </w:t>
+      </w:r>
+      <w:proofErr w:type="gramStart"/>
+      <w:r>
+        <w:rPr>
+          <w:lang w:val="en-GB"/>
+        </w:rPr>
+        <w:t>VARCHAR(</w:t>
+      </w:r>
+      <w:proofErr w:type="gramEnd"/>
+      <w:r>
+        <w:rPr>
+          <w:lang w:val="en-GB"/>
+        </w:rPr>
+        <w:t>40) NOT NULL UNIQUE</w:t>
+      </w:r>
+    </w:p>
+    <w:p>
+      <w:pPr>
+        <w:rPr>
+          <w:lang w:val="en-GB"/>
+        </w:rPr>
+      </w:pPr>
+      <w:proofErr w:type="gramStart"/>
       <w:r>
         <w:rPr>
           <w:lang w:val="en-GB"/>
         </w:rPr>
         <w:t>);</w:t>
       </w:r>
+      <w:proofErr w:type="gramEnd"/>
     </w:p>
     <w:p>
       <w:pPr>
@@ -482,20 +604,48 @@
         <w:rPr>
           <w:lang w:val="en-GB"/>
         </w:rPr>
-        <w:t xml:space="preserve">  nombre VARCHAR(80) NOT NULL,</w:t>
-      </w:r>
-    </w:p>
-    <w:p>
-      <w:pPr>
-        <w:rPr>
-          <w:lang w:val="en-GB"/>
-        </w:rPr>
-      </w:pPr>
-      <w:r>
-        <w:rPr>
-          <w:lang w:val="en-GB"/>
-        </w:rPr>
-        <w:t xml:space="preserve">  precio DECIMAL(10,2) NOT NULL,</w:t>
+        <w:t xml:space="preserve">  nombre </w:t>
+      </w:r>
+      <w:proofErr w:type="gramStart"/>
+      <w:r>
+        <w:rPr>
+          <w:lang w:val="en-GB"/>
+        </w:rPr>
+        <w:t>VARCHAR(</w:t>
+      </w:r>
+      <w:proofErr w:type="gramEnd"/>
+      <w:r>
+        <w:rPr>
+          <w:lang w:val="en-GB"/>
+        </w:rPr>
+        <w:t>80) NOT NULL,</w:t>
+      </w:r>
+    </w:p>
+    <w:p>
+      <w:pPr>
+        <w:rPr>
+          <w:lang w:val="en-GB"/>
+        </w:rPr>
+      </w:pPr>
+      <w:r>
+        <w:rPr>
+          <w:lang w:val="en-GB"/>
+        </w:rPr>
+        <w:t xml:space="preserve">  precio </w:t>
+      </w:r>
+      <w:proofErr w:type="gramStart"/>
+      <w:r>
+        <w:rPr>
+          <w:lang w:val="en-GB"/>
+        </w:rPr>
+        <w:t>DECIMAL(</w:t>
+      </w:r>
+      <w:proofErr w:type="gramEnd"/>
+      <w:r>
+        <w:rPr>
+          <w:lang w:val="en-GB"/>
+        </w:rPr>
+        <w:t>10,2) NOT NULL,</w:t>
       </w:r>
     </w:p>
     <w:p>
@@ -543,12 +693,14 @@
           <w:lang w:val="en-GB"/>
         </w:rPr>
       </w:pPr>
+      <w:proofErr w:type="gramStart"/>
       <w:r>
         <w:rPr>
           <w:lang w:val="en-GB"/>
         </w:rPr>
         <w:t>);</w:t>
       </w:r>
+      <w:proofErr w:type="gramEnd"/>
     </w:p>
     <w:p>
       <w:pPr>
@@ -647,12 +799,14 @@
           <w:lang w:val="en-GB"/>
         </w:rPr>
       </w:pPr>
+      <w:proofErr w:type="gramStart"/>
       <w:r>
         <w:rPr>
           <w:lang w:val="en-GB"/>
         </w:rPr>
         <w:t>);</w:t>
       </w:r>
+      <w:proofErr w:type="gramEnd"/>
     </w:p>
     <w:p>
       <w:pPr>
@@ -727,7 +881,15 @@
       </w:r>
       <w:proofErr w:type="spellEnd"/>
       <w:r>
-        <w:t xml:space="preserve"> DECIMAL(10,2) NOT NULL,</w:t>
+        <w:t xml:space="preserve"> </w:t>
+      </w:r>
+      <w:proofErr w:type="gramStart"/>
+      <w:r>
+        <w:t>DECIMAL(</w:t>
+      </w:r>
+      <w:proofErr w:type="gramEnd"/>
+      <w:r>
+        <w:t>10,2) NOT NULL,</w:t>
       </w:r>
     </w:p>
     <w:p>
@@ -799,32 +961,42 @@
           <w:lang w:val="en-GB"/>
         </w:rPr>
       </w:pPr>
+      <w:proofErr w:type="gramStart"/>
       <w:r>
         <w:rPr>
           <w:lang w:val="en-GB"/>
         </w:rPr>
         <w:t>);</w:t>
       </w:r>
-    </w:p>
-    <w:p>
-      <w:pPr>
-        <w:rPr>
-          <w:lang w:val="en-GB"/>
-        </w:rPr>
-      </w:pPr>
-    </w:p>
-    <w:p>
-      <w:pPr>
-        <w:rPr>
-          <w:lang w:val="en-GB"/>
-        </w:rPr>
-      </w:pPr>
-      <w:r>
-        <w:rPr>
-          <w:lang w:val="en-GB"/>
-        </w:rPr>
-        <w:t>SET FOREIGN_KEY_CHECKS=1;</w:t>
-      </w:r>
+      <w:proofErr w:type="gramEnd"/>
+    </w:p>
+    <w:p>
+      <w:pPr>
+        <w:rPr>
+          <w:lang w:val="en-GB"/>
+        </w:rPr>
+      </w:pPr>
+    </w:p>
+    <w:p>
+      <w:pPr>
+        <w:rPr>
+          <w:lang w:val="en-GB"/>
+        </w:rPr>
+      </w:pPr>
+      <w:r>
+        <w:rPr>
+          <w:lang w:val="en-GB"/>
+        </w:rPr>
+        <w:t>SET FOREIGN_KEY_CHECKS=</w:t>
+      </w:r>
+      <w:proofErr w:type="gramStart"/>
+      <w:r>
+        <w:rPr>
+          <w:lang w:val="en-GB"/>
+        </w:rPr>
+        <w:t>1;</w:t>
+      </w:r>
+      <w:proofErr w:type="gramEnd"/>
     </w:p>
     <w:p>
       <w:pPr>
@@ -851,8 +1023,21 @@
         <w:t>INSERT INTO clientes (</w:t>
       </w:r>
       <w:proofErr w:type="spellStart"/>
-      <w:r>
-        <w:t>nombre,email,telefono,ciudad,fecha_alta</w:t>
+      <w:proofErr w:type="gramStart"/>
+      <w:r>
+        <w:t>nombre,email</w:t>
+      </w:r>
+      <w:proofErr w:type="gramEnd"/>
+      <w:r>
+        <w:t>,</w:t>
+      </w:r>
+      <w:proofErr w:type="gramStart"/>
+      <w:r>
+        <w:t>telefono,ciudad</w:t>
+      </w:r>
+      <w:proofErr w:type="gramEnd"/>
+      <w:r>
+        <w:t>,fecha_alta</w:t>
       </w:r>
       <w:proofErr w:type="spellEnd"/>
       <w:r>
@@ -861,27 +1046,67 @@
     </w:p>
     <w:p>
       <w:r>
-        <w:t>('Ana Ruiz','ana@correo.com','600111222','Málaga','2025-01-10'),</w:t>
-      </w:r>
-    </w:p>
-    <w:p>
-      <w:r>
-        <w:t>('Luis Pérez','luis@correo.com','600222333','Sevilla','2025-02-05'),</w:t>
-      </w:r>
-    </w:p>
-    <w:p>
-      <w:r>
-        <w:t>('María Díaz','maria@correo.com','600333444','Málaga','2025-03-12'),</w:t>
-      </w:r>
-    </w:p>
-    <w:p>
-      <w:r>
-        <w:t>('Javier Soto',NULL,'600444555','Granada','2025-03-20'),</w:t>
-      </w:r>
-    </w:p>
-    <w:p>
-      <w:r>
-        <w:t>('Carmen León','carmen@correo.com','600555666','Cádiz','2025-04-02');</w:t>
+        <w:t>('Ana Ruiz</w:t>
+      </w:r>
+      <w:proofErr w:type="gramStart"/>
+      <w:r>
+        <w:t>','ana@correo.com</w:t>
+      </w:r>
+      <w:proofErr w:type="gramEnd"/>
+      <w:r>
+        <w:t>','600111222','Málaga','2025-01-10'),</w:t>
+      </w:r>
+    </w:p>
+    <w:p>
+      <w:r>
+        <w:t>('Luis Pérez</w:t>
+      </w:r>
+      <w:proofErr w:type="gramStart"/>
+      <w:r>
+        <w:t>','luis@correo.com</w:t>
+      </w:r>
+      <w:proofErr w:type="gramEnd"/>
+      <w:r>
+        <w:t>','600222333','Sevilla','2025-02-05'),</w:t>
+      </w:r>
+    </w:p>
+    <w:p>
+      <w:r>
+        <w:t>('María Díaz</w:t>
+      </w:r>
+      <w:proofErr w:type="gramStart"/>
+      <w:r>
+        <w:t>','maria@correo.com</w:t>
+      </w:r>
+      <w:proofErr w:type="gramEnd"/>
+      <w:r>
+        <w:t>','600333444','Málaga','2025-03-12'),</w:t>
+      </w:r>
+    </w:p>
+    <w:p>
+      <w:r>
+        <w:t>('Javier Soto</w:t>
+      </w:r>
+      <w:proofErr w:type="gramStart"/>
+      <w:r>
+        <w:t>',NULL</w:t>
+      </w:r>
+      <w:proofErr w:type="gramEnd"/>
+      <w:r>
+        <w:t>,'600444555','Granada','2025-03-20'),</w:t>
+      </w:r>
+    </w:p>
+    <w:p>
+      <w:r>
+        <w:t>('Carmen León</w:t>
+      </w:r>
+      <w:proofErr w:type="gramStart"/>
+      <w:r>
+        <w:t>','carmen@correo.com</w:t>
+      </w:r>
+      <w:proofErr w:type="gramEnd"/>
+      <w:r>
+        <w:t>','600555666','Cádiz','2025-04-02');</w:t>
       </w:r>
     </w:p>
     <w:p/>
@@ -924,8 +1149,21 @@
         <w:t>INSERT INTO productos (</w:t>
       </w:r>
       <w:proofErr w:type="spellStart"/>
-      <w:r>
-        <w:t>nombre,precio,stock,id_categoria</w:t>
+      <w:proofErr w:type="gramStart"/>
+      <w:r>
+        <w:t>nombre,precio</w:t>
+      </w:r>
+      <w:proofErr w:type="gramEnd"/>
+      <w:r>
+        <w:t>,</w:t>
+      </w:r>
+      <w:proofErr w:type="gramStart"/>
+      <w:r>
+        <w:t>stock,id</w:t>
+      </w:r>
+      <w:proofErr w:type="gramEnd"/>
+      <w:r>
+        <w:t>_categoria</w:t>
       </w:r>
       <w:proofErr w:type="spellEnd"/>
       <w:r>
@@ -1000,8 +1238,21 @@
         <w:t>INSERT INTO ventas (</w:t>
       </w:r>
       <w:proofErr w:type="spellStart"/>
-      <w:r>
-        <w:t>fecha,id_cliente,metodo_pago</w:t>
+      <w:proofErr w:type="gramStart"/>
+      <w:r>
+        <w:t>fecha,id</w:t>
+      </w:r>
+      <w:proofErr w:type="gramEnd"/>
+      <w:r>
+        <w:t>_</w:t>
+      </w:r>
+      <w:proofErr w:type="gramStart"/>
+      <w:r>
+        <w:t>cliente,metodo</w:t>
+      </w:r>
+      <w:proofErr w:type="gramEnd"/>
+      <w:r>
+        <w:t>_pago</w:t>
       </w:r>
       <w:proofErr w:type="spellEnd"/>
       <w:r>
@@ -1328,8 +1579,16 @@
         <w:rPr>
           <w:lang w:val="en-GB"/>
         </w:rPr>
-        <w:t>SELECT * FROM productos WHERE precio &gt; 300 ORDER BY precio DESC;</w:t>
-      </w:r>
+        <w:t xml:space="preserve">SELECT * FROM productos WHERE precio &gt; 300 ORDER BY precio </w:t>
+      </w:r>
+      <w:proofErr w:type="gramStart"/>
+      <w:r>
+        <w:rPr>
+          <w:lang w:val="en-GB"/>
+        </w:rPr>
+        <w:t>DESC;</w:t>
+      </w:r>
+      <w:proofErr w:type="gramEnd"/>
     </w:p>
     <w:p>
       <w:pPr>
@@ -1361,8 +1620,16 @@
         <w:rPr>
           <w:lang w:val="en-GB"/>
         </w:rPr>
-        <w:t>SELECT * FROM productos ORDER BY precio ASC LIMIT 3;</w:t>
-      </w:r>
+        <w:t xml:space="preserve">SELECT * FROM productos ORDER BY precio ASC LIMIT </w:t>
+      </w:r>
+      <w:proofErr w:type="gramStart"/>
+      <w:r>
+        <w:rPr>
+          <w:lang w:val="en-GB"/>
+        </w:rPr>
+        <w:t>3;</w:t>
+      </w:r>
+      <w:proofErr w:type="gramEnd"/>
     </w:p>
     <w:p>
       <w:pPr>
@@ -1394,7 +1661,35 @@
         <w:rPr>
           <w:lang w:val="en-GB"/>
         </w:rPr>
-        <w:t>SELECT c.nombre, COUNT(*) AS num_productos</w:t>
+        <w:t xml:space="preserve">SELECT </w:t>
+      </w:r>
+      <w:proofErr w:type="gramStart"/>
+      <w:r>
+        <w:rPr>
+          <w:lang w:val="en-GB"/>
+        </w:rPr>
+        <w:t>c.nombre</w:t>
+      </w:r>
+      <w:proofErr w:type="gramEnd"/>
+      <w:r>
+        <w:rPr>
+          <w:lang w:val="en-GB"/>
+        </w:rPr>
+        <w:t xml:space="preserve">, </w:t>
+      </w:r>
+      <w:proofErr w:type="gramStart"/>
+      <w:r>
+        <w:rPr>
+          <w:lang w:val="en-GB"/>
+        </w:rPr>
+        <w:t>COUNT(</w:t>
+      </w:r>
+      <w:proofErr w:type="gramEnd"/>
+      <w:r>
+        <w:rPr>
+          <w:lang w:val="en-GB"/>
+        </w:rPr>
+        <w:t>*) AS num_productos</w:t>
       </w:r>
     </w:p>
     <w:p>
@@ -1433,7 +1728,21 @@
         <w:rPr>
           <w:lang w:val="en-GB"/>
         </w:rPr>
-        <w:t>GROUP BY c.nombre;</w:t>
+        <w:t xml:space="preserve">GROUP BY </w:t>
+      </w:r>
+      <w:proofErr w:type="gramStart"/>
+      <w:r>
+        <w:rPr>
+          <w:lang w:val="en-GB"/>
+        </w:rPr>
+        <w:t>c.nombre</w:t>
+      </w:r>
+      <w:proofErr w:type="gramEnd"/>
+      <w:r>
+        <w:rPr>
+          <w:lang w:val="en-GB"/>
+        </w:rPr>
+        <w:t>;</w:t>
       </w:r>
     </w:p>
     <w:p>
@@ -1466,8 +1775,30 @@
         <w:rPr>
           <w:lang w:val="en-GB"/>
         </w:rPr>
-        <w:t>SELECT SUM(stock) AS stock_total FROM productos;</w:t>
-      </w:r>
+        <w:t xml:space="preserve">SELECT </w:t>
+      </w:r>
+      <w:proofErr w:type="gramStart"/>
+      <w:r>
+        <w:rPr>
+          <w:lang w:val="en-GB"/>
+        </w:rPr>
+        <w:t>SUM(</w:t>
+      </w:r>
+      <w:proofErr w:type="gramEnd"/>
+      <w:r>
+        <w:rPr>
+          <w:lang w:val="en-GB"/>
+        </w:rPr>
+        <w:t xml:space="preserve">stock) AS stock_total FROM </w:t>
+      </w:r>
+      <w:proofErr w:type="gramStart"/>
+      <w:r>
+        <w:rPr>
+          <w:lang w:val="en-GB"/>
+        </w:rPr>
+        <w:t>productos;</w:t>
+      </w:r>
+      <w:proofErr w:type="gramEnd"/>
     </w:p>
     <w:p>
       <w:pPr>
@@ -1499,8 +1830,16 @@
         <w:rPr>
           <w:lang w:val="en-GB"/>
         </w:rPr>
-        <w:t>SELECT * FROM productos WHERE nombre LIKE '%USB%';</w:t>
-      </w:r>
+        <w:t>SELECT * FROM productos WHERE nombre LIKE '%USB%</w:t>
+      </w:r>
+      <w:proofErr w:type="gramStart"/>
+      <w:r>
+        <w:rPr>
+          <w:lang w:val="en-GB"/>
+        </w:rPr>
+        <w:t>';</w:t>
+      </w:r>
+      <w:proofErr w:type="gramEnd"/>
     </w:p>
     <w:p>
       <w:pPr>
@@ -1532,8 +1871,16 @@
         <w:rPr>
           <w:lang w:val="en-GB"/>
         </w:rPr>
-        <w:t>SELECT * FROM clientes WHERE email IS NULL;</w:t>
-      </w:r>
+        <w:t xml:space="preserve">SELECT * FROM clientes WHERE email IS </w:t>
+      </w:r>
+      <w:proofErr w:type="gramStart"/>
+      <w:r>
+        <w:rPr>
+          <w:lang w:val="en-GB"/>
+        </w:rPr>
+        <w:t>NULL;</w:t>
+      </w:r>
+      <w:proofErr w:type="gramEnd"/>
     </w:p>
     <w:p>
       <w:r>
@@ -1726,24 +2073,33 @@
         <w:t xml:space="preserve">, </w:t>
       </w:r>
       <w:proofErr w:type="spellStart"/>
+      <w:proofErr w:type="gramStart"/>
       <w:r>
         <w:t>v.fecha</w:t>
       </w:r>
       <w:proofErr w:type="spellEnd"/>
+      <w:proofErr w:type="gramEnd"/>
       <w:r>
         <w:t xml:space="preserve">, </w:t>
       </w:r>
       <w:proofErr w:type="spellStart"/>
+      <w:proofErr w:type="gramStart"/>
       <w:r>
         <w:t>c.nombre</w:t>
       </w:r>
       <w:proofErr w:type="spellEnd"/>
+      <w:proofErr w:type="gramEnd"/>
       <w:r>
         <w:t xml:space="preserve"> AS cliente, </w:t>
       </w:r>
       <w:proofErr w:type="spellStart"/>
-      <w:r>
-        <w:t>v.metodo_pago</w:t>
+      <w:proofErr w:type="gramStart"/>
+      <w:r>
+        <w:t>v.metodo</w:t>
+      </w:r>
+      <w:proofErr w:type="gramEnd"/>
+      <w:r>
+        <w:t>_pago</w:t>
       </w:r>
       <w:proofErr w:type="spellEnd"/>
     </w:p>
@@ -1770,8 +2126,16 @@
         <w:rPr>
           <w:lang w:val="en-GB"/>
         </w:rPr>
-        <w:t>JOIN clientes c ON v.id_cliente = c.id_cliente;</w:t>
-      </w:r>
+        <w:t>JOIN clientes c ON v.id_cliente = c.id_</w:t>
+      </w:r>
+      <w:proofErr w:type="gramStart"/>
+      <w:r>
+        <w:rPr>
+          <w:lang w:val="en-GB"/>
+        </w:rPr>
+        <w:t>cliente;</w:t>
+      </w:r>
+      <w:proofErr w:type="gramEnd"/>
     </w:p>
     <w:p>
       <w:pPr>
@@ -1798,24 +2162,33 @@
         <w:t xml:space="preserve">, </w:t>
       </w:r>
       <w:proofErr w:type="spellStart"/>
+      <w:proofErr w:type="gramStart"/>
       <w:r>
         <w:t>p.nombre</w:t>
       </w:r>
       <w:proofErr w:type="spellEnd"/>
+      <w:proofErr w:type="gramEnd"/>
       <w:r>
         <w:t xml:space="preserve"> AS producto, </w:t>
       </w:r>
       <w:proofErr w:type="spellStart"/>
+      <w:proofErr w:type="gramStart"/>
       <w:r>
         <w:t>dv.cantidad</w:t>
       </w:r>
       <w:proofErr w:type="spellEnd"/>
+      <w:proofErr w:type="gramEnd"/>
       <w:r>
         <w:t xml:space="preserve">, </w:t>
       </w:r>
       <w:proofErr w:type="spellStart"/>
-      <w:r>
-        <w:t>dv.precio_unitario</w:t>
+      <w:proofErr w:type="gramStart"/>
+      <w:r>
+        <w:t>dv.precio</w:t>
+      </w:r>
+      <w:proofErr w:type="gramEnd"/>
+      <w:r>
+        <w:t>_unitario</w:t>
       </w:r>
       <w:proofErr w:type="spellEnd"/>
     </w:p>
@@ -1878,10 +2251,12 @@
         <w:t xml:space="preserve">, </w:t>
       </w:r>
       <w:proofErr w:type="spellStart"/>
+      <w:proofErr w:type="gramStart"/>
       <w:r>
         <w:t>p.nombre</w:t>
       </w:r>
       <w:proofErr w:type="spellEnd"/>
+      <w:proofErr w:type="gramEnd"/>
       <w:r>
         <w:t xml:space="preserve"> AS producto,</w:t>
       </w:r>
@@ -1899,8 +2274,13 @@
         <w:t xml:space="preserve">, </w:t>
       </w:r>
       <w:proofErr w:type="spellStart"/>
-      <w:r>
-        <w:t>dv.precio_unitario</w:t>
+      <w:proofErr w:type="gramStart"/>
+      <w:r>
+        <w:t>dv.precio</w:t>
+      </w:r>
+      <w:proofErr w:type="gramEnd"/>
+      <w:r>
+        <w:t>_unitario</w:t>
       </w:r>
       <w:proofErr w:type="spellEnd"/>
       <w:r>
@@ -1920,8 +2300,13 @@
         <w:t xml:space="preserve"> * </w:t>
       </w:r>
       <w:proofErr w:type="spellStart"/>
-      <w:r>
-        <w:t>dv.precio_unitario</w:t>
+      <w:proofErr w:type="gramStart"/>
+      <w:r>
+        <w:t>dv.precio</w:t>
+      </w:r>
+      <w:proofErr w:type="gramEnd"/>
+      <w:r>
+        <w:t>_unitario</w:t>
       </w:r>
       <w:proofErr w:type="spellEnd"/>
       <w:r>
@@ -1993,19 +2378,29 @@
     </w:p>
     <w:p>
       <w:r>
-        <w:t xml:space="preserve">       SUM(</w:t>
+        <w:t xml:space="preserve">       </w:t>
+      </w:r>
+      <w:proofErr w:type="gramStart"/>
+      <w:r>
+        <w:t>SUM(</w:t>
       </w:r>
       <w:proofErr w:type="spellStart"/>
       <w:r>
         <w:t>dv.cantidad</w:t>
       </w:r>
       <w:proofErr w:type="spellEnd"/>
+      <w:proofErr w:type="gramEnd"/>
       <w:r>
         <w:t xml:space="preserve"> * </w:t>
       </w:r>
       <w:proofErr w:type="spellStart"/>
-      <w:r>
-        <w:t>dv.precio_unitario</w:t>
+      <w:proofErr w:type="gramStart"/>
+      <w:r>
+        <w:t>dv.precio</w:t>
+      </w:r>
+      <w:proofErr w:type="gramEnd"/>
+      <w:r>
+        <w:t>_unitario</w:t>
       </w:r>
       <w:proofErr w:type="spellEnd"/>
       <w:r>
@@ -2040,8 +2435,16 @@
         <w:rPr>
           <w:lang w:val="en-GB"/>
         </w:rPr>
-        <w:t>GROUP BY dv.id_venta;</w:t>
-      </w:r>
+        <w:t>GROUP BY dv.id_</w:t>
+      </w:r>
+      <w:proofErr w:type="gramStart"/>
+      <w:r>
+        <w:rPr>
+          <w:lang w:val="en-GB"/>
+        </w:rPr>
+        <w:t>venta;</w:t>
+      </w:r>
+      <w:proofErr w:type="gramEnd"/>
     </w:p>
     <w:p>
       <w:pPr>
@@ -2068,29 +2471,41 @@
         <w:t xml:space="preserve">, </w:t>
       </w:r>
       <w:proofErr w:type="spellStart"/>
+      <w:proofErr w:type="gramStart"/>
       <w:r>
         <w:t>c.nombre</w:t>
       </w:r>
       <w:proofErr w:type="spellEnd"/>
+      <w:proofErr w:type="gramEnd"/>
       <w:r>
         <w:t>,</w:t>
       </w:r>
     </w:p>
     <w:p>
       <w:r>
-        <w:t xml:space="preserve">       SUM(</w:t>
+        <w:t xml:space="preserve">       </w:t>
+      </w:r>
+      <w:proofErr w:type="gramStart"/>
+      <w:r>
+        <w:t>SUM(</w:t>
       </w:r>
       <w:proofErr w:type="spellStart"/>
       <w:r>
         <w:t>dv.cantidad</w:t>
       </w:r>
       <w:proofErr w:type="spellEnd"/>
+      <w:proofErr w:type="gramEnd"/>
       <w:r>
         <w:t xml:space="preserve"> * </w:t>
       </w:r>
       <w:proofErr w:type="spellStart"/>
-      <w:r>
-        <w:t>dv.precio_unitario</w:t>
+      <w:proofErr w:type="gramStart"/>
+      <w:r>
+        <w:t>dv.precio</w:t>
+      </w:r>
+      <w:proofErr w:type="gramEnd"/>
+      <w:r>
+        <w:t>_unitario</w:t>
       </w:r>
       <w:proofErr w:type="spellEnd"/>
       <w:r>
@@ -2172,7 +2587,21 @@
         <w:rPr>
           <w:lang w:val="en-GB"/>
         </w:rPr>
-        <w:t>GROUP BY c.id_cliente, c.nombre;</w:t>
+        <w:t xml:space="preserve">GROUP BY c.id_cliente, </w:t>
+      </w:r>
+      <w:proofErr w:type="gramStart"/>
+      <w:r>
+        <w:rPr>
+          <w:lang w:val="en-GB"/>
+        </w:rPr>
+        <w:t>c.nombre</w:t>
+      </w:r>
+      <w:proofErr w:type="gramEnd"/>
+      <w:r>
+        <w:rPr>
+          <w:lang w:val="en-GB"/>
+        </w:rPr>
+        <w:t>;</w:t>
       </w:r>
     </w:p>
     <w:p>
@@ -2200,29 +2629,41 @@
         <w:t xml:space="preserve">, </w:t>
       </w:r>
       <w:proofErr w:type="spellStart"/>
+      <w:proofErr w:type="gramStart"/>
       <w:r>
         <w:t>c.nombre</w:t>
       </w:r>
       <w:proofErr w:type="spellEnd"/>
+      <w:proofErr w:type="gramEnd"/>
       <w:r>
         <w:t>,</w:t>
       </w:r>
     </w:p>
     <w:p>
       <w:r>
-        <w:t xml:space="preserve">       SUM(</w:t>
+        <w:t xml:space="preserve">       </w:t>
+      </w:r>
+      <w:proofErr w:type="gramStart"/>
+      <w:r>
+        <w:t>SUM(</w:t>
       </w:r>
       <w:proofErr w:type="spellStart"/>
       <w:r>
         <w:t>dv.cantidad</w:t>
       </w:r>
       <w:proofErr w:type="spellEnd"/>
+      <w:proofErr w:type="gramEnd"/>
       <w:r>
         <w:t xml:space="preserve"> * </w:t>
       </w:r>
       <w:proofErr w:type="spellStart"/>
-      <w:r>
-        <w:t>dv.precio_unitario</w:t>
+      <w:proofErr w:type="gramStart"/>
+      <w:r>
+        <w:t>dv.precio</w:t>
+      </w:r>
+      <w:proofErr w:type="gramEnd"/>
+      <w:r>
+        <w:t>_unitario</w:t>
       </w:r>
       <w:proofErr w:type="spellEnd"/>
       <w:r>
@@ -2305,8 +2746,16 @@
         <w:rPr>
           <w:lang w:val="en-GB"/>
         </w:rPr>
-        <w:t>GROUP BY c.id_cliente, c.nombre</w:t>
-      </w:r>
+        <w:t xml:space="preserve">GROUP BY c.id_cliente, </w:t>
+      </w:r>
+      <w:proofErr w:type="gramStart"/>
+      <w:r>
+        <w:rPr>
+          <w:lang w:val="en-GB"/>
+        </w:rPr>
+        <w:t>c.nombre</w:t>
+      </w:r>
+      <w:proofErr w:type="gramEnd"/>
     </w:p>
     <w:p>
       <w:pPr>
@@ -2331,19 +2780,156 @@
         <w:rPr>
           <w:lang w:val="en-GB"/>
         </w:rPr>
+        <w:t xml:space="preserve">LIMIT </w:t>
+      </w:r>
+      <w:proofErr w:type="gramStart"/>
+      <w:r>
+        <w:rPr>
+          <w:lang w:val="en-GB"/>
+        </w:rPr>
+        <w:t>3;</w:t>
+      </w:r>
+      <w:proofErr w:type="gramEnd"/>
+    </w:p>
+    <w:p>
+      <w:pPr>
+        <w:rPr>
+          <w:lang w:val="en-GB"/>
+        </w:rPr>
+      </w:pPr>
+    </w:p>
+    <w:p>
+      <w:r>
+        <w:t>-- 15</w:t>
+      </w:r>
+    </w:p>
+    <w:p>
+      <w:r>
+        <w:t xml:space="preserve">SELECT </w:t>
+      </w:r>
+      <w:proofErr w:type="spellStart"/>
+      <w:r>
+        <w:t>p.id_producto</w:t>
+      </w:r>
+      <w:proofErr w:type="spellEnd"/>
+      <w:r>
+        <w:t xml:space="preserve">, </w:t>
+      </w:r>
+      <w:proofErr w:type="spellStart"/>
+      <w:proofErr w:type="gramStart"/>
+      <w:r>
+        <w:t>p.nombre</w:t>
+      </w:r>
+      <w:proofErr w:type="spellEnd"/>
+      <w:proofErr w:type="gramEnd"/>
+      <w:r>
+        <w:t>,</w:t>
+      </w:r>
+    </w:p>
+    <w:p>
+      <w:r>
+        <w:t xml:space="preserve">       </w:t>
+      </w:r>
+      <w:proofErr w:type="gramStart"/>
+      <w:r>
+        <w:t>SUM(</w:t>
+      </w:r>
+      <w:proofErr w:type="spellStart"/>
+      <w:r>
+        <w:t>dv.cantidad</w:t>
+      </w:r>
+      <w:proofErr w:type="spellEnd"/>
+      <w:proofErr w:type="gramEnd"/>
+      <w:r>
+        <w:t xml:space="preserve">) AS </w:t>
+      </w:r>
+      <w:proofErr w:type="spellStart"/>
+      <w:r>
+        <w:t>unidades_vendidas</w:t>
+      </w:r>
+      <w:proofErr w:type="spellEnd"/>
+    </w:p>
+    <w:p>
+      <w:r>
+        <w:t>FROM productos p</w:t>
+      </w:r>
+    </w:p>
+    <w:p>
+      <w:r>
+        <w:t xml:space="preserve">JOIN </w:t>
+      </w:r>
+      <w:proofErr w:type="spellStart"/>
+      <w:r>
+        <w:t>detalle_venta</w:t>
+      </w:r>
+      <w:proofErr w:type="spellEnd"/>
+      <w:r>
+        <w:t xml:space="preserve"> </w:t>
+      </w:r>
+      <w:proofErr w:type="spellStart"/>
+      <w:r>
+        <w:t>dv</w:t>
+      </w:r>
+      <w:proofErr w:type="spellEnd"/>
+      <w:r>
+        <w:t xml:space="preserve"> ON </w:t>
+      </w:r>
+      <w:proofErr w:type="spellStart"/>
+      <w:r>
+        <w:t>p.id_producto</w:t>
+      </w:r>
+      <w:proofErr w:type="spellEnd"/>
+      <w:r>
+        <w:t xml:space="preserve"> = </w:t>
+      </w:r>
+      <w:proofErr w:type="spellStart"/>
+      <w:r>
+        <w:t>dv.id_producto</w:t>
+      </w:r>
+      <w:proofErr w:type="spellEnd"/>
+    </w:p>
+    <w:p>
+      <w:r>
+        <w:t xml:space="preserve">GROUP BY </w:t>
+      </w:r>
+      <w:proofErr w:type="spellStart"/>
+      <w:r>
+        <w:t>p.id_producto</w:t>
+      </w:r>
+      <w:proofErr w:type="spellEnd"/>
+      <w:r>
+        <w:t xml:space="preserve">, </w:t>
+      </w:r>
+      <w:proofErr w:type="spellStart"/>
+      <w:proofErr w:type="gramStart"/>
+      <w:r>
+        <w:t>p.nombre</w:t>
+      </w:r>
+      <w:proofErr w:type="spellEnd"/>
+      <w:proofErr w:type="gramEnd"/>
+    </w:p>
+    <w:p>
+      <w:r>
+        <w:t xml:space="preserve">ORDER BY </w:t>
+      </w:r>
+      <w:proofErr w:type="spellStart"/>
+      <w:r>
+        <w:t>unidades_vendidas</w:t>
+      </w:r>
+      <w:proofErr w:type="spellEnd"/>
+      <w:r>
+        <w:t xml:space="preserve"> DESC</w:t>
+      </w:r>
+    </w:p>
+    <w:p>
+      <w:r>
         <w:t>LIMIT 3;</w:t>
       </w:r>
     </w:p>
-    <w:p>
-      <w:pPr>
-        <w:rPr>
-          <w:lang w:val="en-GB"/>
-        </w:rPr>
-      </w:pPr>
-    </w:p>
-    <w:p>
-      <w:r>
-        <w:t>-- 15</w:t>
+    <w:p/>
+    <w:p>
+      <w:r>
+        <w:t>-- 16</w:t>
       </w:r>
     </w:p>
     <w:p>
@@ -2351,43 +2937,55 @@
         <w:t xml:space="preserve">SELECT </w:t>
       </w:r>
       <w:proofErr w:type="spellStart"/>
-      <w:r>
-        <w:t>p.id_producto</w:t>
-      </w:r>
-      <w:proofErr w:type="spellEnd"/>
-      <w:r>
-        <w:t xml:space="preserve">, </w:t>
-      </w:r>
-      <w:proofErr w:type="spellStart"/>
-      <w:r>
-        <w:t>p.nombre</w:t>
-      </w:r>
-      <w:proofErr w:type="spellEnd"/>
+      <w:proofErr w:type="gramStart"/>
+      <w:r>
+        <w:t>v.fecha</w:t>
+      </w:r>
+      <w:proofErr w:type="spellEnd"/>
+      <w:proofErr w:type="gramEnd"/>
       <w:r>
         <w:t>,</w:t>
       </w:r>
     </w:p>
     <w:p>
       <w:r>
-        <w:t xml:space="preserve">       SUM(</w:t>
+        <w:t xml:space="preserve">       </w:t>
+      </w:r>
+      <w:proofErr w:type="gramStart"/>
+      <w:r>
+        <w:t>SUM(</w:t>
       </w:r>
       <w:proofErr w:type="spellStart"/>
       <w:r>
         <w:t>dv.cantidad</w:t>
       </w:r>
       <w:proofErr w:type="spellEnd"/>
+      <w:proofErr w:type="gramEnd"/>
+      <w:r>
+        <w:t xml:space="preserve"> * </w:t>
+      </w:r>
+      <w:proofErr w:type="spellStart"/>
+      <w:proofErr w:type="gramStart"/>
+      <w:r>
+        <w:t>dv.precio</w:t>
+      </w:r>
+      <w:proofErr w:type="gramEnd"/>
+      <w:r>
+        <w:t>_unitario</w:t>
+      </w:r>
+      <w:proofErr w:type="spellEnd"/>
       <w:r>
         <w:t xml:space="preserve">) AS </w:t>
       </w:r>
       <w:proofErr w:type="spellStart"/>
       <w:r>
-        <w:t>unidades_vendidas</w:t>
-      </w:r>
-      <w:proofErr w:type="spellEnd"/>
-    </w:p>
-    <w:p>
-      <w:r>
-        <w:t>FROM productos p</w:t>
+        <w:t>facturacion_dia</w:t>
+      </w:r>
+      <w:proofErr w:type="spellEnd"/>
+    </w:p>
+    <w:p>
+      <w:r>
+        <w:t>FROM ventas v</w:t>
       </w:r>
     </w:p>
     <w:p>
@@ -2412,7 +3010,7 @@
       </w:r>
       <w:proofErr w:type="spellStart"/>
       <w:r>
-        <w:t>p.id_producto</w:t>
+        <w:t>v.id_venta</w:t>
       </w:r>
       <w:proofErr w:type="spellEnd"/>
       <w:r>
@@ -2420,155 +3018,205 @@
       </w:r>
       <w:proofErr w:type="spellStart"/>
       <w:r>
-        <w:t>dv.id_producto</w:t>
-      </w:r>
-      <w:proofErr w:type="spellEnd"/>
-    </w:p>
-    <w:p>
-      <w:r>
+        <w:t>dv.id_venta</w:t>
+      </w:r>
+      <w:proofErr w:type="spellEnd"/>
+    </w:p>
+    <w:p>
+      <w:pPr>
+        <w:rPr>
+          <w:lang w:val="en-GB"/>
+        </w:rPr>
+      </w:pPr>
+      <w:r>
+        <w:rPr>
+          <w:lang w:val="en-GB"/>
+        </w:rPr>
         <w:t xml:space="preserve">GROUP BY </w:t>
       </w:r>
-      <w:proofErr w:type="spellStart"/>
-      <w:r>
-        <w:t>p.id_producto</w:t>
-      </w:r>
-      <w:proofErr w:type="spellEnd"/>
-      <w:r>
-        <w:t xml:space="preserve">, </w:t>
-      </w:r>
-      <w:proofErr w:type="spellStart"/>
-      <w:r>
-        <w:t>p.nombre</w:t>
-      </w:r>
-      <w:proofErr w:type="spellEnd"/>
-    </w:p>
-    <w:p>
-      <w:r>
+      <w:proofErr w:type="gramStart"/>
+      <w:r>
+        <w:rPr>
+          <w:lang w:val="en-GB"/>
+        </w:rPr>
+        <w:t>v.fecha</w:t>
+      </w:r>
+      <w:proofErr w:type="gramEnd"/>
+    </w:p>
+    <w:p>
+      <w:pPr>
+        <w:rPr>
+          <w:lang w:val="en-GB"/>
+        </w:rPr>
+      </w:pPr>
+      <w:r>
+        <w:rPr>
+          <w:lang w:val="en-GB"/>
+        </w:rPr>
         <w:t xml:space="preserve">ORDER BY </w:t>
       </w:r>
       <w:proofErr w:type="spellStart"/>
-      <w:r>
-        <w:t>unidades_vendidas</w:t>
-      </w:r>
-      <w:proofErr w:type="spellEnd"/>
-      <w:r>
-        <w:t xml:space="preserve"> DESC</w:t>
-      </w:r>
-    </w:p>
-    <w:p>
-      <w:r>
-        <w:t>LIMIT 3;</w:t>
-      </w:r>
-    </w:p>
-    <w:p/>
-    <w:p>
-      <w:r>
-        <w:t>-- 16</w:t>
-      </w:r>
-    </w:p>
-    <w:p>
-      <w:r>
-        <w:t xml:space="preserve">SELECT </w:t>
-      </w:r>
-      <w:proofErr w:type="spellStart"/>
-      <w:r>
+      <w:proofErr w:type="gramStart"/>
+      <w:r>
+        <w:rPr>
+          <w:lang w:val="en-GB"/>
+        </w:rPr>
         <w:t>v.fecha</w:t>
       </w:r>
       <w:proofErr w:type="spellEnd"/>
-      <w:r>
-        <w:t>,</w:t>
-      </w:r>
-    </w:p>
-    <w:p>
-      <w:r>
-        <w:t xml:space="preserve">       SUM(</w:t>
-      </w:r>
-      <w:proofErr w:type="spellStart"/>
-      <w:r>
-        <w:t>dv.cantidad</w:t>
-      </w:r>
-      <w:proofErr w:type="spellEnd"/>
-      <w:r>
-        <w:t xml:space="preserve"> * </w:t>
-      </w:r>
-      <w:proofErr w:type="spellStart"/>
-      <w:r>
-        <w:t>dv.precio_unitario</w:t>
-      </w:r>
-      <w:proofErr w:type="spellEnd"/>
-      <w:r>
-        <w:t xml:space="preserve">) AS </w:t>
-      </w:r>
-      <w:proofErr w:type="spellStart"/>
-      <w:r>
-        <w:t>facturacion_dia</w:t>
-      </w:r>
-      <w:proofErr w:type="spellEnd"/>
-    </w:p>
-    <w:p>
-      <w:r>
-        <w:t>FROM ventas v</w:t>
-      </w:r>
-    </w:p>
-    <w:p>
-      <w:r>
-        <w:t xml:space="preserve">JOIN </w:t>
-      </w:r>
-      <w:proofErr w:type="spellStart"/>
-      <w:r>
-        <w:t>detalle_venta</w:t>
-      </w:r>
-      <w:proofErr w:type="spellEnd"/>
-      <w:r>
-        <w:t xml:space="preserve"> </w:t>
-      </w:r>
-      <w:proofErr w:type="spellStart"/>
-      <w:r>
-        <w:t>dv</w:t>
-      </w:r>
-      <w:proofErr w:type="spellEnd"/>
-      <w:r>
-        <w:t xml:space="preserve"> ON </w:t>
-      </w:r>
-      <w:proofErr w:type="spellStart"/>
-      <w:r>
-        <w:t>v.id_venta</w:t>
-      </w:r>
-      <w:proofErr w:type="spellEnd"/>
-      <w:r>
-        <w:t xml:space="preserve"> = </w:t>
-      </w:r>
-      <w:proofErr w:type="spellStart"/>
-      <w:r>
-        <w:t>dv.id_venta</w:t>
-      </w:r>
-      <w:proofErr w:type="spellEnd"/>
-    </w:p>
-    <w:p>
-      <w:pPr>
-        <w:rPr>
-          <w:lang w:val="en-GB"/>
-        </w:rPr>
-      </w:pPr>
-      <w:r>
-        <w:rPr>
-          <w:lang w:val="en-GB"/>
-        </w:rPr>
-        <w:t>GROUP BY v.fecha</w:t>
-      </w:r>
-    </w:p>
-    <w:p>
-      <w:pPr>
-        <w:rPr>
-          <w:lang w:val="en-GB"/>
-        </w:rPr>
-      </w:pPr>
-      <w:r>
-        <w:rPr>
-          <w:lang w:val="en-GB"/>
-        </w:rPr>
-        <w:t>ORDER BY v.fecha;</w:t>
-      </w:r>
+      <w:proofErr w:type="gramEnd"/>
+      <w:r>
+        <w:rPr>
+          <w:lang w:val="en-GB"/>
+        </w:rPr>
+        <w:t>;</w:t>
+      </w:r>
+    </w:p>
+    <w:p>
+      <w:pPr>
+        <w:rPr>
+          <w:lang w:val="en-GB"/>
+        </w:rPr>
+      </w:pPr>
+    </w:p>
+    <w:p>
+      <w:pPr>
+        <w:shd w:val="clear" w:color="auto" w:fill="E97132" w:themeFill="accent2"/>
+        <w:rPr>
+          <w:lang w:val="en-GB"/>
+        </w:rPr>
+      </w:pPr>
+      <w:r>
+        <w:rPr>
+          <w:lang w:val="en-GB"/>
+        </w:rPr>
+        <w:t>16.1 delete</w:t>
+      </w:r>
+    </w:p>
+    <w:p>
+      <w:pPr>
+        <w:rPr>
+          <w:lang w:val="en-GB"/>
+        </w:rPr>
+      </w:pPr>
+      <w:r>
+        <w:rPr>
+          <w:lang w:val="en-GB"/>
+        </w:rPr>
+        <w:t xml:space="preserve">Delete from </w:t>
+      </w:r>
+      <w:proofErr w:type="gramStart"/>
+      <w:r>
+        <w:rPr>
+          <w:lang w:val="en-GB"/>
+        </w:rPr>
+        <w:t>where</w:t>
+      </w:r>
+      <w:proofErr w:type="gramEnd"/>
+    </w:p>
+    <w:p>
+      <w:pPr>
+        <w:shd w:val="clear" w:color="auto" w:fill="E97132" w:themeFill="accent2"/>
+        <w:rPr>
+          <w:lang w:val="en-GB"/>
+        </w:rPr>
+      </w:pPr>
+      <w:r>
+        <w:rPr>
+          <w:lang w:val="en-GB"/>
+        </w:rPr>
+        <w:t>16.2 update</w:t>
+      </w:r>
+    </w:p>
+    <w:p>
+      <w:pPr>
+        <w:rPr>
+          <w:lang w:val="en-GB"/>
+        </w:rPr>
+      </w:pPr>
+      <w:r>
+        <w:rPr>
+          <w:lang w:val="en-GB"/>
+        </w:rPr>
+        <w:t xml:space="preserve">Update </w:t>
+      </w:r>
+      <w:proofErr w:type="spellStart"/>
+      <w:r>
+        <w:rPr>
+          <w:lang w:val="en-GB"/>
+        </w:rPr>
+        <w:t>nombre_table</w:t>
+      </w:r>
+      <w:proofErr w:type="spellEnd"/>
+      <w:r>
+        <w:rPr>
+          <w:lang w:val="en-GB"/>
+        </w:rPr>
+        <w:t xml:space="preserve"> set columna </w:t>
+      </w:r>
+      <w:proofErr w:type="gramStart"/>
+      <w:r>
+        <w:rPr>
+          <w:lang w:val="en-GB"/>
+        </w:rPr>
+        <w:t>where</w:t>
+      </w:r>
+      <w:proofErr w:type="gramEnd"/>
+    </w:p>
+    <w:p>
+      <w:pPr>
+        <w:rPr>
+          <w:lang w:val="en-GB"/>
+        </w:rPr>
+      </w:pPr>
+      <w:r>
+        <w:rPr>
+          <w:lang w:val="en-GB"/>
+        </w:rPr>
+        <w:t xml:space="preserve">Update </w:t>
+      </w:r>
+      <w:proofErr w:type="spellStart"/>
+      <w:r>
+        <w:rPr>
+          <w:lang w:val="en-GB"/>
+        </w:rPr>
+        <w:t>alumnos</w:t>
+      </w:r>
+      <w:proofErr w:type="spellEnd"/>
+      <w:r>
+        <w:rPr>
+          <w:lang w:val="en-GB"/>
+        </w:rPr>
+        <w:t xml:space="preserve"> set </w:t>
+      </w:r>
+      <w:proofErr w:type="spellStart"/>
+      <w:r>
+        <w:rPr>
+          <w:lang w:val="en-GB"/>
+        </w:rPr>
+        <w:t>edad</w:t>
+      </w:r>
+      <w:proofErr w:type="spellEnd"/>
+      <w:r>
+        <w:rPr>
+          <w:lang w:val="en-GB"/>
+        </w:rPr>
+        <w:t>=21 where id=12</w:t>
+      </w:r>
+    </w:p>
+    <w:p>
+      <w:pPr>
+        <w:rPr>
+          <w:lang w:val="en-GB"/>
+        </w:rPr>
+      </w:pPr>
+    </w:p>
+    <w:p>
+      <w:pPr>
+        <w:rPr>
+          <w:lang w:val="en-GB"/>
+        </w:rPr>
+      </w:pPr>
     </w:p>
     <w:p>
       <w:r>
@@ -2665,7 +3313,6 @@
         </w:numPr>
       </w:pPr>
       <w:r>
-        <w:lastRenderedPageBreak/>
         <w:t>Ventas cuyo total sea superior a la media de ventas.</w:t>
       </w:r>
     </w:p>
@@ -2766,8 +3413,16 @@
         <w:rPr>
           <w:lang w:val="en-GB"/>
         </w:rPr>
-        <w:t>WHERE id_cliente IN (SELECT id_cliente FROM ventas);</w:t>
-      </w:r>
+        <w:t>WHERE id_cliente IN (SELECT id_cliente FROM ventas</w:t>
+      </w:r>
+      <w:proofErr w:type="gramStart"/>
+      <w:r>
+        <w:rPr>
+          <w:lang w:val="en-GB"/>
+        </w:rPr>
+        <w:t>);</w:t>
+      </w:r>
+      <w:proofErr w:type="gramEnd"/>
     </w:p>
     <w:p>
       <w:pPr>
@@ -2825,8 +3480,16 @@
         <w:rPr>
           <w:lang w:val="en-GB"/>
         </w:rPr>
-        <w:t>WHERE id_cliente NOT IN (SELECT id_cliente FROM ventas);</w:t>
-      </w:r>
+        <w:t>WHERE id_cliente NOT IN (SELECT id_cliente FROM ventas</w:t>
+      </w:r>
+      <w:proofErr w:type="gramStart"/>
+      <w:r>
+        <w:rPr>
+          <w:lang w:val="en-GB"/>
+        </w:rPr>
+        <w:t>);</w:t>
+      </w:r>
+      <w:proofErr w:type="gramEnd"/>
     </w:p>
     <w:p>
       <w:pPr>
@@ -2884,8 +3547,16 @@
         <w:rPr>
           <w:lang w:val="en-GB"/>
         </w:rPr>
-        <w:t>WHERE id_producto IN (SELECT id_producto FROM detalle_venta);</w:t>
-      </w:r>
+        <w:t>WHERE id_producto IN (SELECT id_producto FROM detalle_venta</w:t>
+      </w:r>
+      <w:proofErr w:type="gramStart"/>
+      <w:r>
+        <w:rPr>
+          <w:lang w:val="en-GB"/>
+        </w:rPr>
+        <w:t>);</w:t>
+      </w:r>
+      <w:proofErr w:type="gramEnd"/>
     </w:p>
     <w:p>
       <w:pPr>
@@ -2917,6 +3588,7 @@
         <w:rPr>
           <w:lang w:val="en-GB"/>
         </w:rPr>
+        <w:lastRenderedPageBreak/>
         <w:t>SELECT *</w:t>
       </w:r>
     </w:p>
@@ -2943,8 +3615,16 @@
         <w:rPr>
           <w:lang w:val="en-GB"/>
         </w:rPr>
-        <w:t>WHERE id_producto NOT IN (SELECT id_producto FROM detalle_venta);</w:t>
-      </w:r>
+        <w:t>WHERE id_producto NOT IN (SELECT id_producto FROM detalle_venta</w:t>
+      </w:r>
+      <w:proofErr w:type="gramStart"/>
+      <w:r>
+        <w:rPr>
+          <w:lang w:val="en-GB"/>
+        </w:rPr>
+        <w:t>);</w:t>
+      </w:r>
+      <w:proofErr w:type="gramEnd"/>
     </w:p>
     <w:p>
       <w:pPr>
@@ -3002,8 +3682,30 @@
         <w:rPr>
           <w:lang w:val="en-GB"/>
         </w:rPr>
-        <w:t>WHERE precio &gt; (SELECT AVG(precio) FROM productos);</w:t>
-      </w:r>
+        <w:t xml:space="preserve">WHERE precio &gt; (SELECT </w:t>
+      </w:r>
+      <w:proofErr w:type="gramStart"/>
+      <w:r>
+        <w:rPr>
+          <w:lang w:val="en-GB"/>
+        </w:rPr>
+        <w:t>AVG(</w:t>
+      </w:r>
+      <w:proofErr w:type="gramEnd"/>
+      <w:r>
+        <w:rPr>
+          <w:lang w:val="en-GB"/>
+        </w:rPr>
+        <w:t>precio) FROM productos</w:t>
+      </w:r>
+      <w:proofErr w:type="gramStart"/>
+      <w:r>
+        <w:rPr>
+          <w:lang w:val="en-GB"/>
+        </w:rPr>
+        <w:t>);</w:t>
+      </w:r>
+      <w:proofErr w:type="gramEnd"/>
     </w:p>
     <w:p>
       <w:pPr>
@@ -3030,8 +3732,13 @@
         <w:t xml:space="preserve">, </w:t>
       </w:r>
       <w:proofErr w:type="spellStart"/>
-      <w:r>
-        <w:t>t.total_venta</w:t>
+      <w:proofErr w:type="gramStart"/>
+      <w:r>
+        <w:t>t.total</w:t>
+      </w:r>
+      <w:proofErr w:type="gramEnd"/>
+      <w:r>
+        <w:t>_venta</w:t>
       </w:r>
       <w:proofErr w:type="spellEnd"/>
     </w:p>
@@ -3050,7 +3757,15 @@
       </w:r>
       <w:proofErr w:type="spellEnd"/>
       <w:r>
-        <w:t xml:space="preserve">, SUM(cantidad * </w:t>
+        <w:t xml:space="preserve">, </w:t>
+      </w:r>
+      <w:proofErr w:type="gramStart"/>
+      <w:r>
+        <w:t>SUM(</w:t>
+      </w:r>
+      <w:proofErr w:type="gramEnd"/>
+      <w:r>
+        <w:t xml:space="preserve">cantidad * </w:t>
       </w:r>
       <w:proofErr w:type="spellStart"/>
       <w:r>
@@ -3105,8 +3820,13 @@
         <w:t xml:space="preserve">WHERE </w:t>
       </w:r>
       <w:proofErr w:type="spellStart"/>
-      <w:r>
-        <w:t>t.total_venta</w:t>
+      <w:proofErr w:type="gramStart"/>
+      <w:r>
+        <w:t>t.total</w:t>
+      </w:r>
+      <w:proofErr w:type="gramEnd"/>
+      <w:r>
+        <w:t>_venta</w:t>
       </w:r>
       <w:proofErr w:type="spellEnd"/>
       <w:r>
@@ -3118,8 +3838,13 @@
         <w:t xml:space="preserve">  SELECT AVG(</w:t>
       </w:r>
       <w:proofErr w:type="spellStart"/>
-      <w:r>
-        <w:t>x.total_venta</w:t>
+      <w:proofErr w:type="gramStart"/>
+      <w:r>
+        <w:t>x.total</w:t>
+      </w:r>
+      <w:proofErr w:type="gramEnd"/>
+      <w:r>
+        <w:t>_venta</w:t>
       </w:r>
       <w:proofErr w:type="spellEnd"/>
       <w:r>
@@ -3141,7 +3866,15 @@
       </w:r>
       <w:proofErr w:type="spellEnd"/>
       <w:r>
-        <w:t xml:space="preserve">, SUM(cantidad * </w:t>
+        <w:t xml:space="preserve">, </w:t>
+      </w:r>
+      <w:proofErr w:type="gramStart"/>
+      <w:r>
+        <w:t>SUM(</w:t>
+      </w:r>
+      <w:proofErr w:type="gramEnd"/>
+      <w:r>
+        <w:t xml:space="preserve">cantidad * </w:t>
       </w:r>
       <w:proofErr w:type="spellStart"/>
       <w:r>
@@ -3221,16 +3954,23 @@
         <w:t xml:space="preserve">, </w:t>
       </w:r>
       <w:proofErr w:type="spellStart"/>
+      <w:proofErr w:type="gramStart"/>
       <w:r>
         <w:t>c.nombre</w:t>
       </w:r>
       <w:proofErr w:type="spellEnd"/>
+      <w:proofErr w:type="gramEnd"/>
       <w:r>
         <w:t xml:space="preserve">, </w:t>
       </w:r>
       <w:proofErr w:type="spellStart"/>
-      <w:r>
-        <w:t>tot.gasto_total</w:t>
+      <w:proofErr w:type="gramStart"/>
+      <w:r>
+        <w:t>tot.gasto</w:t>
+      </w:r>
+      <w:proofErr w:type="gramEnd"/>
+      <w:r>
+        <w:t>_total</w:t>
       </w:r>
       <w:proofErr w:type="spellEnd"/>
     </w:p>
@@ -3241,6 +3981,7 @@
     </w:p>
     <w:p>
       <w:r>
+        <w:lastRenderedPageBreak/>
         <w:t>JOIN (</w:t>
       </w:r>
     </w:p>
@@ -3254,19 +3995,29 @@
       </w:r>
       <w:proofErr w:type="spellEnd"/>
       <w:r>
-        <w:t>, SUM(</w:t>
+        <w:t xml:space="preserve">, </w:t>
+      </w:r>
+      <w:proofErr w:type="gramStart"/>
+      <w:r>
+        <w:t>SUM(</w:t>
       </w:r>
       <w:proofErr w:type="spellStart"/>
       <w:r>
         <w:t>dv.cantidad</w:t>
       </w:r>
       <w:proofErr w:type="spellEnd"/>
+      <w:proofErr w:type="gramEnd"/>
       <w:r>
         <w:t xml:space="preserve"> * </w:t>
       </w:r>
       <w:proofErr w:type="spellStart"/>
-      <w:r>
-        <w:t>dv.precio_unitario</w:t>
+      <w:proofErr w:type="gramStart"/>
+      <w:r>
+        <w:t>dv.precio</w:t>
+      </w:r>
+      <w:proofErr w:type="gramEnd"/>
+      <w:r>
+        <w:t>_unitario</w:t>
       </w:r>
       <w:proofErr w:type="spellEnd"/>
       <w:r>
@@ -3343,20 +4094,48 @@
         <w:rPr>
           <w:lang w:val="en-GB"/>
         </w:rPr>
-        <w:t>) tot ON c.id_cliente = tot.id_cliente</w:t>
-      </w:r>
-    </w:p>
-    <w:p>
-      <w:pPr>
-        <w:rPr>
-          <w:lang w:val="en-GB"/>
-        </w:rPr>
-      </w:pPr>
-      <w:r>
-        <w:rPr>
-          <w:lang w:val="en-GB"/>
-        </w:rPr>
-        <w:t>ORDER BY tot.gasto_total DESC</w:t>
+        <w:t xml:space="preserve">) </w:t>
+      </w:r>
+      <w:proofErr w:type="gramStart"/>
+      <w:r>
+        <w:rPr>
+          <w:lang w:val="en-GB"/>
+        </w:rPr>
+        <w:t>tot</w:t>
+      </w:r>
+      <w:proofErr w:type="gramEnd"/>
+      <w:r>
+        <w:rPr>
+          <w:lang w:val="en-GB"/>
+        </w:rPr>
+        <w:t xml:space="preserve"> ON c.id_cliente = tot.id_cliente</w:t>
+      </w:r>
+    </w:p>
+    <w:p>
+      <w:pPr>
+        <w:rPr>
+          <w:lang w:val="en-GB"/>
+        </w:rPr>
+      </w:pPr>
+      <w:r>
+        <w:rPr>
+          <w:lang w:val="en-GB"/>
+        </w:rPr>
+        <w:t xml:space="preserve">ORDER BY </w:t>
+      </w:r>
+      <w:proofErr w:type="gramStart"/>
+      <w:r>
+        <w:rPr>
+          <w:lang w:val="en-GB"/>
+        </w:rPr>
+        <w:t>tot.gasto</w:t>
+      </w:r>
+      <w:proofErr w:type="gramEnd"/>
+      <w:r>
+        <w:rPr>
+          <w:lang w:val="en-GB"/>
+        </w:rPr>
+        <w:t>_total DESC</w:t>
       </w:r>
     </w:p>
     <w:p>
@@ -3372,8 +4151,13 @@
     </w:p>
     <w:p>
       <w:r>
-        <w:t>SELECT DISTINCT p2.nombre</w:t>
-      </w:r>
+        <w:t>SELECT DISTINCT p</w:t>
+      </w:r>
+      <w:proofErr w:type="gramStart"/>
+      <w:r>
+        <w:t>2.nombre</w:t>
+      </w:r>
+      <w:proofErr w:type="gramEnd"/>
     </w:p>
     <w:p>
       <w:r>
@@ -3452,7 +4236,21 @@
         <w:rPr>
           <w:lang w:val="en-GB"/>
         </w:rPr>
-        <w:t xml:space="preserve">  WHERE p.nombre = 'iPhone 13'</w:t>
+        <w:t xml:space="preserve">  WHERE </w:t>
+      </w:r>
+      <w:proofErr w:type="gramStart"/>
+      <w:r>
+        <w:rPr>
+          <w:lang w:val="en-GB"/>
+        </w:rPr>
+        <w:t>p.nombre</w:t>
+      </w:r>
+      <w:proofErr w:type="gramEnd"/>
+      <w:r>
+        <w:rPr>
+          <w:lang w:val="en-GB"/>
+        </w:rPr>
+        <w:t xml:space="preserve"> = 'iPhone 13'</w:t>
       </w:r>
     </w:p>
     <w:p>
@@ -3505,6 +4303,7 @@
     </w:p>
     <w:p>
       <w:r>
+        <w:lastRenderedPageBreak/>
         <w:t>SELECT nombre, ciudad FROM clientes WHERE ciudad = 'Málaga';</w:t>
       </w:r>
     </w:p>
@@ -3515,135 +4314,335 @@
       </w:r>
     </w:p>
     <w:p>
-      <w:r>
-        <w:t>SELECT * FROM productos WHERE precio &gt; 300 ORDER BY precio DESC;</w:t>
+      <w:pPr>
+        <w:rPr>
+          <w:lang w:val="en-GB"/>
+        </w:rPr>
+      </w:pPr>
+      <w:r>
+        <w:rPr>
+          <w:lang w:val="en-GB"/>
+        </w:rPr>
+        <w:t xml:space="preserve">SELECT * FROM </w:t>
+      </w:r>
+      <w:proofErr w:type="spellStart"/>
+      <w:r>
+        <w:rPr>
+          <w:lang w:val="en-GB"/>
+        </w:rPr>
+        <w:t>productos</w:t>
+      </w:r>
+      <w:proofErr w:type="spellEnd"/>
+      <w:r>
+        <w:rPr>
+          <w:lang w:val="en-GB"/>
+        </w:rPr>
+        <w:t xml:space="preserve"> WHERE </w:t>
+      </w:r>
+      <w:proofErr w:type="spellStart"/>
+      <w:r>
+        <w:rPr>
+          <w:lang w:val="en-GB"/>
+        </w:rPr>
+        <w:t>precio</w:t>
+      </w:r>
+      <w:proofErr w:type="spellEnd"/>
+      <w:r>
+        <w:rPr>
+          <w:lang w:val="en-GB"/>
+        </w:rPr>
+        <w:t xml:space="preserve"> &gt; 300 ORDER BY </w:t>
+      </w:r>
+      <w:proofErr w:type="spellStart"/>
+      <w:r>
+        <w:rPr>
+          <w:lang w:val="en-GB"/>
+        </w:rPr>
+        <w:t>precio</w:t>
+      </w:r>
+      <w:proofErr w:type="spellEnd"/>
+      <w:r>
+        <w:rPr>
+          <w:lang w:val="en-GB"/>
+        </w:rPr>
+        <w:t xml:space="preserve"> </w:t>
+      </w:r>
+      <w:proofErr w:type="gramStart"/>
+      <w:r>
+        <w:rPr>
+          <w:lang w:val="en-GB"/>
+        </w:rPr>
+        <w:t>DESC;</w:t>
+      </w:r>
+      <w:proofErr w:type="gramEnd"/>
+    </w:p>
+    <w:p>
+      <w:pPr>
+        <w:rPr>
+          <w:lang w:val="en-GB"/>
+        </w:rPr>
+      </w:pPr>
+    </w:p>
+    <w:p>
+      <w:r>
+        <w:t>-- 4. Los 3 productos más baratos</w:t>
+      </w:r>
+    </w:p>
+    <w:p>
+      <w:r>
+        <w:t>SELECT * FROM productos ORDER BY precio ASC LIMIT 3;</w:t>
       </w:r>
     </w:p>
     <w:p/>
     <w:p>
       <w:r>
-        <w:t>-- 4. Los 3 productos más baratos</w:t>
-      </w:r>
-    </w:p>
-    <w:p>
-      <w:r>
-        <w:t>SELECT * FROM productos ORDER BY precio ASC LIMIT 3;</w:t>
+        <w:t>-- 5. Cantidad de productos por categoría</w:t>
+      </w:r>
+    </w:p>
+    <w:p>
+      <w:r>
+        <w:t xml:space="preserve">SELECT </w:t>
+      </w:r>
+      <w:proofErr w:type="spellStart"/>
+      <w:proofErr w:type="gramStart"/>
+      <w:r>
+        <w:t>c.nombre</w:t>
+      </w:r>
+      <w:proofErr w:type="spellEnd"/>
+      <w:proofErr w:type="gramEnd"/>
+      <w:r>
+        <w:t xml:space="preserve">, </w:t>
+      </w:r>
+      <w:proofErr w:type="gramStart"/>
+      <w:r>
+        <w:t>COUNT(</w:t>
+      </w:r>
+      <w:proofErr w:type="gramEnd"/>
+      <w:r>
+        <w:t xml:space="preserve">*) AS </w:t>
+      </w:r>
+      <w:proofErr w:type="spellStart"/>
+      <w:r>
+        <w:t>num_productos</w:t>
+      </w:r>
+      <w:proofErr w:type="spellEnd"/>
+    </w:p>
+    <w:p>
+      <w:pPr>
+        <w:rPr>
+          <w:lang w:val="en-GB"/>
+        </w:rPr>
+      </w:pPr>
+      <w:r>
+        <w:rPr>
+          <w:lang w:val="en-GB"/>
+        </w:rPr>
+        <w:t xml:space="preserve">FROM </w:t>
+      </w:r>
+      <w:proofErr w:type="spellStart"/>
+      <w:r>
+        <w:rPr>
+          <w:lang w:val="en-GB"/>
+        </w:rPr>
+        <w:t>categorias</w:t>
+      </w:r>
+      <w:proofErr w:type="spellEnd"/>
+      <w:r>
+        <w:rPr>
+          <w:lang w:val="en-GB"/>
+        </w:rPr>
+        <w:t xml:space="preserve"> c</w:t>
+      </w:r>
+    </w:p>
+    <w:p>
+      <w:pPr>
+        <w:rPr>
+          <w:lang w:val="en-GB"/>
+        </w:rPr>
+      </w:pPr>
+      <w:r>
+        <w:rPr>
+          <w:lang w:val="en-GB"/>
+        </w:rPr>
+        <w:t xml:space="preserve">JOIN </w:t>
+      </w:r>
+      <w:proofErr w:type="spellStart"/>
+      <w:r>
+        <w:rPr>
+          <w:lang w:val="en-GB"/>
+        </w:rPr>
+        <w:t>productos</w:t>
+      </w:r>
+      <w:proofErr w:type="spellEnd"/>
+      <w:r>
+        <w:rPr>
+          <w:lang w:val="en-GB"/>
+        </w:rPr>
+        <w:t xml:space="preserve"> p ON </w:t>
+      </w:r>
+      <w:proofErr w:type="spellStart"/>
+      <w:r>
+        <w:rPr>
+          <w:lang w:val="en-GB"/>
+        </w:rPr>
+        <w:t>c.id_categoria</w:t>
+      </w:r>
+      <w:proofErr w:type="spellEnd"/>
+      <w:r>
+        <w:rPr>
+          <w:lang w:val="en-GB"/>
+        </w:rPr>
+        <w:t xml:space="preserve"> = </w:t>
+      </w:r>
+      <w:proofErr w:type="spellStart"/>
+      <w:r>
+        <w:rPr>
+          <w:lang w:val="en-GB"/>
+        </w:rPr>
+        <w:t>p.id_categoria</w:t>
+      </w:r>
+      <w:proofErr w:type="spellEnd"/>
+    </w:p>
+    <w:p>
+      <w:r>
+        <w:t xml:space="preserve">GROUP BY </w:t>
+      </w:r>
+      <w:proofErr w:type="spellStart"/>
+      <w:proofErr w:type="gramStart"/>
+      <w:r>
+        <w:t>c.nombre</w:t>
+      </w:r>
+      <w:proofErr w:type="spellEnd"/>
+      <w:proofErr w:type="gramEnd"/>
+      <w:r>
+        <w:t>;</w:t>
       </w:r>
     </w:p>
     <w:p/>
     <w:p>
       <w:r>
-        <w:lastRenderedPageBreak/>
-        <w:t>-- 5. Cantidad de productos por categoría</w:t>
-      </w:r>
-    </w:p>
-    <w:p>
-      <w:r>
+        <w:t>-- 6. Stock total de todos los productos</w:t>
+      </w:r>
+    </w:p>
+    <w:p>
+      <w:pPr>
+        <w:rPr>
+          <w:lang w:val="en-GB"/>
+        </w:rPr>
+      </w:pPr>
+      <w:r>
+        <w:rPr>
+          <w:lang w:val="en-GB"/>
+        </w:rPr>
         <w:t xml:space="preserve">SELECT </w:t>
       </w:r>
-      <w:proofErr w:type="spellStart"/>
-      <w:r>
-        <w:t>c.nombre</w:t>
-      </w:r>
-      <w:proofErr w:type="spellEnd"/>
-      <w:r>
-        <w:t xml:space="preserve">, COUNT(*) AS </w:t>
-      </w:r>
-      <w:proofErr w:type="spellStart"/>
-      <w:r>
-        <w:t>num_productos</w:t>
-      </w:r>
-      <w:proofErr w:type="spellEnd"/>
-    </w:p>
-    <w:p>
-      <w:r>
-        <w:t xml:space="preserve">FROM </w:t>
-      </w:r>
-      <w:proofErr w:type="spellStart"/>
-      <w:r>
-        <w:t>categorias</w:t>
-      </w:r>
-      <w:proofErr w:type="spellEnd"/>
-      <w:r>
-        <w:t xml:space="preserve"> c</w:t>
-      </w:r>
-    </w:p>
-    <w:p>
-      <w:r>
-        <w:t xml:space="preserve">JOIN productos p ON </w:t>
-      </w:r>
-      <w:proofErr w:type="spellStart"/>
-      <w:r>
-        <w:t>c.id_categoria</w:t>
-      </w:r>
-      <w:proofErr w:type="spellEnd"/>
-      <w:r>
-        <w:t xml:space="preserve"> = </w:t>
-      </w:r>
-      <w:proofErr w:type="spellStart"/>
-      <w:r>
-        <w:t>p.id_categoria</w:t>
-      </w:r>
-      <w:proofErr w:type="spellEnd"/>
-    </w:p>
-    <w:p>
-      <w:r>
-        <w:t xml:space="preserve">GROUP BY </w:t>
-      </w:r>
-      <w:proofErr w:type="spellStart"/>
-      <w:r>
-        <w:t>c.nombre</w:t>
-      </w:r>
-      <w:proofErr w:type="spellEnd"/>
-      <w:r>
+      <w:proofErr w:type="gramStart"/>
+      <w:r>
+        <w:rPr>
+          <w:lang w:val="en-GB"/>
+        </w:rPr>
+        <w:t>SUM(</w:t>
+      </w:r>
+      <w:proofErr w:type="gramEnd"/>
+      <w:r>
+        <w:rPr>
+          <w:lang w:val="en-GB"/>
+        </w:rPr>
+        <w:t xml:space="preserve">stock) AS </w:t>
+      </w:r>
+      <w:proofErr w:type="spellStart"/>
+      <w:r>
+        <w:rPr>
+          <w:lang w:val="en-GB"/>
+        </w:rPr>
+        <w:t>stock_total</w:t>
+      </w:r>
+      <w:proofErr w:type="spellEnd"/>
+      <w:r>
+        <w:rPr>
+          <w:lang w:val="en-GB"/>
+        </w:rPr>
+        <w:t xml:space="preserve"> FROM </w:t>
+      </w:r>
+      <w:proofErr w:type="spellStart"/>
+      <w:proofErr w:type="gramStart"/>
+      <w:r>
+        <w:rPr>
+          <w:lang w:val="en-GB"/>
+        </w:rPr>
+        <w:t>productos</w:t>
+      </w:r>
+      <w:proofErr w:type="spellEnd"/>
+      <w:r>
+        <w:rPr>
+          <w:lang w:val="en-GB"/>
+        </w:rPr>
         <w:t>;</w:t>
       </w:r>
+      <w:proofErr w:type="gramEnd"/>
+    </w:p>
+    <w:p>
+      <w:pPr>
+        <w:rPr>
+          <w:lang w:val="en-GB"/>
+        </w:rPr>
+      </w:pPr>
+    </w:p>
+    <w:p>
+      <w:r>
+        <w:t>-- 7. Productos que contengan “USB”</w:t>
+      </w:r>
+    </w:p>
+    <w:p>
+      <w:r>
+        <w:t>SELECT * FROM productos WHERE nombre LIKE '%USB%';</w:t>
+      </w:r>
     </w:p>
     <w:p/>
     <w:p>
       <w:r>
-        <w:t>-- 6. Stock total de todos los productos</w:t>
-      </w:r>
-    </w:p>
-    <w:p>
-      <w:r>
-        <w:t xml:space="preserve">SELECT SUM(stock) AS </w:t>
-      </w:r>
-      <w:proofErr w:type="spellStart"/>
-      <w:r>
-        <w:t>stock_total</w:t>
-      </w:r>
-      <w:proofErr w:type="spellEnd"/>
-      <w:r>
-        <w:t xml:space="preserve"> FROM productos;</w:t>
-      </w:r>
-    </w:p>
-    <w:p/>
-    <w:p>
-      <w:r>
-        <w:t>-- 7. Productos que contengan “USB”</w:t>
-      </w:r>
-    </w:p>
-    <w:p>
-      <w:r>
-        <w:t>SELECT * FROM productos WHERE nombre LIKE '%USB%';</w:t>
-      </w:r>
-    </w:p>
-    <w:p/>
-    <w:p>
-      <w:r>
         <w:t>-- 8. Clientes con email NULL</w:t>
       </w:r>
     </w:p>
     <w:p>
-      <w:r>
-        <w:t>SELECT * FROM clientes WHERE email IS NULL;</w:t>
-      </w:r>
+      <w:pPr>
+        <w:rPr>
+          <w:lang w:val="en-GB"/>
+        </w:rPr>
+      </w:pPr>
+      <w:r>
+        <w:rPr>
+          <w:lang w:val="en-GB"/>
+        </w:rPr>
+        <w:t xml:space="preserve">SELECT * FROM </w:t>
+      </w:r>
+      <w:proofErr w:type="spellStart"/>
+      <w:r>
+        <w:rPr>
+          <w:lang w:val="en-GB"/>
+        </w:rPr>
+        <w:t>clientes</w:t>
+      </w:r>
+      <w:proofErr w:type="spellEnd"/>
+      <w:r>
+        <w:rPr>
+          <w:lang w:val="en-GB"/>
+        </w:rPr>
+        <w:t xml:space="preserve"> WHERE email IS </w:t>
+      </w:r>
+      <w:proofErr w:type="gramStart"/>
+      <w:r>
+        <w:rPr>
+          <w:lang w:val="en-GB"/>
+        </w:rPr>
+        <w:t>NULL;</w:t>
+      </w:r>
+      <w:proofErr w:type="gramEnd"/>
     </w:p>
     <w:p>
       <w:r>
         <w:pict w14:anchorId="77A892DB">
-          <v:rect id="_x0000_i1041" style="width:0;height:1.5pt" o:hralign="center" o:hrstd="t" o:hr="t" fillcolor="#a0a0a0" stroked="f"/>
+          <v:rect id="_x0000_i1029" style="width:0;height:1.5pt" o:hralign="center" o:hrstd="t" o:hr="t" fillcolor="#a0a0a0" stroked="f"/>
         </w:pict>
       </w:r>
     </w:p>
@@ -3693,24 +4692,1131 @@
         <w:t xml:space="preserve">, </w:t>
       </w:r>
       <w:proofErr w:type="spellStart"/>
+      <w:proofErr w:type="gramStart"/>
       <w:r>
         <w:t>v.fecha</w:t>
       </w:r>
       <w:proofErr w:type="spellEnd"/>
+      <w:proofErr w:type="gramEnd"/>
       <w:r>
         <w:t xml:space="preserve">, </w:t>
       </w:r>
       <w:proofErr w:type="spellStart"/>
+      <w:proofErr w:type="gramStart"/>
       <w:r>
         <w:t>c.nombre</w:t>
       </w:r>
       <w:proofErr w:type="spellEnd"/>
+      <w:proofErr w:type="gramEnd"/>
       <w:r>
         <w:t xml:space="preserve"> AS cliente, </w:t>
       </w:r>
       <w:proofErr w:type="spellStart"/>
-      <w:r>
-        <w:t>v.metodo_pago</w:t>
+      <w:proofErr w:type="gramStart"/>
+      <w:r>
+        <w:t>v.metodo</w:t>
+      </w:r>
+      <w:proofErr w:type="gramEnd"/>
+      <w:r>
+        <w:t>_pago</w:t>
+      </w:r>
+      <w:proofErr w:type="spellEnd"/>
+    </w:p>
+    <w:p>
+      <w:pPr>
+        <w:rPr>
+          <w:lang w:val="en-GB"/>
+        </w:rPr>
+      </w:pPr>
+      <w:r>
+        <w:rPr>
+          <w:lang w:val="en-GB"/>
+        </w:rPr>
+        <w:t xml:space="preserve">FROM </w:t>
+      </w:r>
+      <w:proofErr w:type="spellStart"/>
+      <w:r>
+        <w:rPr>
+          <w:lang w:val="en-GB"/>
+        </w:rPr>
+        <w:t>ventas</w:t>
+      </w:r>
+      <w:proofErr w:type="spellEnd"/>
+      <w:r>
+        <w:rPr>
+          <w:lang w:val="en-GB"/>
+        </w:rPr>
+        <w:t xml:space="preserve"> v</w:t>
+      </w:r>
+    </w:p>
+    <w:p>
+      <w:pPr>
+        <w:rPr>
+          <w:lang w:val="en-GB"/>
+        </w:rPr>
+      </w:pPr>
+      <w:r>
+        <w:rPr>
+          <w:lang w:val="en-GB"/>
+        </w:rPr>
+        <w:lastRenderedPageBreak/>
+        <w:t xml:space="preserve">JOIN </w:t>
+      </w:r>
+      <w:proofErr w:type="spellStart"/>
+      <w:r>
+        <w:rPr>
+          <w:lang w:val="en-GB"/>
+        </w:rPr>
+        <w:t>clientes</w:t>
+      </w:r>
+      <w:proofErr w:type="spellEnd"/>
+      <w:r>
+        <w:rPr>
+          <w:lang w:val="en-GB"/>
+        </w:rPr>
+        <w:t xml:space="preserve"> c ON </w:t>
+      </w:r>
+      <w:proofErr w:type="spellStart"/>
+      <w:r>
+        <w:rPr>
+          <w:lang w:val="en-GB"/>
+        </w:rPr>
+        <w:t>v.id_cliente</w:t>
+      </w:r>
+      <w:proofErr w:type="spellEnd"/>
+      <w:r>
+        <w:rPr>
+          <w:lang w:val="en-GB"/>
+        </w:rPr>
+        <w:t xml:space="preserve"> = </w:t>
+      </w:r>
+      <w:proofErr w:type="spellStart"/>
+      <w:r>
+        <w:rPr>
+          <w:lang w:val="en-GB"/>
+        </w:rPr>
+        <w:t>c.id_</w:t>
+      </w:r>
+      <w:proofErr w:type="gramStart"/>
+      <w:r>
+        <w:rPr>
+          <w:lang w:val="en-GB"/>
+        </w:rPr>
+        <w:t>cliente</w:t>
+      </w:r>
+      <w:proofErr w:type="spellEnd"/>
+      <w:r>
+        <w:rPr>
+          <w:lang w:val="en-GB"/>
+        </w:rPr>
+        <w:t>;</w:t>
+      </w:r>
+      <w:proofErr w:type="gramEnd"/>
+    </w:p>
+    <w:p>
+      <w:pPr>
+        <w:rPr>
+          <w:lang w:val="en-GB"/>
+        </w:rPr>
+      </w:pPr>
+    </w:p>
+    <w:p>
+      <w:r>
+        <w:t>-- 10. Detalle de venta: id, producto, cantidad y precio</w:t>
+      </w:r>
+    </w:p>
+    <w:p>
+      <w:r>
+        <w:t xml:space="preserve">SELECT </w:t>
+      </w:r>
+      <w:proofErr w:type="spellStart"/>
+      <w:r>
+        <w:t>dv.id_venta</w:t>
+      </w:r>
+      <w:proofErr w:type="spellEnd"/>
+      <w:r>
+        <w:t xml:space="preserve">, </w:t>
+      </w:r>
+      <w:proofErr w:type="spellStart"/>
+      <w:proofErr w:type="gramStart"/>
+      <w:r>
+        <w:t>p.nombre</w:t>
+      </w:r>
+      <w:proofErr w:type="spellEnd"/>
+      <w:proofErr w:type="gramEnd"/>
+      <w:r>
+        <w:t xml:space="preserve"> AS producto, </w:t>
+      </w:r>
+      <w:proofErr w:type="spellStart"/>
+      <w:proofErr w:type="gramStart"/>
+      <w:r>
+        <w:t>dv.cantidad</w:t>
+      </w:r>
+      <w:proofErr w:type="spellEnd"/>
+      <w:proofErr w:type="gramEnd"/>
+      <w:r>
+        <w:t xml:space="preserve">, </w:t>
+      </w:r>
+      <w:proofErr w:type="spellStart"/>
+      <w:proofErr w:type="gramStart"/>
+      <w:r>
+        <w:t>dv.precio</w:t>
+      </w:r>
+      <w:proofErr w:type="gramEnd"/>
+      <w:r>
+        <w:t>_unitario</w:t>
+      </w:r>
+      <w:proofErr w:type="spellEnd"/>
+    </w:p>
+    <w:p>
+      <w:r>
+        <w:t xml:space="preserve">FROM </w:t>
+      </w:r>
+      <w:proofErr w:type="spellStart"/>
+      <w:r>
+        <w:t>detalle_venta</w:t>
+      </w:r>
+      <w:proofErr w:type="spellEnd"/>
+      <w:r>
+        <w:t xml:space="preserve"> </w:t>
+      </w:r>
+      <w:proofErr w:type="spellStart"/>
+      <w:r>
+        <w:t>dv</w:t>
+      </w:r>
+      <w:proofErr w:type="spellEnd"/>
+    </w:p>
+    <w:p>
+      <w:r>
+        <w:t xml:space="preserve">JOIN productos p ON </w:t>
+      </w:r>
+      <w:proofErr w:type="spellStart"/>
+      <w:r>
+        <w:t>dv.id_producto</w:t>
+      </w:r>
+      <w:proofErr w:type="spellEnd"/>
+      <w:r>
+        <w:t xml:space="preserve"> = </w:t>
+      </w:r>
+      <w:proofErr w:type="spellStart"/>
+      <w:r>
+        <w:t>p.id_producto</w:t>
+      </w:r>
+      <w:proofErr w:type="spellEnd"/>
+      <w:r>
+        <w:t>;</w:t>
+      </w:r>
+    </w:p>
+    <w:p/>
+    <w:p>
+      <w:r>
+        <w:t>-- 11. Importe por línea (subtotal)</w:t>
+      </w:r>
+    </w:p>
+    <w:p>
+      <w:r>
+        <w:t xml:space="preserve">SELECT </w:t>
+      </w:r>
+      <w:proofErr w:type="spellStart"/>
+      <w:r>
+        <w:t>dv.id_venta</w:t>
+      </w:r>
+      <w:proofErr w:type="spellEnd"/>
+      <w:r>
+        <w:t xml:space="preserve">, </w:t>
+      </w:r>
+      <w:proofErr w:type="spellStart"/>
+      <w:proofErr w:type="gramStart"/>
+      <w:r>
+        <w:t>p.nombre</w:t>
+      </w:r>
+      <w:proofErr w:type="spellEnd"/>
+      <w:proofErr w:type="gramEnd"/>
+      <w:r>
+        <w:t xml:space="preserve"> AS producto, </w:t>
+      </w:r>
+      <w:proofErr w:type="spellStart"/>
+      <w:proofErr w:type="gramStart"/>
+      <w:r>
+        <w:t>dv.cantidad</w:t>
+      </w:r>
+      <w:proofErr w:type="spellEnd"/>
+      <w:proofErr w:type="gramEnd"/>
+      <w:r>
+        <w:t xml:space="preserve">, </w:t>
+      </w:r>
+      <w:proofErr w:type="spellStart"/>
+      <w:proofErr w:type="gramStart"/>
+      <w:r>
+        <w:t>dv.precio</w:t>
+      </w:r>
+      <w:proofErr w:type="gramEnd"/>
+      <w:r>
+        <w:t>_unitario</w:t>
+      </w:r>
+      <w:proofErr w:type="spellEnd"/>
+      <w:r>
+        <w:t>,</w:t>
+      </w:r>
+    </w:p>
+    <w:p>
+      <w:r>
+        <w:t xml:space="preserve">       </w:t>
+      </w:r>
+      <w:proofErr w:type="spellStart"/>
+      <w:r>
+        <w:t>dv.cantidad</w:t>
+      </w:r>
+      <w:proofErr w:type="spellEnd"/>
+      <w:r>
+        <w:t xml:space="preserve"> * </w:t>
+      </w:r>
+      <w:proofErr w:type="spellStart"/>
+      <w:proofErr w:type="gramStart"/>
+      <w:r>
+        <w:t>dv.precio</w:t>
+      </w:r>
+      <w:proofErr w:type="gramEnd"/>
+      <w:r>
+        <w:t>_unitario</w:t>
+      </w:r>
+      <w:proofErr w:type="spellEnd"/>
+      <w:r>
+        <w:t xml:space="preserve"> AS </w:t>
+      </w:r>
+      <w:proofErr w:type="spellStart"/>
+      <w:r>
+        <w:t>importe_linea</w:t>
+      </w:r>
+      <w:proofErr w:type="spellEnd"/>
+    </w:p>
+    <w:p>
+      <w:r>
+        <w:t xml:space="preserve">FROM </w:t>
+      </w:r>
+      <w:proofErr w:type="spellStart"/>
+      <w:r>
+        <w:t>detalle_venta</w:t>
+      </w:r>
+      <w:proofErr w:type="spellEnd"/>
+      <w:r>
+        <w:t xml:space="preserve"> </w:t>
+      </w:r>
+      <w:proofErr w:type="spellStart"/>
+      <w:r>
+        <w:t>dv</w:t>
+      </w:r>
+      <w:proofErr w:type="spellEnd"/>
+    </w:p>
+    <w:p>
+      <w:r>
+        <w:t xml:space="preserve">JOIN productos p ON </w:t>
+      </w:r>
+      <w:proofErr w:type="spellStart"/>
+      <w:r>
+        <w:t>dv.id_producto</w:t>
+      </w:r>
+      <w:proofErr w:type="spellEnd"/>
+      <w:r>
+        <w:t xml:space="preserve"> = </w:t>
+      </w:r>
+      <w:proofErr w:type="spellStart"/>
+      <w:r>
+        <w:t>p.id_producto</w:t>
+      </w:r>
+      <w:proofErr w:type="spellEnd"/>
+      <w:r>
+        <w:t>;</w:t>
+      </w:r>
+    </w:p>
+    <w:p/>
+    <w:p>
+      <w:r>
+        <w:t xml:space="preserve">-- 12. </w:t>
+      </w:r>
+      <w:proofErr w:type="gramStart"/>
+      <w:r>
+        <w:t>Total</w:t>
+      </w:r>
+      <w:proofErr w:type="gramEnd"/>
+      <w:r>
+        <w:t xml:space="preserve"> de cada venta</w:t>
+      </w:r>
+    </w:p>
+    <w:p>
+      <w:r>
+        <w:t xml:space="preserve">SELECT </w:t>
+      </w:r>
+      <w:proofErr w:type="spellStart"/>
+      <w:r>
+        <w:t>dv.id_venta</w:t>
+      </w:r>
+      <w:proofErr w:type="spellEnd"/>
+      <w:r>
+        <w:t xml:space="preserve">, </w:t>
+      </w:r>
+      <w:proofErr w:type="gramStart"/>
+      <w:r>
+        <w:t>SUM(</w:t>
+      </w:r>
+      <w:proofErr w:type="spellStart"/>
+      <w:r>
+        <w:t>dv.cantidad</w:t>
+      </w:r>
+      <w:proofErr w:type="spellEnd"/>
+      <w:proofErr w:type="gramEnd"/>
+      <w:r>
+        <w:t xml:space="preserve"> * </w:t>
+      </w:r>
+      <w:proofErr w:type="spellStart"/>
+      <w:proofErr w:type="gramStart"/>
+      <w:r>
+        <w:t>dv.precio</w:t>
+      </w:r>
+      <w:proofErr w:type="gramEnd"/>
+      <w:r>
+        <w:t>_unitario</w:t>
+      </w:r>
+      <w:proofErr w:type="spellEnd"/>
+      <w:r>
+        <w:t xml:space="preserve">) AS </w:t>
+      </w:r>
+      <w:proofErr w:type="spellStart"/>
+      <w:r>
+        <w:t>total_venta</w:t>
+      </w:r>
+      <w:proofErr w:type="spellEnd"/>
+    </w:p>
+    <w:p>
+      <w:pPr>
+        <w:rPr>
+          <w:lang w:val="en-GB"/>
+        </w:rPr>
+      </w:pPr>
+      <w:r>
+        <w:rPr>
+          <w:lang w:val="en-GB"/>
+        </w:rPr>
+        <w:t xml:space="preserve">FROM </w:t>
+      </w:r>
+      <w:proofErr w:type="spellStart"/>
+      <w:r>
+        <w:rPr>
+          <w:lang w:val="en-GB"/>
+        </w:rPr>
+        <w:t>detalle_venta</w:t>
+      </w:r>
+      <w:proofErr w:type="spellEnd"/>
+      <w:r>
+        <w:rPr>
+          <w:lang w:val="en-GB"/>
+        </w:rPr>
+        <w:t xml:space="preserve"> dv</w:t>
+      </w:r>
+    </w:p>
+    <w:p>
+      <w:pPr>
+        <w:rPr>
+          <w:lang w:val="en-GB"/>
+        </w:rPr>
+      </w:pPr>
+      <w:r>
+        <w:rPr>
+          <w:lang w:val="en-GB"/>
+        </w:rPr>
+        <w:t xml:space="preserve">GROUP BY </w:t>
+      </w:r>
+      <w:proofErr w:type="spellStart"/>
+      <w:r>
+        <w:rPr>
+          <w:lang w:val="en-GB"/>
+        </w:rPr>
+        <w:t>dv.id_</w:t>
+      </w:r>
+      <w:proofErr w:type="gramStart"/>
+      <w:r>
+        <w:rPr>
+          <w:lang w:val="en-GB"/>
+        </w:rPr>
+        <w:t>venta</w:t>
+      </w:r>
+      <w:proofErr w:type="spellEnd"/>
+      <w:r>
+        <w:rPr>
+          <w:lang w:val="en-GB"/>
+        </w:rPr>
+        <w:t>;</w:t>
+      </w:r>
+      <w:proofErr w:type="gramEnd"/>
+    </w:p>
+    <w:p>
+      <w:pPr>
+        <w:rPr>
+          <w:lang w:val="en-GB"/>
+        </w:rPr>
+      </w:pPr>
+    </w:p>
+    <w:p>
+      <w:r>
+        <w:t xml:space="preserve">-- 13. </w:t>
+      </w:r>
+      <w:proofErr w:type="gramStart"/>
+      <w:r>
+        <w:t>Total</w:t>
+      </w:r>
+      <w:proofErr w:type="gramEnd"/>
+      <w:r>
+        <w:t xml:space="preserve"> gastado por cada cliente</w:t>
+      </w:r>
+    </w:p>
+    <w:p>
+      <w:r>
+        <w:t xml:space="preserve">SELECT </w:t>
+      </w:r>
+      <w:proofErr w:type="spellStart"/>
+      <w:r>
+        <w:t>c.id_cliente</w:t>
+      </w:r>
+      <w:proofErr w:type="spellEnd"/>
+      <w:r>
+        <w:t xml:space="preserve">, </w:t>
+      </w:r>
+      <w:proofErr w:type="spellStart"/>
+      <w:proofErr w:type="gramStart"/>
+      <w:r>
+        <w:t>c.nombre</w:t>
+      </w:r>
+      <w:proofErr w:type="spellEnd"/>
+      <w:proofErr w:type="gramEnd"/>
+      <w:r>
+        <w:t xml:space="preserve">, </w:t>
+      </w:r>
+      <w:proofErr w:type="gramStart"/>
+      <w:r>
+        <w:t>SUM(</w:t>
+      </w:r>
+      <w:proofErr w:type="spellStart"/>
+      <w:r>
+        <w:t>dv.cantidad</w:t>
+      </w:r>
+      <w:proofErr w:type="spellEnd"/>
+      <w:proofErr w:type="gramEnd"/>
+      <w:r>
+        <w:t xml:space="preserve"> * </w:t>
+      </w:r>
+      <w:proofErr w:type="spellStart"/>
+      <w:proofErr w:type="gramStart"/>
+      <w:r>
+        <w:t>dv.precio</w:t>
+      </w:r>
+      <w:proofErr w:type="gramEnd"/>
+      <w:r>
+        <w:t>_unitario</w:t>
+      </w:r>
+      <w:proofErr w:type="spellEnd"/>
+      <w:r>
+        <w:t xml:space="preserve">) AS </w:t>
+      </w:r>
+      <w:proofErr w:type="spellStart"/>
+      <w:r>
+        <w:t>gasto_total</w:t>
+      </w:r>
+      <w:proofErr w:type="spellEnd"/>
+    </w:p>
+    <w:p>
+      <w:pPr>
+        <w:rPr>
+          <w:lang w:val="en-GB"/>
+        </w:rPr>
+      </w:pPr>
+      <w:r>
+        <w:rPr>
+          <w:lang w:val="en-GB"/>
+        </w:rPr>
+        <w:t xml:space="preserve">FROM </w:t>
+      </w:r>
+      <w:proofErr w:type="spellStart"/>
+      <w:r>
+        <w:rPr>
+          <w:lang w:val="en-GB"/>
+        </w:rPr>
+        <w:t>clientes</w:t>
+      </w:r>
+      <w:proofErr w:type="spellEnd"/>
+      <w:r>
+        <w:rPr>
+          <w:lang w:val="en-GB"/>
+        </w:rPr>
+        <w:t xml:space="preserve"> c</w:t>
+      </w:r>
+    </w:p>
+    <w:p>
+      <w:pPr>
+        <w:rPr>
+          <w:lang w:val="en-GB"/>
+        </w:rPr>
+      </w:pPr>
+      <w:r>
+        <w:rPr>
+          <w:lang w:val="en-GB"/>
+        </w:rPr>
+        <w:t xml:space="preserve">JOIN </w:t>
+      </w:r>
+      <w:proofErr w:type="spellStart"/>
+      <w:r>
+        <w:rPr>
+          <w:lang w:val="en-GB"/>
+        </w:rPr>
+        <w:t>ventas</w:t>
+      </w:r>
+      <w:proofErr w:type="spellEnd"/>
+      <w:r>
+        <w:rPr>
+          <w:lang w:val="en-GB"/>
+        </w:rPr>
+        <w:t xml:space="preserve"> v ON </w:t>
+      </w:r>
+      <w:proofErr w:type="spellStart"/>
+      <w:r>
+        <w:rPr>
+          <w:lang w:val="en-GB"/>
+        </w:rPr>
+        <w:t>c.id_cliente</w:t>
+      </w:r>
+      <w:proofErr w:type="spellEnd"/>
+      <w:r>
+        <w:rPr>
+          <w:lang w:val="en-GB"/>
+        </w:rPr>
+        <w:t xml:space="preserve"> = </w:t>
+      </w:r>
+      <w:proofErr w:type="spellStart"/>
+      <w:r>
+        <w:rPr>
+          <w:lang w:val="en-GB"/>
+        </w:rPr>
+        <w:t>v.id_cliente</w:t>
+      </w:r>
+      <w:proofErr w:type="spellEnd"/>
+    </w:p>
+    <w:p>
+      <w:r>
+        <w:t xml:space="preserve">JOIN </w:t>
+      </w:r>
+      <w:proofErr w:type="spellStart"/>
+      <w:r>
+        <w:t>detalle_venta</w:t>
+      </w:r>
+      <w:proofErr w:type="spellEnd"/>
+      <w:r>
+        <w:t xml:space="preserve"> </w:t>
+      </w:r>
+      <w:proofErr w:type="spellStart"/>
+      <w:r>
+        <w:t>dv</w:t>
+      </w:r>
+      <w:proofErr w:type="spellEnd"/>
+      <w:r>
+        <w:t xml:space="preserve"> ON </w:t>
+      </w:r>
+      <w:proofErr w:type="spellStart"/>
+      <w:r>
+        <w:t>v.id_venta</w:t>
+      </w:r>
+      <w:proofErr w:type="spellEnd"/>
+      <w:r>
+        <w:t xml:space="preserve"> = </w:t>
+      </w:r>
+      <w:proofErr w:type="spellStart"/>
+      <w:r>
+        <w:t>dv.id_venta</w:t>
+      </w:r>
+      <w:proofErr w:type="spellEnd"/>
+    </w:p>
+    <w:p>
+      <w:pPr>
+        <w:rPr>
+          <w:lang w:val="en-GB"/>
+        </w:rPr>
+      </w:pPr>
+      <w:r>
+        <w:rPr>
+          <w:lang w:val="en-GB"/>
+        </w:rPr>
+        <w:t xml:space="preserve">GROUP BY </w:t>
+      </w:r>
+      <w:proofErr w:type="spellStart"/>
+      <w:r>
+        <w:rPr>
+          <w:lang w:val="en-GB"/>
+        </w:rPr>
+        <w:t>c.id_cliente</w:t>
+      </w:r>
+      <w:proofErr w:type="spellEnd"/>
+      <w:r>
+        <w:rPr>
+          <w:lang w:val="en-GB"/>
+        </w:rPr>
+        <w:t xml:space="preserve">, </w:t>
+      </w:r>
+      <w:proofErr w:type="spellStart"/>
+      <w:proofErr w:type="gramStart"/>
+      <w:r>
+        <w:rPr>
+          <w:lang w:val="en-GB"/>
+        </w:rPr>
+        <w:t>c.nombre</w:t>
+      </w:r>
+      <w:proofErr w:type="spellEnd"/>
+      <w:proofErr w:type="gramEnd"/>
+      <w:r>
+        <w:rPr>
+          <w:lang w:val="en-GB"/>
+        </w:rPr>
+        <w:t>;</w:t>
+      </w:r>
+    </w:p>
+    <w:p>
+      <w:pPr>
+        <w:rPr>
+          <w:lang w:val="en-GB"/>
+        </w:rPr>
+      </w:pPr>
+    </w:p>
+    <w:p>
+      <w:r>
+        <w:t>-- 14. TOP 3 clientes que más han gastado</w:t>
+      </w:r>
+    </w:p>
+    <w:p>
+      <w:r>
+        <w:t xml:space="preserve">SELECT </w:t>
+      </w:r>
+      <w:proofErr w:type="spellStart"/>
+      <w:r>
+        <w:t>c.id_cliente</w:t>
+      </w:r>
+      <w:proofErr w:type="spellEnd"/>
+      <w:r>
+        <w:t xml:space="preserve">, </w:t>
+      </w:r>
+      <w:proofErr w:type="spellStart"/>
+      <w:proofErr w:type="gramStart"/>
+      <w:r>
+        <w:t>c.nombre</w:t>
+      </w:r>
+      <w:proofErr w:type="spellEnd"/>
+      <w:proofErr w:type="gramEnd"/>
+      <w:r>
+        <w:t xml:space="preserve">, </w:t>
+      </w:r>
+      <w:proofErr w:type="gramStart"/>
+      <w:r>
+        <w:t>SUM(</w:t>
+      </w:r>
+      <w:proofErr w:type="spellStart"/>
+      <w:r>
+        <w:t>dv.cantidad</w:t>
+      </w:r>
+      <w:proofErr w:type="spellEnd"/>
+      <w:proofErr w:type="gramEnd"/>
+      <w:r>
+        <w:t xml:space="preserve"> * </w:t>
+      </w:r>
+      <w:proofErr w:type="spellStart"/>
+      <w:proofErr w:type="gramStart"/>
+      <w:r>
+        <w:t>dv.precio</w:t>
+      </w:r>
+      <w:proofErr w:type="gramEnd"/>
+      <w:r>
+        <w:t>_unitario</w:t>
+      </w:r>
+      <w:proofErr w:type="spellEnd"/>
+      <w:r>
+        <w:t xml:space="preserve">) AS </w:t>
+      </w:r>
+      <w:proofErr w:type="spellStart"/>
+      <w:r>
+        <w:t>gasto_total</w:t>
+      </w:r>
+      <w:proofErr w:type="spellEnd"/>
+    </w:p>
+    <w:p>
+      <w:pPr>
+        <w:rPr>
+          <w:lang w:val="en-GB"/>
+        </w:rPr>
+      </w:pPr>
+      <w:r>
+        <w:rPr>
+          <w:lang w:val="en-GB"/>
+        </w:rPr>
+        <w:lastRenderedPageBreak/>
+        <w:t xml:space="preserve">FROM </w:t>
+      </w:r>
+      <w:proofErr w:type="spellStart"/>
+      <w:r>
+        <w:rPr>
+          <w:lang w:val="en-GB"/>
+        </w:rPr>
+        <w:t>clientes</w:t>
+      </w:r>
+      <w:proofErr w:type="spellEnd"/>
+      <w:r>
+        <w:rPr>
+          <w:lang w:val="en-GB"/>
+        </w:rPr>
+        <w:t xml:space="preserve"> c</w:t>
+      </w:r>
+    </w:p>
+    <w:p>
+      <w:pPr>
+        <w:rPr>
+          <w:lang w:val="en-GB"/>
+        </w:rPr>
+      </w:pPr>
+      <w:r>
+        <w:rPr>
+          <w:lang w:val="en-GB"/>
+        </w:rPr>
+        <w:t xml:space="preserve">JOIN </w:t>
+      </w:r>
+      <w:proofErr w:type="spellStart"/>
+      <w:r>
+        <w:rPr>
+          <w:lang w:val="en-GB"/>
+        </w:rPr>
+        <w:t>ventas</w:t>
+      </w:r>
+      <w:proofErr w:type="spellEnd"/>
+      <w:r>
+        <w:rPr>
+          <w:lang w:val="en-GB"/>
+        </w:rPr>
+        <w:t xml:space="preserve"> v ON </w:t>
+      </w:r>
+      <w:proofErr w:type="spellStart"/>
+      <w:r>
+        <w:rPr>
+          <w:lang w:val="en-GB"/>
+        </w:rPr>
+        <w:t>c.id_cliente</w:t>
+      </w:r>
+      <w:proofErr w:type="spellEnd"/>
+      <w:r>
+        <w:rPr>
+          <w:lang w:val="en-GB"/>
+        </w:rPr>
+        <w:t xml:space="preserve"> = </w:t>
+      </w:r>
+      <w:proofErr w:type="spellStart"/>
+      <w:r>
+        <w:rPr>
+          <w:lang w:val="en-GB"/>
+        </w:rPr>
+        <w:t>v.id_cliente</w:t>
+      </w:r>
+      <w:proofErr w:type="spellEnd"/>
+    </w:p>
+    <w:p>
+      <w:r>
+        <w:t xml:space="preserve">JOIN </w:t>
+      </w:r>
+      <w:proofErr w:type="spellStart"/>
+      <w:r>
+        <w:t>detalle_venta</w:t>
+      </w:r>
+      <w:proofErr w:type="spellEnd"/>
+      <w:r>
+        <w:t xml:space="preserve"> </w:t>
+      </w:r>
+      <w:proofErr w:type="spellStart"/>
+      <w:r>
+        <w:t>dv</w:t>
+      </w:r>
+      <w:proofErr w:type="spellEnd"/>
+      <w:r>
+        <w:t xml:space="preserve"> ON </w:t>
+      </w:r>
+      <w:proofErr w:type="spellStart"/>
+      <w:r>
+        <w:t>v.id_venta</w:t>
+      </w:r>
+      <w:proofErr w:type="spellEnd"/>
+      <w:r>
+        <w:t xml:space="preserve"> = </w:t>
+      </w:r>
+      <w:proofErr w:type="spellStart"/>
+      <w:r>
+        <w:t>dv.id_venta</w:t>
+      </w:r>
+      <w:proofErr w:type="spellEnd"/>
+    </w:p>
+    <w:p>
+      <w:pPr>
+        <w:rPr>
+          <w:lang w:val="en-GB"/>
+        </w:rPr>
+      </w:pPr>
+      <w:r>
+        <w:rPr>
+          <w:lang w:val="en-GB"/>
+        </w:rPr>
+        <w:t xml:space="preserve">GROUP BY </w:t>
+      </w:r>
+      <w:proofErr w:type="spellStart"/>
+      <w:r>
+        <w:rPr>
+          <w:lang w:val="en-GB"/>
+        </w:rPr>
+        <w:t>c.id_cliente</w:t>
+      </w:r>
+      <w:proofErr w:type="spellEnd"/>
+      <w:r>
+        <w:rPr>
+          <w:lang w:val="en-GB"/>
+        </w:rPr>
+        <w:t xml:space="preserve">, </w:t>
+      </w:r>
+      <w:proofErr w:type="spellStart"/>
+      <w:proofErr w:type="gramStart"/>
+      <w:r>
+        <w:rPr>
+          <w:lang w:val="en-GB"/>
+        </w:rPr>
+        <w:t>c.nombre</w:t>
+      </w:r>
+      <w:proofErr w:type="spellEnd"/>
+      <w:proofErr w:type="gramEnd"/>
+    </w:p>
+    <w:p>
+      <w:pPr>
+        <w:rPr>
+          <w:lang w:val="en-GB"/>
+        </w:rPr>
+      </w:pPr>
+      <w:r>
+        <w:rPr>
+          <w:lang w:val="en-GB"/>
+        </w:rPr>
+        <w:t xml:space="preserve">ORDER BY </w:t>
+      </w:r>
+      <w:proofErr w:type="spellStart"/>
+      <w:r>
+        <w:rPr>
+          <w:lang w:val="en-GB"/>
+        </w:rPr>
+        <w:t>gasto_total</w:t>
+      </w:r>
+      <w:proofErr w:type="spellEnd"/>
+      <w:r>
+        <w:rPr>
+          <w:lang w:val="en-GB"/>
+        </w:rPr>
+        <w:t xml:space="preserve"> DESC</w:t>
+      </w:r>
+    </w:p>
+    <w:p>
+      <w:pPr>
+        <w:rPr>
+          <w:lang w:val="en-GB"/>
+        </w:rPr>
+      </w:pPr>
+      <w:r>
+        <w:rPr>
+          <w:lang w:val="en-GB"/>
+        </w:rPr>
+        <w:t xml:space="preserve">LIMIT </w:t>
+      </w:r>
+      <w:proofErr w:type="gramStart"/>
+      <w:r>
+        <w:rPr>
+          <w:lang w:val="en-GB"/>
+        </w:rPr>
+        <w:t>3;</w:t>
+      </w:r>
+      <w:proofErr w:type="gramEnd"/>
+    </w:p>
+    <w:p>
+      <w:pPr>
+        <w:rPr>
+          <w:lang w:val="en-GB"/>
+        </w:rPr>
+      </w:pPr>
+    </w:p>
+    <w:p>
+      <w:r>
+        <w:t>-- 15. TOP 3 productos más vendidos (por unidades)</w:t>
+      </w:r>
+    </w:p>
+    <w:p>
+      <w:r>
+        <w:t xml:space="preserve">SELECT </w:t>
+      </w:r>
+      <w:proofErr w:type="spellStart"/>
+      <w:r>
+        <w:t>p.id_producto</w:t>
+      </w:r>
+      <w:proofErr w:type="spellEnd"/>
+      <w:r>
+        <w:t xml:space="preserve">, </w:t>
+      </w:r>
+      <w:proofErr w:type="spellStart"/>
+      <w:proofErr w:type="gramStart"/>
+      <w:r>
+        <w:t>p.nombre</w:t>
+      </w:r>
+      <w:proofErr w:type="spellEnd"/>
+      <w:proofErr w:type="gramEnd"/>
+      <w:r>
+        <w:t xml:space="preserve">, </w:t>
+      </w:r>
+      <w:proofErr w:type="gramStart"/>
+      <w:r>
+        <w:t>SUM(</w:t>
+      </w:r>
+      <w:proofErr w:type="spellStart"/>
+      <w:r>
+        <w:t>dv.cantidad</w:t>
+      </w:r>
+      <w:proofErr w:type="spellEnd"/>
+      <w:proofErr w:type="gramEnd"/>
+      <w:r>
+        <w:t xml:space="preserve">) AS </w:t>
+      </w:r>
+      <w:proofErr w:type="spellStart"/>
+      <w:r>
+        <w:t>unidades_vendidas</w:t>
+      </w:r>
+      <w:proofErr w:type="spellEnd"/>
+    </w:p>
+    <w:p>
+      <w:r>
+        <w:t>FROM productos p</w:t>
+      </w:r>
+    </w:p>
+    <w:p>
+      <w:r>
+        <w:t xml:space="preserve">JOIN </w:t>
+      </w:r>
+      <w:proofErr w:type="spellStart"/>
+      <w:r>
+        <w:t>detalle_venta</w:t>
+      </w:r>
+      <w:proofErr w:type="spellEnd"/>
+      <w:r>
+        <w:t xml:space="preserve"> </w:t>
+      </w:r>
+      <w:proofErr w:type="spellStart"/>
+      <w:r>
+        <w:t>dv</w:t>
+      </w:r>
+      <w:proofErr w:type="spellEnd"/>
+      <w:r>
+        <w:t xml:space="preserve"> ON </w:t>
+      </w:r>
+      <w:proofErr w:type="spellStart"/>
+      <w:r>
+        <w:t>p.id_producto</w:t>
+      </w:r>
+      <w:proofErr w:type="spellEnd"/>
+      <w:r>
+        <w:t xml:space="preserve"> = </w:t>
+      </w:r>
+      <w:proofErr w:type="spellStart"/>
+      <w:r>
+        <w:t>dv.id_producto</w:t>
+      </w:r>
+      <w:proofErr w:type="spellEnd"/>
+    </w:p>
+    <w:p>
+      <w:r>
+        <w:t xml:space="preserve">GROUP BY </w:t>
+      </w:r>
+      <w:proofErr w:type="spellStart"/>
+      <w:r>
+        <w:t>p.id_producto</w:t>
+      </w:r>
+      <w:proofErr w:type="spellEnd"/>
+      <w:r>
+        <w:t xml:space="preserve">, </w:t>
+      </w:r>
+      <w:proofErr w:type="spellStart"/>
+      <w:proofErr w:type="gramStart"/>
+      <w:r>
+        <w:t>p.nombre</w:t>
+      </w:r>
+      <w:proofErr w:type="spellEnd"/>
+      <w:proofErr w:type="gramEnd"/>
+    </w:p>
+    <w:p>
+      <w:r>
+        <w:t xml:space="preserve">ORDER BY </w:t>
+      </w:r>
+      <w:proofErr w:type="spellStart"/>
+      <w:r>
+        <w:t>unidades_vendidas</w:t>
+      </w:r>
+      <w:proofErr w:type="spellEnd"/>
+      <w:r>
+        <w:t xml:space="preserve"> DESC</w:t>
+      </w:r>
+    </w:p>
+    <w:p>
+      <w:r>
+        <w:t>LIMIT 3;</w:t>
+      </w:r>
+    </w:p>
+    <w:p/>
+    <w:p>
+      <w:r>
+        <w:t>-- 16. Facturación por día</w:t>
+      </w:r>
+    </w:p>
+    <w:p>
+      <w:r>
+        <w:t xml:space="preserve">SELECT </w:t>
+      </w:r>
+      <w:proofErr w:type="spellStart"/>
+      <w:proofErr w:type="gramStart"/>
+      <w:r>
+        <w:t>v.fecha</w:t>
+      </w:r>
+      <w:proofErr w:type="spellEnd"/>
+      <w:proofErr w:type="gramEnd"/>
+      <w:r>
+        <w:t xml:space="preserve">, </w:t>
+      </w:r>
+      <w:proofErr w:type="gramStart"/>
+      <w:r>
+        <w:t>SUM(</w:t>
+      </w:r>
+      <w:proofErr w:type="spellStart"/>
+      <w:r>
+        <w:t>dv.cantidad</w:t>
+      </w:r>
+      <w:proofErr w:type="spellEnd"/>
+      <w:proofErr w:type="gramEnd"/>
+      <w:r>
+        <w:t xml:space="preserve"> * </w:t>
+      </w:r>
+      <w:proofErr w:type="spellStart"/>
+      <w:proofErr w:type="gramStart"/>
+      <w:r>
+        <w:t>dv.precio</w:t>
+      </w:r>
+      <w:proofErr w:type="gramEnd"/>
+      <w:r>
+        <w:t>_unitario</w:t>
+      </w:r>
+      <w:proofErr w:type="spellEnd"/>
+      <w:r>
+        <w:t xml:space="preserve">) AS </w:t>
+      </w:r>
+      <w:proofErr w:type="spellStart"/>
+      <w:r>
+        <w:t>facturacion_dia</w:t>
       </w:r>
       <w:proofErr w:type="spellEnd"/>
     </w:p>
@@ -3721,11 +5827,27 @@
     </w:p>
     <w:p>
       <w:r>
-        <w:t xml:space="preserve">JOIN clientes c ON </w:t>
-      </w:r>
-      <w:proofErr w:type="spellStart"/>
-      <w:r>
-        <w:t>v.id_cliente</w:t>
+        <w:t xml:space="preserve">JOIN </w:t>
+      </w:r>
+      <w:proofErr w:type="spellStart"/>
+      <w:r>
+        <w:t>detalle_venta</w:t>
+      </w:r>
+      <w:proofErr w:type="spellEnd"/>
+      <w:r>
+        <w:t xml:space="preserve"> </w:t>
+      </w:r>
+      <w:proofErr w:type="spellStart"/>
+      <w:r>
+        <w:t>dv</w:t>
+      </w:r>
+      <w:proofErr w:type="spellEnd"/>
+      <w:r>
+        <w:t xml:space="preserve"> ON </w:t>
+      </w:r>
+      <w:proofErr w:type="spellStart"/>
+      <w:r>
+        <w:t>v.id_venta</w:t>
       </w:r>
       <w:proofErr w:type="spellEnd"/>
       <w:r>
@@ -3733,761 +5855,66 @@
       </w:r>
       <w:proofErr w:type="spellStart"/>
       <w:r>
-        <w:t>c.id_cliente</w:t>
-      </w:r>
-      <w:proofErr w:type="spellEnd"/>
-      <w:r>
+        <w:t>dv.id_venta</w:t>
+      </w:r>
+      <w:proofErr w:type="spellEnd"/>
+    </w:p>
+    <w:p>
+      <w:pPr>
+        <w:rPr>
+          <w:lang w:val="en-GB"/>
+        </w:rPr>
+      </w:pPr>
+      <w:r>
+        <w:rPr>
+          <w:lang w:val="en-GB"/>
+        </w:rPr>
+        <w:t xml:space="preserve">GROUP BY </w:t>
+      </w:r>
+      <w:proofErr w:type="spellStart"/>
+      <w:proofErr w:type="gramStart"/>
+      <w:r>
+        <w:rPr>
+          <w:lang w:val="en-GB"/>
+        </w:rPr>
+        <w:t>v.fecha</w:t>
+      </w:r>
+      <w:proofErr w:type="spellEnd"/>
+      <w:proofErr w:type="gramEnd"/>
+    </w:p>
+    <w:p>
+      <w:pPr>
+        <w:rPr>
+          <w:lang w:val="en-GB"/>
+        </w:rPr>
+      </w:pPr>
+      <w:r>
+        <w:rPr>
+          <w:lang w:val="en-GB"/>
+        </w:rPr>
+        <w:t xml:space="preserve">ORDER BY </w:t>
+      </w:r>
+      <w:proofErr w:type="spellStart"/>
+      <w:proofErr w:type="gramStart"/>
+      <w:r>
+        <w:rPr>
+          <w:lang w:val="en-GB"/>
+        </w:rPr>
+        <w:t>v.fecha</w:t>
+      </w:r>
+      <w:proofErr w:type="spellEnd"/>
+      <w:proofErr w:type="gramEnd"/>
+      <w:r>
+        <w:rPr>
+          <w:lang w:val="en-GB"/>
+        </w:rPr>
         <w:t>;</w:t>
       </w:r>
     </w:p>
-    <w:p/>
-    <w:p>
-      <w:r>
-        <w:t>-- 10. Detalle de venta: id, producto, cantidad y precio</w:t>
-      </w:r>
-    </w:p>
-    <w:p>
-      <w:r>
-        <w:t xml:space="preserve">SELECT </w:t>
-      </w:r>
-      <w:proofErr w:type="spellStart"/>
-      <w:r>
-        <w:t>dv.id_venta</w:t>
-      </w:r>
-      <w:proofErr w:type="spellEnd"/>
-      <w:r>
-        <w:t xml:space="preserve">, </w:t>
-      </w:r>
-      <w:proofErr w:type="spellStart"/>
-      <w:r>
-        <w:t>p.nombre</w:t>
-      </w:r>
-      <w:proofErr w:type="spellEnd"/>
-      <w:r>
-        <w:t xml:space="preserve"> AS producto, </w:t>
-      </w:r>
-      <w:proofErr w:type="spellStart"/>
-      <w:r>
-        <w:t>dv.cantidad</w:t>
-      </w:r>
-      <w:proofErr w:type="spellEnd"/>
-      <w:r>
-        <w:t xml:space="preserve">, </w:t>
-      </w:r>
-      <w:proofErr w:type="spellStart"/>
-      <w:r>
-        <w:t>dv.precio_unitario</w:t>
-      </w:r>
-      <w:proofErr w:type="spellEnd"/>
-    </w:p>
-    <w:p>
-      <w:r>
-        <w:t xml:space="preserve">FROM </w:t>
-      </w:r>
-      <w:proofErr w:type="spellStart"/>
-      <w:r>
-        <w:t>detalle_venta</w:t>
-      </w:r>
-      <w:proofErr w:type="spellEnd"/>
-      <w:r>
-        <w:t xml:space="preserve"> </w:t>
-      </w:r>
-      <w:proofErr w:type="spellStart"/>
-      <w:r>
-        <w:t>dv</w:t>
-      </w:r>
-      <w:proofErr w:type="spellEnd"/>
-    </w:p>
-    <w:p>
-      <w:r>
-        <w:t xml:space="preserve">JOIN productos p ON </w:t>
-      </w:r>
-      <w:proofErr w:type="spellStart"/>
-      <w:r>
-        <w:t>dv.id_producto</w:t>
-      </w:r>
-      <w:proofErr w:type="spellEnd"/>
-      <w:r>
-        <w:t xml:space="preserve"> = </w:t>
-      </w:r>
-      <w:proofErr w:type="spellStart"/>
-      <w:r>
-        <w:t>p.id_producto</w:t>
-      </w:r>
-      <w:proofErr w:type="spellEnd"/>
-      <w:r>
-        <w:t>;</w:t>
-      </w:r>
-    </w:p>
-    <w:p/>
-    <w:p>
-      <w:r>
-        <w:t>-- 11. Importe por línea (subtotal)</w:t>
-      </w:r>
-    </w:p>
-    <w:p>
-      <w:r>
-        <w:lastRenderedPageBreak/>
-        <w:t xml:space="preserve">SELECT </w:t>
-      </w:r>
-      <w:proofErr w:type="spellStart"/>
-      <w:r>
-        <w:t>dv.id_venta</w:t>
-      </w:r>
-      <w:proofErr w:type="spellEnd"/>
-      <w:r>
-        <w:t xml:space="preserve">, </w:t>
-      </w:r>
-      <w:proofErr w:type="spellStart"/>
-      <w:r>
-        <w:t>p.nombre</w:t>
-      </w:r>
-      <w:proofErr w:type="spellEnd"/>
-      <w:r>
-        <w:t xml:space="preserve"> AS producto, </w:t>
-      </w:r>
-      <w:proofErr w:type="spellStart"/>
-      <w:r>
-        <w:t>dv.cantidad</w:t>
-      </w:r>
-      <w:proofErr w:type="spellEnd"/>
-      <w:r>
-        <w:t xml:space="preserve">, </w:t>
-      </w:r>
-      <w:proofErr w:type="spellStart"/>
-      <w:r>
-        <w:t>dv.precio_unitario</w:t>
-      </w:r>
-      <w:proofErr w:type="spellEnd"/>
-      <w:r>
-        <w:t>,</w:t>
-      </w:r>
-    </w:p>
-    <w:p>
-      <w:r>
-        <w:t xml:space="preserve">       </w:t>
-      </w:r>
-      <w:proofErr w:type="spellStart"/>
-      <w:r>
-        <w:t>dv.cantidad</w:t>
-      </w:r>
-      <w:proofErr w:type="spellEnd"/>
-      <w:r>
-        <w:t xml:space="preserve"> * </w:t>
-      </w:r>
-      <w:proofErr w:type="spellStart"/>
-      <w:r>
-        <w:t>dv.precio_unitario</w:t>
-      </w:r>
-      <w:proofErr w:type="spellEnd"/>
-      <w:r>
-        <w:t xml:space="preserve"> AS </w:t>
-      </w:r>
-      <w:proofErr w:type="spellStart"/>
-      <w:r>
-        <w:t>importe_linea</w:t>
-      </w:r>
-      <w:proofErr w:type="spellEnd"/>
-    </w:p>
-    <w:p>
-      <w:r>
-        <w:t xml:space="preserve">FROM </w:t>
-      </w:r>
-      <w:proofErr w:type="spellStart"/>
-      <w:r>
-        <w:t>detalle_venta</w:t>
-      </w:r>
-      <w:proofErr w:type="spellEnd"/>
-      <w:r>
-        <w:t xml:space="preserve"> </w:t>
-      </w:r>
-      <w:proofErr w:type="spellStart"/>
-      <w:r>
-        <w:t>dv</w:t>
-      </w:r>
-      <w:proofErr w:type="spellEnd"/>
-    </w:p>
-    <w:p>
-      <w:r>
-        <w:t xml:space="preserve">JOIN productos p ON </w:t>
-      </w:r>
-      <w:proofErr w:type="spellStart"/>
-      <w:r>
-        <w:t>dv.id_producto</w:t>
-      </w:r>
-      <w:proofErr w:type="spellEnd"/>
-      <w:r>
-        <w:t xml:space="preserve"> = </w:t>
-      </w:r>
-      <w:proofErr w:type="spellStart"/>
-      <w:r>
-        <w:t>p.id_producto</w:t>
-      </w:r>
-      <w:proofErr w:type="spellEnd"/>
-      <w:r>
-        <w:t>;</w:t>
-      </w:r>
-    </w:p>
-    <w:p/>
-    <w:p>
-      <w:r>
-        <w:t>-- 12. Total de cada venta</w:t>
-      </w:r>
-    </w:p>
-    <w:p>
-      <w:r>
-        <w:t xml:space="preserve">SELECT </w:t>
-      </w:r>
-      <w:proofErr w:type="spellStart"/>
-      <w:r>
-        <w:t>dv.id_venta</w:t>
-      </w:r>
-      <w:proofErr w:type="spellEnd"/>
-      <w:r>
-        <w:t>, SUM(</w:t>
-      </w:r>
-      <w:proofErr w:type="spellStart"/>
-      <w:r>
-        <w:t>dv.cantidad</w:t>
-      </w:r>
-      <w:proofErr w:type="spellEnd"/>
-      <w:r>
-        <w:t xml:space="preserve"> * </w:t>
-      </w:r>
-      <w:proofErr w:type="spellStart"/>
-      <w:r>
-        <w:t>dv.precio_unitario</w:t>
-      </w:r>
-      <w:proofErr w:type="spellEnd"/>
-      <w:r>
-        <w:t xml:space="preserve">) AS </w:t>
-      </w:r>
-      <w:proofErr w:type="spellStart"/>
-      <w:r>
-        <w:t>total_venta</w:t>
-      </w:r>
-      <w:proofErr w:type="spellEnd"/>
-    </w:p>
-    <w:p>
-      <w:r>
-        <w:t xml:space="preserve">FROM </w:t>
-      </w:r>
-      <w:proofErr w:type="spellStart"/>
-      <w:r>
-        <w:t>detalle_venta</w:t>
-      </w:r>
-      <w:proofErr w:type="spellEnd"/>
-      <w:r>
-        <w:t xml:space="preserve"> </w:t>
-      </w:r>
-      <w:proofErr w:type="spellStart"/>
-      <w:r>
-        <w:t>dv</w:t>
-      </w:r>
-      <w:proofErr w:type="spellEnd"/>
-    </w:p>
-    <w:p>
-      <w:r>
-        <w:t xml:space="preserve">GROUP BY </w:t>
-      </w:r>
-      <w:proofErr w:type="spellStart"/>
-      <w:r>
-        <w:t>dv.id_venta</w:t>
-      </w:r>
-      <w:proofErr w:type="spellEnd"/>
-      <w:r>
-        <w:t>;</w:t>
-      </w:r>
-    </w:p>
-    <w:p/>
-    <w:p>
-      <w:r>
-        <w:t>-- 13. Total gastado por cada cliente</w:t>
-      </w:r>
-    </w:p>
-    <w:p>
-      <w:r>
-        <w:t xml:space="preserve">SELECT </w:t>
-      </w:r>
-      <w:proofErr w:type="spellStart"/>
-      <w:r>
-        <w:t>c.id_cliente</w:t>
-      </w:r>
-      <w:proofErr w:type="spellEnd"/>
-      <w:r>
-        <w:t xml:space="preserve">, </w:t>
-      </w:r>
-      <w:proofErr w:type="spellStart"/>
-      <w:r>
-        <w:t>c.nombre</w:t>
-      </w:r>
-      <w:proofErr w:type="spellEnd"/>
-      <w:r>
-        <w:t>, SUM(</w:t>
-      </w:r>
-      <w:proofErr w:type="spellStart"/>
-      <w:r>
-        <w:t>dv.cantidad</w:t>
-      </w:r>
-      <w:proofErr w:type="spellEnd"/>
-      <w:r>
-        <w:t xml:space="preserve"> * </w:t>
-      </w:r>
-      <w:proofErr w:type="spellStart"/>
-      <w:r>
-        <w:t>dv.precio_unitario</w:t>
-      </w:r>
-      <w:proofErr w:type="spellEnd"/>
-      <w:r>
-        <w:t xml:space="preserve">) AS </w:t>
-      </w:r>
-      <w:proofErr w:type="spellStart"/>
-      <w:r>
-        <w:t>gasto_total</w:t>
-      </w:r>
-      <w:proofErr w:type="spellEnd"/>
-    </w:p>
-    <w:p>
-      <w:r>
-        <w:t>FROM clientes c</w:t>
-      </w:r>
-    </w:p>
-    <w:p>
-      <w:r>
-        <w:t xml:space="preserve">JOIN ventas v ON </w:t>
-      </w:r>
-      <w:proofErr w:type="spellStart"/>
-      <w:r>
-        <w:t>c.id_cliente</w:t>
-      </w:r>
-      <w:proofErr w:type="spellEnd"/>
-      <w:r>
-        <w:t xml:space="preserve"> = </w:t>
-      </w:r>
-      <w:proofErr w:type="spellStart"/>
-      <w:r>
-        <w:t>v.id_cliente</w:t>
-      </w:r>
-      <w:proofErr w:type="spellEnd"/>
-    </w:p>
-    <w:p>
-      <w:r>
-        <w:t xml:space="preserve">JOIN </w:t>
-      </w:r>
-      <w:proofErr w:type="spellStart"/>
-      <w:r>
-        <w:t>detalle_venta</w:t>
-      </w:r>
-      <w:proofErr w:type="spellEnd"/>
-      <w:r>
-        <w:t xml:space="preserve"> </w:t>
-      </w:r>
-      <w:proofErr w:type="spellStart"/>
-      <w:r>
-        <w:t>dv</w:t>
-      </w:r>
-      <w:proofErr w:type="spellEnd"/>
-      <w:r>
-        <w:t xml:space="preserve"> ON </w:t>
-      </w:r>
-      <w:proofErr w:type="spellStart"/>
-      <w:r>
-        <w:t>v.id_venta</w:t>
-      </w:r>
-      <w:proofErr w:type="spellEnd"/>
-      <w:r>
-        <w:t xml:space="preserve"> = </w:t>
-      </w:r>
-      <w:proofErr w:type="spellStart"/>
-      <w:r>
-        <w:t>dv.id_venta</w:t>
-      </w:r>
-      <w:proofErr w:type="spellEnd"/>
-    </w:p>
-    <w:p>
-      <w:r>
-        <w:t xml:space="preserve">GROUP BY </w:t>
-      </w:r>
-      <w:proofErr w:type="spellStart"/>
-      <w:r>
-        <w:t>c.id_cliente</w:t>
-      </w:r>
-      <w:proofErr w:type="spellEnd"/>
-      <w:r>
-        <w:t xml:space="preserve">, </w:t>
-      </w:r>
-      <w:proofErr w:type="spellStart"/>
-      <w:r>
-        <w:t>c.nombre</w:t>
-      </w:r>
-      <w:proofErr w:type="spellEnd"/>
-      <w:r>
-        <w:t>;</w:t>
-      </w:r>
-    </w:p>
-    <w:p/>
-    <w:p>
-      <w:r>
-        <w:t>-- 14. TOP 3 clientes que más han gastado</w:t>
-      </w:r>
-    </w:p>
-    <w:p>
-      <w:r>
-        <w:t xml:space="preserve">SELECT </w:t>
-      </w:r>
-      <w:proofErr w:type="spellStart"/>
-      <w:r>
-        <w:t>c.id_cliente</w:t>
-      </w:r>
-      <w:proofErr w:type="spellEnd"/>
-      <w:r>
-        <w:t xml:space="preserve">, </w:t>
-      </w:r>
-      <w:proofErr w:type="spellStart"/>
-      <w:r>
-        <w:t>c.nombre</w:t>
-      </w:r>
-      <w:proofErr w:type="spellEnd"/>
-      <w:r>
-        <w:t>, SUM(</w:t>
-      </w:r>
-      <w:proofErr w:type="spellStart"/>
-      <w:r>
-        <w:t>dv.cantidad</w:t>
-      </w:r>
-      <w:proofErr w:type="spellEnd"/>
-      <w:r>
-        <w:t xml:space="preserve"> * </w:t>
-      </w:r>
-      <w:proofErr w:type="spellStart"/>
-      <w:r>
-        <w:t>dv.precio_unitario</w:t>
-      </w:r>
-      <w:proofErr w:type="spellEnd"/>
-      <w:r>
-        <w:t xml:space="preserve">) AS </w:t>
-      </w:r>
-      <w:proofErr w:type="spellStart"/>
-      <w:r>
-        <w:t>gasto_total</w:t>
-      </w:r>
-      <w:proofErr w:type="spellEnd"/>
-    </w:p>
-    <w:p>
-      <w:r>
-        <w:t>FROM clientes c</w:t>
-      </w:r>
-    </w:p>
-    <w:p>
-      <w:r>
-        <w:t xml:space="preserve">JOIN ventas v ON </w:t>
-      </w:r>
-      <w:proofErr w:type="spellStart"/>
-      <w:r>
-        <w:t>c.id_cliente</w:t>
-      </w:r>
-      <w:proofErr w:type="spellEnd"/>
-      <w:r>
-        <w:t xml:space="preserve"> = </w:t>
-      </w:r>
-      <w:proofErr w:type="spellStart"/>
-      <w:r>
-        <w:t>v.id_cliente</w:t>
-      </w:r>
-      <w:proofErr w:type="spellEnd"/>
-    </w:p>
-    <w:p>
-      <w:r>
-        <w:t xml:space="preserve">JOIN </w:t>
-      </w:r>
-      <w:proofErr w:type="spellStart"/>
-      <w:r>
-        <w:t>detalle_venta</w:t>
-      </w:r>
-      <w:proofErr w:type="spellEnd"/>
-      <w:r>
-        <w:t xml:space="preserve"> </w:t>
-      </w:r>
-      <w:proofErr w:type="spellStart"/>
-      <w:r>
-        <w:t>dv</w:t>
-      </w:r>
-      <w:proofErr w:type="spellEnd"/>
-      <w:r>
-        <w:t xml:space="preserve"> ON </w:t>
-      </w:r>
-      <w:proofErr w:type="spellStart"/>
-      <w:r>
-        <w:t>v.id_venta</w:t>
-      </w:r>
-      <w:proofErr w:type="spellEnd"/>
-      <w:r>
-        <w:t xml:space="preserve"> = </w:t>
-      </w:r>
-      <w:proofErr w:type="spellStart"/>
-      <w:r>
-        <w:t>dv.id_venta</w:t>
-      </w:r>
-      <w:proofErr w:type="spellEnd"/>
-    </w:p>
-    <w:p>
-      <w:r>
-        <w:t xml:space="preserve">GROUP BY </w:t>
-      </w:r>
-      <w:proofErr w:type="spellStart"/>
-      <w:r>
-        <w:t>c.id_cliente</w:t>
-      </w:r>
-      <w:proofErr w:type="spellEnd"/>
-      <w:r>
-        <w:t xml:space="preserve">, </w:t>
-      </w:r>
-      <w:proofErr w:type="spellStart"/>
-      <w:r>
-        <w:t>c.nombre</w:t>
-      </w:r>
-      <w:proofErr w:type="spellEnd"/>
-    </w:p>
-    <w:p>
-      <w:r>
-        <w:t xml:space="preserve">ORDER BY </w:t>
-      </w:r>
-      <w:proofErr w:type="spellStart"/>
-      <w:r>
-        <w:t>gasto_total</w:t>
-      </w:r>
-      <w:proofErr w:type="spellEnd"/>
-      <w:r>
-        <w:t xml:space="preserve"> DESC</w:t>
-      </w:r>
-    </w:p>
-    <w:p>
-      <w:r>
-        <w:t>LIMIT 3;</w:t>
-      </w:r>
-    </w:p>
-    <w:p/>
-    <w:p>
-      <w:r>
-        <w:t>-- 15. TOP 3 productos más vendidos (por unidades)</w:t>
-      </w:r>
-    </w:p>
-    <w:p>
-      <w:r>
-        <w:lastRenderedPageBreak/>
-        <w:t xml:space="preserve">SELECT </w:t>
-      </w:r>
-      <w:proofErr w:type="spellStart"/>
-      <w:r>
-        <w:t>p.id_producto</w:t>
-      </w:r>
-      <w:proofErr w:type="spellEnd"/>
-      <w:r>
-        <w:t xml:space="preserve">, </w:t>
-      </w:r>
-      <w:proofErr w:type="spellStart"/>
-      <w:r>
-        <w:t>p.nombre</w:t>
-      </w:r>
-      <w:proofErr w:type="spellEnd"/>
-      <w:r>
-        <w:t>, SUM(</w:t>
-      </w:r>
-      <w:proofErr w:type="spellStart"/>
-      <w:r>
-        <w:t>dv.cantidad</w:t>
-      </w:r>
-      <w:proofErr w:type="spellEnd"/>
-      <w:r>
-        <w:t xml:space="preserve">) AS </w:t>
-      </w:r>
-      <w:proofErr w:type="spellStart"/>
-      <w:r>
-        <w:t>unidades_vendidas</w:t>
-      </w:r>
-      <w:proofErr w:type="spellEnd"/>
-    </w:p>
-    <w:p>
-      <w:r>
-        <w:t>FROM productos p</w:t>
-      </w:r>
-    </w:p>
-    <w:p>
-      <w:r>
-        <w:t xml:space="preserve">JOIN </w:t>
-      </w:r>
-      <w:proofErr w:type="spellStart"/>
-      <w:r>
-        <w:t>detalle_venta</w:t>
-      </w:r>
-      <w:proofErr w:type="spellEnd"/>
-      <w:r>
-        <w:t xml:space="preserve"> </w:t>
-      </w:r>
-      <w:proofErr w:type="spellStart"/>
-      <w:r>
-        <w:t>dv</w:t>
-      </w:r>
-      <w:proofErr w:type="spellEnd"/>
-      <w:r>
-        <w:t xml:space="preserve"> ON </w:t>
-      </w:r>
-      <w:proofErr w:type="spellStart"/>
-      <w:r>
-        <w:t>p.id_producto</w:t>
-      </w:r>
-      <w:proofErr w:type="spellEnd"/>
-      <w:r>
-        <w:t xml:space="preserve"> = </w:t>
-      </w:r>
-      <w:proofErr w:type="spellStart"/>
-      <w:r>
-        <w:t>dv.id_producto</w:t>
-      </w:r>
-      <w:proofErr w:type="spellEnd"/>
-    </w:p>
-    <w:p>
-      <w:r>
-        <w:t xml:space="preserve">GROUP BY </w:t>
-      </w:r>
-      <w:proofErr w:type="spellStart"/>
-      <w:r>
-        <w:t>p.id_producto</w:t>
-      </w:r>
-      <w:proofErr w:type="spellEnd"/>
-      <w:r>
-        <w:t xml:space="preserve">, </w:t>
-      </w:r>
-      <w:proofErr w:type="spellStart"/>
-      <w:r>
-        <w:t>p.nombre</w:t>
-      </w:r>
-      <w:proofErr w:type="spellEnd"/>
-    </w:p>
-    <w:p>
-      <w:r>
-        <w:t xml:space="preserve">ORDER BY </w:t>
-      </w:r>
-      <w:proofErr w:type="spellStart"/>
-      <w:r>
-        <w:t>unidades_vendidas</w:t>
-      </w:r>
-      <w:proofErr w:type="spellEnd"/>
-      <w:r>
-        <w:t xml:space="preserve"> DESC</w:t>
-      </w:r>
-    </w:p>
-    <w:p>
-      <w:r>
-        <w:t>LIMIT 3;</w:t>
-      </w:r>
-    </w:p>
-    <w:p/>
-    <w:p>
-      <w:r>
-        <w:t>-- 16. Facturación por día</w:t>
-      </w:r>
-    </w:p>
-    <w:p>
-      <w:r>
-        <w:t xml:space="preserve">SELECT </w:t>
-      </w:r>
-      <w:proofErr w:type="spellStart"/>
-      <w:r>
-        <w:t>v.fecha</w:t>
-      </w:r>
-      <w:proofErr w:type="spellEnd"/>
-      <w:r>
-        <w:t>, SUM(</w:t>
-      </w:r>
-      <w:proofErr w:type="spellStart"/>
-      <w:r>
-        <w:t>dv.cantidad</w:t>
-      </w:r>
-      <w:proofErr w:type="spellEnd"/>
-      <w:r>
-        <w:t xml:space="preserve"> * </w:t>
-      </w:r>
-      <w:proofErr w:type="spellStart"/>
-      <w:r>
-        <w:t>dv.precio_unitario</w:t>
-      </w:r>
-      <w:proofErr w:type="spellEnd"/>
-      <w:r>
-        <w:t xml:space="preserve">) AS </w:t>
-      </w:r>
-      <w:proofErr w:type="spellStart"/>
-      <w:r>
-        <w:t>facturacion_dia</w:t>
-      </w:r>
-      <w:proofErr w:type="spellEnd"/>
-    </w:p>
-    <w:p>
-      <w:r>
-        <w:t>FROM ventas v</w:t>
-      </w:r>
-    </w:p>
-    <w:p>
-      <w:r>
-        <w:t xml:space="preserve">JOIN </w:t>
-      </w:r>
-      <w:proofErr w:type="spellStart"/>
-      <w:r>
-        <w:t>detalle_venta</w:t>
-      </w:r>
-      <w:proofErr w:type="spellEnd"/>
-      <w:r>
-        <w:t xml:space="preserve"> </w:t>
-      </w:r>
-      <w:proofErr w:type="spellStart"/>
-      <w:r>
-        <w:t>dv</w:t>
-      </w:r>
-      <w:proofErr w:type="spellEnd"/>
-      <w:r>
-        <w:t xml:space="preserve"> ON </w:t>
-      </w:r>
-      <w:proofErr w:type="spellStart"/>
-      <w:r>
-        <w:t>v.id_venta</w:t>
-      </w:r>
-      <w:proofErr w:type="spellEnd"/>
-      <w:r>
-        <w:t xml:space="preserve"> = </w:t>
-      </w:r>
-      <w:proofErr w:type="spellStart"/>
-      <w:r>
-        <w:t>dv.id_venta</w:t>
-      </w:r>
-      <w:proofErr w:type="spellEnd"/>
-    </w:p>
-    <w:p>
-      <w:r>
-        <w:t xml:space="preserve">GROUP BY </w:t>
-      </w:r>
-      <w:proofErr w:type="spellStart"/>
-      <w:r>
-        <w:t>v.fecha</w:t>
-      </w:r>
-      <w:proofErr w:type="spellEnd"/>
-    </w:p>
-    <w:p>
-      <w:r>
-        <w:t xml:space="preserve">ORDER BY </w:t>
-      </w:r>
-      <w:proofErr w:type="spellStart"/>
-      <w:r>
-        <w:t>v.fecha</w:t>
-      </w:r>
-      <w:proofErr w:type="spellEnd"/>
-      <w:r>
-        <w:t>;</w:t>
-      </w:r>
-    </w:p>
     <w:p>
       <w:r>
         <w:pict w14:anchorId="1916DED6">
-          <v:rect id="_x0000_i1042" style="width:0;height:1.5pt" o:hralign="center" o:hrstd="t" o:hr="t" fillcolor="#a0a0a0" stroked="f"/>
+          <v:rect id="_x0000_i1030" style="width:0;height:1.5pt" o:hralign="center" o:hrstd="t" o:hr="t" fillcolor="#a0a0a0" stroked="f"/>
         </w:pict>
       </w:r>
     </w:p>
@@ -4525,93 +5952,977 @@
       </w:r>
     </w:p>
     <w:p>
-      <w:r>
-        <w:t>SELECT * FROM clientes</w:t>
-      </w:r>
-    </w:p>
-    <w:p>
-      <w:r>
+      <w:pPr>
+        <w:rPr>
+          <w:lang w:val="en-GB"/>
+        </w:rPr>
+      </w:pPr>
+      <w:r>
+        <w:rPr>
+          <w:lang w:val="en-GB"/>
+        </w:rPr>
+        <w:t xml:space="preserve">SELECT * FROM </w:t>
+      </w:r>
+      <w:proofErr w:type="spellStart"/>
+      <w:r>
+        <w:rPr>
+          <w:lang w:val="en-GB"/>
+        </w:rPr>
+        <w:t>clientes</w:t>
+      </w:r>
+      <w:proofErr w:type="spellEnd"/>
+    </w:p>
+    <w:p>
+      <w:pPr>
+        <w:rPr>
+          <w:lang w:val="en-GB"/>
+        </w:rPr>
+      </w:pPr>
+      <w:r>
+        <w:rPr>
+          <w:lang w:val="en-GB"/>
+        </w:rPr>
         <w:t xml:space="preserve">WHERE </w:t>
       </w:r>
       <w:proofErr w:type="spellStart"/>
       <w:r>
+        <w:rPr>
+          <w:lang w:val="en-GB"/>
+        </w:rPr>
         <w:t>id_cliente</w:t>
       </w:r>
       <w:proofErr w:type="spellEnd"/>
       <w:r>
+        <w:rPr>
+          <w:lang w:val="en-GB"/>
+        </w:rPr>
         <w:t xml:space="preserve"> IN (SELECT </w:t>
       </w:r>
       <w:proofErr w:type="spellStart"/>
       <w:r>
+        <w:rPr>
+          <w:lang w:val="en-GB"/>
+        </w:rPr>
         <w:t>id_cliente</w:t>
       </w:r>
       <w:proofErr w:type="spellEnd"/>
       <w:r>
-        <w:t xml:space="preserve"> FROM ventas);</w:t>
+        <w:rPr>
+          <w:lang w:val="en-GB"/>
+        </w:rPr>
+        <w:t xml:space="preserve"> FROM </w:t>
+      </w:r>
+      <w:proofErr w:type="spellStart"/>
+      <w:r>
+        <w:rPr>
+          <w:lang w:val="en-GB"/>
+        </w:rPr>
+        <w:t>ventas</w:t>
+      </w:r>
+      <w:proofErr w:type="spellEnd"/>
+      <w:proofErr w:type="gramStart"/>
+      <w:r>
+        <w:rPr>
+          <w:lang w:val="en-GB"/>
+        </w:rPr>
+        <w:t>);</w:t>
+      </w:r>
+      <w:proofErr w:type="gramEnd"/>
+    </w:p>
+    <w:p>
+      <w:pPr>
+        <w:rPr>
+          <w:lang w:val="en-GB"/>
+        </w:rPr>
+      </w:pPr>
+    </w:p>
+    <w:p>
+      <w:r>
+        <w:lastRenderedPageBreak/>
+        <w:t>-- 18. Clientes que NO han comprado nunca</w:t>
+      </w:r>
+    </w:p>
+    <w:p>
+      <w:pPr>
+        <w:rPr>
+          <w:lang w:val="en-GB"/>
+        </w:rPr>
+      </w:pPr>
+      <w:r>
+        <w:rPr>
+          <w:lang w:val="en-GB"/>
+        </w:rPr>
+        <w:t xml:space="preserve">SELECT * FROM </w:t>
+      </w:r>
+      <w:proofErr w:type="spellStart"/>
+      <w:r>
+        <w:rPr>
+          <w:lang w:val="en-GB"/>
+        </w:rPr>
+        <w:t>clientes</w:t>
+      </w:r>
+      <w:proofErr w:type="spellEnd"/>
+    </w:p>
+    <w:p>
+      <w:pPr>
+        <w:rPr>
+          <w:lang w:val="en-GB"/>
+        </w:rPr>
+      </w:pPr>
+      <w:r>
+        <w:rPr>
+          <w:lang w:val="en-GB"/>
+        </w:rPr>
+        <w:t xml:space="preserve">WHERE </w:t>
+      </w:r>
+      <w:proofErr w:type="spellStart"/>
+      <w:r>
+        <w:rPr>
+          <w:lang w:val="en-GB"/>
+        </w:rPr>
+        <w:t>id_cliente</w:t>
+      </w:r>
+      <w:proofErr w:type="spellEnd"/>
+      <w:r>
+        <w:rPr>
+          <w:lang w:val="en-GB"/>
+        </w:rPr>
+        <w:t xml:space="preserve"> NOT IN (SELECT </w:t>
+      </w:r>
+      <w:proofErr w:type="spellStart"/>
+      <w:r>
+        <w:rPr>
+          <w:lang w:val="en-GB"/>
+        </w:rPr>
+        <w:t>id_cliente</w:t>
+      </w:r>
+      <w:proofErr w:type="spellEnd"/>
+      <w:r>
+        <w:rPr>
+          <w:lang w:val="en-GB"/>
+        </w:rPr>
+        <w:t xml:space="preserve"> FROM </w:t>
+      </w:r>
+      <w:proofErr w:type="spellStart"/>
+      <w:r>
+        <w:rPr>
+          <w:lang w:val="en-GB"/>
+        </w:rPr>
+        <w:t>ventas</w:t>
+      </w:r>
+      <w:proofErr w:type="spellEnd"/>
+      <w:proofErr w:type="gramStart"/>
+      <w:r>
+        <w:rPr>
+          <w:lang w:val="en-GB"/>
+        </w:rPr>
+        <w:t>);</w:t>
+      </w:r>
+      <w:proofErr w:type="gramEnd"/>
+    </w:p>
+    <w:p>
+      <w:pPr>
+        <w:rPr>
+          <w:lang w:val="en-GB"/>
+        </w:rPr>
+      </w:pPr>
+    </w:p>
+    <w:p>
+      <w:r>
+        <w:t>-- 19. Productos que se han vendido alguna vez</w:t>
+      </w:r>
+    </w:p>
+    <w:p>
+      <w:pPr>
+        <w:rPr>
+          <w:lang w:val="en-GB"/>
+        </w:rPr>
+      </w:pPr>
+      <w:r>
+        <w:rPr>
+          <w:lang w:val="en-GB"/>
+        </w:rPr>
+        <w:t xml:space="preserve">SELECT * FROM </w:t>
+      </w:r>
+      <w:proofErr w:type="spellStart"/>
+      <w:r>
+        <w:rPr>
+          <w:lang w:val="en-GB"/>
+        </w:rPr>
+        <w:t>productos</w:t>
+      </w:r>
+      <w:proofErr w:type="spellEnd"/>
+    </w:p>
+    <w:p>
+      <w:pPr>
+        <w:rPr>
+          <w:lang w:val="en-GB"/>
+        </w:rPr>
+      </w:pPr>
+      <w:r>
+        <w:rPr>
+          <w:lang w:val="en-GB"/>
+        </w:rPr>
+        <w:t xml:space="preserve">WHERE </w:t>
+      </w:r>
+      <w:proofErr w:type="spellStart"/>
+      <w:r>
+        <w:rPr>
+          <w:lang w:val="en-GB"/>
+        </w:rPr>
+        <w:t>id_producto</w:t>
+      </w:r>
+      <w:proofErr w:type="spellEnd"/>
+      <w:r>
+        <w:rPr>
+          <w:lang w:val="en-GB"/>
+        </w:rPr>
+        <w:t xml:space="preserve"> IN (SELECT </w:t>
+      </w:r>
+      <w:proofErr w:type="spellStart"/>
+      <w:r>
+        <w:rPr>
+          <w:lang w:val="en-GB"/>
+        </w:rPr>
+        <w:t>id_producto</w:t>
+      </w:r>
+      <w:proofErr w:type="spellEnd"/>
+      <w:r>
+        <w:rPr>
+          <w:lang w:val="en-GB"/>
+        </w:rPr>
+        <w:t xml:space="preserve"> FROM </w:t>
+      </w:r>
+      <w:proofErr w:type="spellStart"/>
+      <w:r>
+        <w:rPr>
+          <w:lang w:val="en-GB"/>
+        </w:rPr>
+        <w:t>detalle_venta</w:t>
+      </w:r>
+      <w:proofErr w:type="spellEnd"/>
+      <w:proofErr w:type="gramStart"/>
+      <w:r>
+        <w:rPr>
+          <w:lang w:val="en-GB"/>
+        </w:rPr>
+        <w:t>);</w:t>
+      </w:r>
+      <w:proofErr w:type="gramEnd"/>
+    </w:p>
+    <w:p>
+      <w:pPr>
+        <w:rPr>
+          <w:lang w:val="en-GB"/>
+        </w:rPr>
+      </w:pPr>
+    </w:p>
+    <w:p>
+      <w:r>
+        <w:t>-- 20. Productos que NO se han vendido nunca</w:t>
+      </w:r>
+    </w:p>
+    <w:p>
+      <w:pPr>
+        <w:rPr>
+          <w:lang w:val="en-GB"/>
+        </w:rPr>
+      </w:pPr>
+      <w:r>
+        <w:rPr>
+          <w:lang w:val="en-GB"/>
+        </w:rPr>
+        <w:t xml:space="preserve">SELECT * FROM </w:t>
+      </w:r>
+      <w:proofErr w:type="spellStart"/>
+      <w:r>
+        <w:rPr>
+          <w:lang w:val="en-GB"/>
+        </w:rPr>
+        <w:t>productos</w:t>
+      </w:r>
+      <w:proofErr w:type="spellEnd"/>
+    </w:p>
+    <w:p>
+      <w:pPr>
+        <w:rPr>
+          <w:lang w:val="en-GB"/>
+        </w:rPr>
+      </w:pPr>
+      <w:r>
+        <w:rPr>
+          <w:lang w:val="en-GB"/>
+        </w:rPr>
+        <w:t xml:space="preserve">WHERE </w:t>
+      </w:r>
+      <w:proofErr w:type="spellStart"/>
+      <w:r>
+        <w:rPr>
+          <w:lang w:val="en-GB"/>
+        </w:rPr>
+        <w:t>id_producto</w:t>
+      </w:r>
+      <w:proofErr w:type="spellEnd"/>
+      <w:r>
+        <w:rPr>
+          <w:lang w:val="en-GB"/>
+        </w:rPr>
+        <w:t xml:space="preserve"> NOT IN (SELECT </w:t>
+      </w:r>
+      <w:proofErr w:type="spellStart"/>
+      <w:r>
+        <w:rPr>
+          <w:lang w:val="en-GB"/>
+        </w:rPr>
+        <w:t>id_producto</w:t>
+      </w:r>
+      <w:proofErr w:type="spellEnd"/>
+      <w:r>
+        <w:rPr>
+          <w:lang w:val="en-GB"/>
+        </w:rPr>
+        <w:t xml:space="preserve"> FROM </w:t>
+      </w:r>
+      <w:proofErr w:type="spellStart"/>
+      <w:r>
+        <w:rPr>
+          <w:lang w:val="en-GB"/>
+        </w:rPr>
+        <w:t>detalle_venta</w:t>
+      </w:r>
+      <w:proofErr w:type="spellEnd"/>
+      <w:proofErr w:type="gramStart"/>
+      <w:r>
+        <w:rPr>
+          <w:lang w:val="en-GB"/>
+        </w:rPr>
+        <w:t>);</w:t>
+      </w:r>
+      <w:proofErr w:type="gramEnd"/>
+    </w:p>
+    <w:p>
+      <w:pPr>
+        <w:rPr>
+          <w:lang w:val="en-GB"/>
+        </w:rPr>
+      </w:pPr>
+    </w:p>
+    <w:p>
+      <w:r>
+        <w:t>-- 21. Productos con precio superior al precio medio</w:t>
+      </w:r>
+    </w:p>
+    <w:p>
+      <w:pPr>
+        <w:rPr>
+          <w:lang w:val="en-GB"/>
+        </w:rPr>
+      </w:pPr>
+      <w:r>
+        <w:rPr>
+          <w:lang w:val="en-GB"/>
+        </w:rPr>
+        <w:t xml:space="preserve">SELECT * FROM </w:t>
+      </w:r>
+      <w:proofErr w:type="spellStart"/>
+      <w:r>
+        <w:rPr>
+          <w:lang w:val="en-GB"/>
+        </w:rPr>
+        <w:t>productos</w:t>
+      </w:r>
+      <w:proofErr w:type="spellEnd"/>
+    </w:p>
+    <w:p>
+      <w:pPr>
+        <w:rPr>
+          <w:lang w:val="en-GB"/>
+        </w:rPr>
+      </w:pPr>
+      <w:r>
+        <w:rPr>
+          <w:lang w:val="en-GB"/>
+        </w:rPr>
+        <w:t xml:space="preserve">WHERE </w:t>
+      </w:r>
+      <w:proofErr w:type="spellStart"/>
+      <w:r>
+        <w:rPr>
+          <w:lang w:val="en-GB"/>
+        </w:rPr>
+        <w:t>precio</w:t>
+      </w:r>
+      <w:proofErr w:type="spellEnd"/>
+      <w:r>
+        <w:rPr>
+          <w:lang w:val="en-GB"/>
+        </w:rPr>
+        <w:t xml:space="preserve"> &gt; (SELECT </w:t>
+      </w:r>
+      <w:proofErr w:type="gramStart"/>
+      <w:r>
+        <w:rPr>
+          <w:lang w:val="en-GB"/>
+        </w:rPr>
+        <w:t>AVG(</w:t>
+      </w:r>
+      <w:proofErr w:type="spellStart"/>
+      <w:proofErr w:type="gramEnd"/>
+      <w:r>
+        <w:rPr>
+          <w:lang w:val="en-GB"/>
+        </w:rPr>
+        <w:t>precio</w:t>
+      </w:r>
+      <w:proofErr w:type="spellEnd"/>
+      <w:r>
+        <w:rPr>
+          <w:lang w:val="en-GB"/>
+        </w:rPr>
+        <w:t xml:space="preserve">) FROM </w:t>
+      </w:r>
+      <w:proofErr w:type="spellStart"/>
+      <w:r>
+        <w:rPr>
+          <w:lang w:val="en-GB"/>
+        </w:rPr>
+        <w:t>productos</w:t>
+      </w:r>
+      <w:proofErr w:type="spellEnd"/>
+      <w:proofErr w:type="gramStart"/>
+      <w:r>
+        <w:rPr>
+          <w:lang w:val="en-GB"/>
+        </w:rPr>
+        <w:t>);</w:t>
+      </w:r>
+      <w:proofErr w:type="gramEnd"/>
+    </w:p>
+    <w:p>
+      <w:pPr>
+        <w:rPr>
+          <w:lang w:val="en-GB"/>
+        </w:rPr>
+      </w:pPr>
+    </w:p>
+    <w:p>
+      <w:r>
+        <w:t>-- 22. Ventas con total superior a la media de todas las ventas</w:t>
+      </w:r>
+    </w:p>
+    <w:p>
+      <w:r>
+        <w:t xml:space="preserve">SELECT </w:t>
+      </w:r>
+      <w:proofErr w:type="spellStart"/>
+      <w:r>
+        <w:t>t.id_venta</w:t>
+      </w:r>
+      <w:proofErr w:type="spellEnd"/>
+      <w:r>
+        <w:t xml:space="preserve">, </w:t>
+      </w:r>
+      <w:proofErr w:type="spellStart"/>
+      <w:proofErr w:type="gramStart"/>
+      <w:r>
+        <w:t>t.total</w:t>
+      </w:r>
+      <w:proofErr w:type="gramEnd"/>
+      <w:r>
+        <w:t>_venta</w:t>
+      </w:r>
+      <w:proofErr w:type="spellEnd"/>
+    </w:p>
+    <w:p>
+      <w:r>
+        <w:t>FROM (</w:t>
+      </w:r>
+    </w:p>
+    <w:p>
+      <w:r>
+        <w:t xml:space="preserve">  SELECT </w:t>
+      </w:r>
+      <w:proofErr w:type="spellStart"/>
+      <w:r>
+        <w:t>id_venta</w:t>
+      </w:r>
+      <w:proofErr w:type="spellEnd"/>
+      <w:r>
+        <w:t xml:space="preserve">, </w:t>
+      </w:r>
+      <w:proofErr w:type="gramStart"/>
+      <w:r>
+        <w:t>SUM(</w:t>
+      </w:r>
+      <w:proofErr w:type="gramEnd"/>
+      <w:r>
+        <w:t xml:space="preserve">cantidad * </w:t>
+      </w:r>
+      <w:proofErr w:type="spellStart"/>
+      <w:r>
+        <w:t>precio_unitario</w:t>
+      </w:r>
+      <w:proofErr w:type="spellEnd"/>
+      <w:r>
+        <w:t xml:space="preserve">) AS </w:t>
+      </w:r>
+      <w:proofErr w:type="spellStart"/>
+      <w:r>
+        <w:t>total_venta</w:t>
+      </w:r>
+      <w:proofErr w:type="spellEnd"/>
+    </w:p>
+    <w:p>
+      <w:pPr>
+        <w:rPr>
+          <w:lang w:val="en-GB"/>
+        </w:rPr>
+      </w:pPr>
+      <w:r>
+        <w:t xml:space="preserve">  </w:t>
+      </w:r>
+      <w:r>
+        <w:rPr>
+          <w:lang w:val="en-GB"/>
+        </w:rPr>
+        <w:t xml:space="preserve">FROM </w:t>
+      </w:r>
+      <w:proofErr w:type="spellStart"/>
+      <w:r>
+        <w:rPr>
+          <w:lang w:val="en-GB"/>
+        </w:rPr>
+        <w:t>detalle_venta</w:t>
+      </w:r>
+      <w:proofErr w:type="spellEnd"/>
+    </w:p>
+    <w:p>
+      <w:pPr>
+        <w:rPr>
+          <w:lang w:val="en-GB"/>
+        </w:rPr>
+      </w:pPr>
+      <w:r>
+        <w:rPr>
+          <w:lang w:val="en-GB"/>
+        </w:rPr>
+        <w:t xml:space="preserve">  GROUP BY </w:t>
+      </w:r>
+      <w:proofErr w:type="spellStart"/>
+      <w:r>
+        <w:rPr>
+          <w:lang w:val="en-GB"/>
+        </w:rPr>
+        <w:t>id_venta</w:t>
+      </w:r>
+      <w:proofErr w:type="spellEnd"/>
+    </w:p>
+    <w:p>
+      <w:r>
+        <w:t>) t</w:t>
+      </w:r>
+    </w:p>
+    <w:p>
+      <w:r>
+        <w:t xml:space="preserve">WHERE </w:t>
+      </w:r>
+      <w:proofErr w:type="spellStart"/>
+      <w:proofErr w:type="gramStart"/>
+      <w:r>
+        <w:t>t.total</w:t>
+      </w:r>
+      <w:proofErr w:type="gramEnd"/>
+      <w:r>
+        <w:t>_venta</w:t>
+      </w:r>
+      <w:proofErr w:type="spellEnd"/>
+      <w:r>
+        <w:t xml:space="preserve"> &gt; (</w:t>
+      </w:r>
+    </w:p>
+    <w:p>
+      <w:r>
+        <w:t xml:space="preserve">  SELECT AVG(</w:t>
+      </w:r>
+      <w:proofErr w:type="spellStart"/>
+      <w:proofErr w:type="gramStart"/>
+      <w:r>
+        <w:t>x.total</w:t>
+      </w:r>
+      <w:proofErr w:type="gramEnd"/>
+      <w:r>
+        <w:t>_venta</w:t>
+      </w:r>
+      <w:proofErr w:type="spellEnd"/>
+      <w:r>
+        <w:t>)</w:t>
+      </w:r>
+    </w:p>
+    <w:p>
+      <w:r>
+        <w:t xml:space="preserve">  FROM (</w:t>
+      </w:r>
+    </w:p>
+    <w:p>
+      <w:r>
+        <w:t xml:space="preserve">    SELECT </w:t>
+      </w:r>
+      <w:proofErr w:type="spellStart"/>
+      <w:r>
+        <w:t>id_venta</w:t>
+      </w:r>
+      <w:proofErr w:type="spellEnd"/>
+      <w:r>
+        <w:t xml:space="preserve">, </w:t>
+      </w:r>
+      <w:proofErr w:type="gramStart"/>
+      <w:r>
+        <w:t>SUM(</w:t>
+      </w:r>
+      <w:proofErr w:type="gramEnd"/>
+      <w:r>
+        <w:t xml:space="preserve">cantidad * </w:t>
+      </w:r>
+      <w:proofErr w:type="spellStart"/>
+      <w:r>
+        <w:t>precio_unitario</w:t>
+      </w:r>
+      <w:proofErr w:type="spellEnd"/>
+      <w:r>
+        <w:t xml:space="preserve">) AS </w:t>
+      </w:r>
+      <w:proofErr w:type="spellStart"/>
+      <w:r>
+        <w:t>total_venta</w:t>
+      </w:r>
+      <w:proofErr w:type="spellEnd"/>
+    </w:p>
+    <w:p>
+      <w:pPr>
+        <w:rPr>
+          <w:lang w:val="en-GB"/>
+        </w:rPr>
+      </w:pPr>
+      <w:r>
+        <w:t xml:space="preserve">    </w:t>
+      </w:r>
+      <w:r>
+        <w:rPr>
+          <w:lang w:val="en-GB"/>
+        </w:rPr>
+        <w:t xml:space="preserve">FROM </w:t>
+      </w:r>
+      <w:proofErr w:type="spellStart"/>
+      <w:r>
+        <w:rPr>
+          <w:lang w:val="en-GB"/>
+        </w:rPr>
+        <w:t>detalle_venta</w:t>
+      </w:r>
+      <w:proofErr w:type="spellEnd"/>
+    </w:p>
+    <w:p>
+      <w:pPr>
+        <w:rPr>
+          <w:lang w:val="en-GB"/>
+        </w:rPr>
+      </w:pPr>
+      <w:r>
+        <w:rPr>
+          <w:lang w:val="en-GB"/>
+        </w:rPr>
+        <w:lastRenderedPageBreak/>
+        <w:t xml:space="preserve">    GROUP BY </w:t>
+      </w:r>
+      <w:proofErr w:type="spellStart"/>
+      <w:r>
+        <w:rPr>
+          <w:lang w:val="en-GB"/>
+        </w:rPr>
+        <w:t>id_venta</w:t>
+      </w:r>
+      <w:proofErr w:type="spellEnd"/>
+    </w:p>
+    <w:p>
+      <w:r>
+        <w:rPr>
+          <w:lang w:val="en-GB"/>
+        </w:rPr>
+        <w:t xml:space="preserve">  </w:t>
+      </w:r>
+      <w:r>
+        <w:t>) x</w:t>
+      </w:r>
+    </w:p>
+    <w:p>
+      <w:r>
+        <w:t>);</w:t>
       </w:r>
     </w:p>
     <w:p/>
     <w:p>
       <w:r>
-        <w:t>-- 18. Clientes que NO han comprado nunca</w:t>
-      </w:r>
-    </w:p>
-    <w:p>
-      <w:r>
-        <w:t>SELECT * FROM clientes</w:t>
-      </w:r>
-    </w:p>
-    <w:p>
-      <w:r>
-        <w:t xml:space="preserve">WHERE </w:t>
-      </w:r>
-      <w:proofErr w:type="spellStart"/>
-      <w:r>
-        <w:t>id_cliente</w:t>
-      </w:r>
-      <w:proofErr w:type="spellEnd"/>
-      <w:r>
-        <w:t xml:space="preserve"> NOT IN (SELECT </w:t>
-      </w:r>
-      <w:proofErr w:type="spellStart"/>
-      <w:r>
-        <w:t>id_cliente</w:t>
-      </w:r>
-      <w:proofErr w:type="spellEnd"/>
-      <w:r>
-        <w:t xml:space="preserve"> FROM ventas);</w:t>
+        <w:t>-- 23. Cliente que más ha gastado (una sola fila)</w:t>
+      </w:r>
+    </w:p>
+    <w:p>
+      <w:r>
+        <w:t xml:space="preserve">SELECT </w:t>
+      </w:r>
+      <w:proofErr w:type="spellStart"/>
+      <w:r>
+        <w:t>c.id_cliente</w:t>
+      </w:r>
+      <w:proofErr w:type="spellEnd"/>
+      <w:r>
+        <w:t xml:space="preserve">, </w:t>
+      </w:r>
+      <w:proofErr w:type="spellStart"/>
+      <w:proofErr w:type="gramStart"/>
+      <w:r>
+        <w:t>c.nombre</w:t>
+      </w:r>
+      <w:proofErr w:type="spellEnd"/>
+      <w:proofErr w:type="gramEnd"/>
+      <w:r>
+        <w:t xml:space="preserve">, </w:t>
+      </w:r>
+      <w:proofErr w:type="spellStart"/>
+      <w:proofErr w:type="gramStart"/>
+      <w:r>
+        <w:t>tot.gasto</w:t>
+      </w:r>
+      <w:proofErr w:type="gramEnd"/>
+      <w:r>
+        <w:t>_total</w:t>
+      </w:r>
+      <w:proofErr w:type="spellEnd"/>
+    </w:p>
+    <w:p>
+      <w:r>
+        <w:t>FROM clientes c</w:t>
+      </w:r>
+    </w:p>
+    <w:p>
+      <w:r>
+        <w:t>JOIN (</w:t>
+      </w:r>
+    </w:p>
+    <w:p>
+      <w:r>
+        <w:t xml:space="preserve">  SELECT </w:t>
+      </w:r>
+      <w:proofErr w:type="spellStart"/>
+      <w:r>
+        <w:t>v.id_cliente</w:t>
+      </w:r>
+      <w:proofErr w:type="spellEnd"/>
+      <w:r>
+        <w:t xml:space="preserve">, </w:t>
+      </w:r>
+      <w:proofErr w:type="gramStart"/>
+      <w:r>
+        <w:t>SUM(</w:t>
+      </w:r>
+      <w:proofErr w:type="spellStart"/>
+      <w:r>
+        <w:t>dv.cantidad</w:t>
+      </w:r>
+      <w:proofErr w:type="spellEnd"/>
+      <w:proofErr w:type="gramEnd"/>
+      <w:r>
+        <w:t xml:space="preserve"> * </w:t>
+      </w:r>
+      <w:proofErr w:type="spellStart"/>
+      <w:proofErr w:type="gramStart"/>
+      <w:r>
+        <w:t>dv.precio</w:t>
+      </w:r>
+      <w:proofErr w:type="gramEnd"/>
+      <w:r>
+        <w:t>_unitario</w:t>
+      </w:r>
+      <w:proofErr w:type="spellEnd"/>
+      <w:r>
+        <w:t xml:space="preserve">) AS </w:t>
+      </w:r>
+      <w:proofErr w:type="spellStart"/>
+      <w:r>
+        <w:t>gasto_total</w:t>
+      </w:r>
+      <w:proofErr w:type="spellEnd"/>
+    </w:p>
+    <w:p>
+      <w:r>
+        <w:t xml:space="preserve">  FROM ventas v</w:t>
+      </w:r>
+    </w:p>
+    <w:p>
+      <w:r>
+        <w:t xml:space="preserve">  JOIN </w:t>
+      </w:r>
+      <w:proofErr w:type="spellStart"/>
+      <w:r>
+        <w:t>detalle_venta</w:t>
+      </w:r>
+      <w:proofErr w:type="spellEnd"/>
+      <w:r>
+        <w:t xml:space="preserve"> </w:t>
+      </w:r>
+      <w:proofErr w:type="spellStart"/>
+      <w:r>
+        <w:t>dv</w:t>
+      </w:r>
+      <w:proofErr w:type="spellEnd"/>
+      <w:r>
+        <w:t xml:space="preserve"> ON </w:t>
+      </w:r>
+      <w:proofErr w:type="spellStart"/>
+      <w:r>
+        <w:t>v.id_venta</w:t>
+      </w:r>
+      <w:proofErr w:type="spellEnd"/>
+      <w:r>
+        <w:t xml:space="preserve"> = </w:t>
+      </w:r>
+      <w:proofErr w:type="spellStart"/>
+      <w:r>
+        <w:t>dv.id_venta</w:t>
+      </w:r>
+      <w:proofErr w:type="spellEnd"/>
+    </w:p>
+    <w:p>
+      <w:pPr>
+        <w:rPr>
+          <w:lang w:val="en-GB"/>
+        </w:rPr>
+      </w:pPr>
+      <w:r>
+        <w:t xml:space="preserve">  </w:t>
+      </w:r>
+      <w:r>
+        <w:rPr>
+          <w:lang w:val="en-GB"/>
+        </w:rPr>
+        <w:t xml:space="preserve">GROUP BY </w:t>
+      </w:r>
+      <w:proofErr w:type="spellStart"/>
+      <w:r>
+        <w:rPr>
+          <w:lang w:val="en-GB"/>
+        </w:rPr>
+        <w:t>v.id_cliente</w:t>
+      </w:r>
+      <w:proofErr w:type="spellEnd"/>
+    </w:p>
+    <w:p>
+      <w:pPr>
+        <w:rPr>
+          <w:lang w:val="en-GB"/>
+        </w:rPr>
+      </w:pPr>
+      <w:r>
+        <w:rPr>
+          <w:lang w:val="en-GB"/>
+        </w:rPr>
+        <w:t xml:space="preserve">) </w:t>
+      </w:r>
+      <w:proofErr w:type="gramStart"/>
+      <w:r>
+        <w:rPr>
+          <w:lang w:val="en-GB"/>
+        </w:rPr>
+        <w:t>tot</w:t>
+      </w:r>
+      <w:proofErr w:type="gramEnd"/>
+      <w:r>
+        <w:rPr>
+          <w:lang w:val="en-GB"/>
+        </w:rPr>
+        <w:t xml:space="preserve"> ON </w:t>
+      </w:r>
+      <w:proofErr w:type="spellStart"/>
+      <w:r>
+        <w:rPr>
+          <w:lang w:val="en-GB"/>
+        </w:rPr>
+        <w:t>c.id_cliente</w:t>
+      </w:r>
+      <w:proofErr w:type="spellEnd"/>
+      <w:r>
+        <w:rPr>
+          <w:lang w:val="en-GB"/>
+        </w:rPr>
+        <w:t xml:space="preserve"> = </w:t>
+      </w:r>
+      <w:proofErr w:type="spellStart"/>
+      <w:r>
+        <w:rPr>
+          <w:lang w:val="en-GB"/>
+        </w:rPr>
+        <w:t>tot.id_cliente</w:t>
+      </w:r>
+      <w:proofErr w:type="spellEnd"/>
+    </w:p>
+    <w:p>
+      <w:pPr>
+        <w:rPr>
+          <w:lang w:val="en-GB"/>
+        </w:rPr>
+      </w:pPr>
+      <w:r>
+        <w:rPr>
+          <w:lang w:val="en-GB"/>
+        </w:rPr>
+        <w:t xml:space="preserve">ORDER BY </w:t>
+      </w:r>
+      <w:proofErr w:type="spellStart"/>
+      <w:proofErr w:type="gramStart"/>
+      <w:r>
+        <w:rPr>
+          <w:lang w:val="en-GB"/>
+        </w:rPr>
+        <w:t>tot.gasto</w:t>
+      </w:r>
+      <w:proofErr w:type="gramEnd"/>
+      <w:r>
+        <w:rPr>
+          <w:lang w:val="en-GB"/>
+        </w:rPr>
+        <w:t>_total</w:t>
+      </w:r>
+      <w:proofErr w:type="spellEnd"/>
+      <w:r>
+        <w:rPr>
+          <w:lang w:val="en-GB"/>
+        </w:rPr>
+        <w:t xml:space="preserve"> DESC</w:t>
+      </w:r>
+    </w:p>
+    <w:p>
+      <w:r>
+        <w:t>LIMIT 1;</w:t>
       </w:r>
     </w:p>
     <w:p/>
     <w:p>
       <w:r>
-        <w:t>-- 19. Productos que se han vendido alguna vez</w:t>
-      </w:r>
-    </w:p>
-    <w:p>
-      <w:r>
-        <w:t>SELECT * FROM productos</w:t>
-      </w:r>
-    </w:p>
-    <w:p>
-      <w:r>
-        <w:t xml:space="preserve">WHERE </w:t>
-      </w:r>
-      <w:proofErr w:type="spellStart"/>
-      <w:r>
-        <w:t>id_producto</w:t>
-      </w:r>
-      <w:proofErr w:type="spellEnd"/>
-      <w:r>
-        <w:t xml:space="preserve"> IN (SELECT </w:t>
-      </w:r>
-      <w:proofErr w:type="spellStart"/>
-      <w:r>
-        <w:t>id_producto</w:t>
-      </w:r>
-      <w:proofErr w:type="spellEnd"/>
-      <w:r>
-        <w:t xml:space="preserve"> FROM </w:t>
+        <w:t>-- 24. Productos vendidos en la misma venta que el “iPhone 13”</w:t>
+      </w:r>
+    </w:p>
+    <w:p>
+      <w:r>
+        <w:t>SELECT DISTINCT p</w:t>
+      </w:r>
+      <w:proofErr w:type="gramStart"/>
+      <w:r>
+        <w:t>2.nombre</w:t>
+      </w:r>
+      <w:proofErr w:type="gramEnd"/>
+    </w:p>
+    <w:p>
+      <w:r>
+        <w:t xml:space="preserve">FROM </w:t>
       </w:r>
       <w:proofErr w:type="spellStart"/>
       <w:r>
@@ -4619,40 +6930,32 @@
       </w:r>
       <w:proofErr w:type="spellEnd"/>
       <w:r>
-        <w:t>);</w:t>
-      </w:r>
-    </w:p>
-    <w:p/>
-    <w:p>
-      <w:r>
-        <w:lastRenderedPageBreak/>
-        <w:t>-- 20. Productos que NO se han vendido nunca</w:t>
-      </w:r>
-    </w:p>
-    <w:p>
-      <w:r>
-        <w:t>SELECT * FROM productos</w:t>
-      </w:r>
-    </w:p>
-    <w:p>
-      <w:r>
-        <w:t xml:space="preserve">WHERE </w:t>
-      </w:r>
-      <w:proofErr w:type="spellStart"/>
-      <w:r>
-        <w:t>id_producto</w:t>
-      </w:r>
-      <w:proofErr w:type="spellEnd"/>
-      <w:r>
-        <w:t xml:space="preserve"> NOT IN (SELECT </w:t>
-      </w:r>
-      <w:proofErr w:type="spellStart"/>
-      <w:r>
-        <w:t>id_producto</w:t>
-      </w:r>
-      <w:proofErr w:type="spellEnd"/>
-      <w:r>
-        <w:t xml:space="preserve"> FROM </w:t>
+        <w:t xml:space="preserve"> dv2</w:t>
+      </w:r>
+    </w:p>
+    <w:p>
+      <w:r>
+        <w:t>JOIN productos p2 ON dv2.id_producto = p2.id_producto</w:t>
+      </w:r>
+    </w:p>
+    <w:p>
+      <w:r>
+        <w:t>WHERE dv2.id_venta IN (</w:t>
+      </w:r>
+    </w:p>
+    <w:p>
+      <w:r>
+        <w:t xml:space="preserve">  SELECT </w:t>
+      </w:r>
+      <w:proofErr w:type="spellStart"/>
+      <w:r>
+        <w:t>dv.id_venta</w:t>
+      </w:r>
+      <w:proofErr w:type="spellEnd"/>
+    </w:p>
+    <w:p>
+      <w:r>
+        <w:t xml:space="preserve">  FROM </w:t>
       </w:r>
       <w:proofErr w:type="spellStart"/>
       <w:r>
@@ -4660,284 +6963,6 @@
       </w:r>
       <w:proofErr w:type="spellEnd"/>
       <w:r>
-        <w:t>);</w:t>
-      </w:r>
-    </w:p>
-    <w:p/>
-    <w:p>
-      <w:r>
-        <w:t>-- 21. Productos con precio superior al precio medio</w:t>
-      </w:r>
-    </w:p>
-    <w:p>
-      <w:r>
-        <w:t>SELECT * FROM productos</w:t>
-      </w:r>
-    </w:p>
-    <w:p>
-      <w:r>
-        <w:t>WHERE precio &gt; (SELECT AVG(precio) FROM productos);</w:t>
-      </w:r>
-    </w:p>
-    <w:p/>
-    <w:p>
-      <w:r>
-        <w:t>-- 22. Ventas con total superior a la media de todas las ventas</w:t>
-      </w:r>
-    </w:p>
-    <w:p>
-      <w:r>
-        <w:t xml:space="preserve">SELECT </w:t>
-      </w:r>
-      <w:proofErr w:type="spellStart"/>
-      <w:r>
-        <w:t>t.id_venta</w:t>
-      </w:r>
-      <w:proofErr w:type="spellEnd"/>
-      <w:r>
-        <w:t xml:space="preserve">, </w:t>
-      </w:r>
-      <w:proofErr w:type="spellStart"/>
-      <w:r>
-        <w:t>t.total_venta</w:t>
-      </w:r>
-      <w:proofErr w:type="spellEnd"/>
-    </w:p>
-    <w:p>
-      <w:r>
-        <w:t>FROM (</w:t>
-      </w:r>
-    </w:p>
-    <w:p>
-      <w:r>
-        <w:t xml:space="preserve">  SELECT </w:t>
-      </w:r>
-      <w:proofErr w:type="spellStart"/>
-      <w:r>
-        <w:t>id_venta</w:t>
-      </w:r>
-      <w:proofErr w:type="spellEnd"/>
-      <w:r>
-        <w:t xml:space="preserve">, SUM(cantidad * </w:t>
-      </w:r>
-      <w:proofErr w:type="spellStart"/>
-      <w:r>
-        <w:t>precio_unitario</w:t>
-      </w:r>
-      <w:proofErr w:type="spellEnd"/>
-      <w:r>
-        <w:t xml:space="preserve">) AS </w:t>
-      </w:r>
-      <w:proofErr w:type="spellStart"/>
-      <w:r>
-        <w:t>total_venta</w:t>
-      </w:r>
-      <w:proofErr w:type="spellEnd"/>
-    </w:p>
-    <w:p>
-      <w:r>
-        <w:t xml:space="preserve">  FROM </w:t>
-      </w:r>
-      <w:proofErr w:type="spellStart"/>
-      <w:r>
-        <w:t>detalle_venta</w:t>
-      </w:r>
-      <w:proofErr w:type="spellEnd"/>
-    </w:p>
-    <w:p>
-      <w:r>
-        <w:t xml:space="preserve">  GROUP BY </w:t>
-      </w:r>
-      <w:proofErr w:type="spellStart"/>
-      <w:r>
-        <w:t>id_venta</w:t>
-      </w:r>
-      <w:proofErr w:type="spellEnd"/>
-    </w:p>
-    <w:p>
-      <w:r>
-        <w:t>) t</w:t>
-      </w:r>
-    </w:p>
-    <w:p>
-      <w:r>
-        <w:t xml:space="preserve">WHERE </w:t>
-      </w:r>
-      <w:proofErr w:type="spellStart"/>
-      <w:r>
-        <w:t>t.total_venta</w:t>
-      </w:r>
-      <w:proofErr w:type="spellEnd"/>
-      <w:r>
-        <w:t xml:space="preserve"> &gt; (</w:t>
-      </w:r>
-    </w:p>
-    <w:p>
-      <w:r>
-        <w:t xml:space="preserve">  SELECT AVG(</w:t>
-      </w:r>
-      <w:proofErr w:type="spellStart"/>
-      <w:r>
-        <w:t>x.total_venta</w:t>
-      </w:r>
-      <w:proofErr w:type="spellEnd"/>
-      <w:r>
-        <w:t>)</w:t>
-      </w:r>
-    </w:p>
-    <w:p>
-      <w:r>
-        <w:t xml:space="preserve">  FROM (</w:t>
-      </w:r>
-    </w:p>
-    <w:p>
-      <w:r>
-        <w:t xml:space="preserve">    SELECT </w:t>
-      </w:r>
-      <w:proofErr w:type="spellStart"/>
-      <w:r>
-        <w:t>id_venta</w:t>
-      </w:r>
-      <w:proofErr w:type="spellEnd"/>
-      <w:r>
-        <w:t xml:space="preserve">, SUM(cantidad * </w:t>
-      </w:r>
-      <w:proofErr w:type="spellStart"/>
-      <w:r>
-        <w:t>precio_unitario</w:t>
-      </w:r>
-      <w:proofErr w:type="spellEnd"/>
-      <w:r>
-        <w:t xml:space="preserve">) AS </w:t>
-      </w:r>
-      <w:proofErr w:type="spellStart"/>
-      <w:r>
-        <w:t>total_venta</w:t>
-      </w:r>
-      <w:proofErr w:type="spellEnd"/>
-    </w:p>
-    <w:p>
-      <w:r>
-        <w:t xml:space="preserve">    FROM </w:t>
-      </w:r>
-      <w:proofErr w:type="spellStart"/>
-      <w:r>
-        <w:t>detalle_venta</w:t>
-      </w:r>
-      <w:proofErr w:type="spellEnd"/>
-    </w:p>
-    <w:p>
-      <w:r>
-        <w:t xml:space="preserve">    GROUP BY </w:t>
-      </w:r>
-      <w:proofErr w:type="spellStart"/>
-      <w:r>
-        <w:t>id_venta</w:t>
-      </w:r>
-      <w:proofErr w:type="spellEnd"/>
-    </w:p>
-    <w:p>
-      <w:r>
-        <w:t xml:space="preserve">  ) x</w:t>
-      </w:r>
-    </w:p>
-    <w:p>
-      <w:r>
-        <w:t>);</w:t>
-      </w:r>
-    </w:p>
-    <w:p/>
-    <w:p>
-      <w:r>
-        <w:t>-- 23. Cliente que más ha gastado (una sola fila)</w:t>
-      </w:r>
-    </w:p>
-    <w:p>
-      <w:r>
-        <w:t xml:space="preserve">SELECT </w:t>
-      </w:r>
-      <w:proofErr w:type="spellStart"/>
-      <w:r>
-        <w:t>c.id_cliente</w:t>
-      </w:r>
-      <w:proofErr w:type="spellEnd"/>
-      <w:r>
-        <w:t xml:space="preserve">, </w:t>
-      </w:r>
-      <w:proofErr w:type="spellStart"/>
-      <w:r>
-        <w:t>c.nombre</w:t>
-      </w:r>
-      <w:proofErr w:type="spellEnd"/>
-      <w:r>
-        <w:t xml:space="preserve">, </w:t>
-      </w:r>
-      <w:proofErr w:type="spellStart"/>
-      <w:r>
-        <w:t>tot.gasto_total</w:t>
-      </w:r>
-      <w:proofErr w:type="spellEnd"/>
-    </w:p>
-    <w:p>
-      <w:r>
-        <w:t>FROM clientes c</w:t>
-      </w:r>
-    </w:p>
-    <w:p>
-      <w:r>
-        <w:t>JOIN (</w:t>
-      </w:r>
-    </w:p>
-    <w:p>
-      <w:r>
-        <w:lastRenderedPageBreak/>
-        <w:t xml:space="preserve">  SELECT </w:t>
-      </w:r>
-      <w:proofErr w:type="spellStart"/>
-      <w:r>
-        <w:t>v.id_cliente</w:t>
-      </w:r>
-      <w:proofErr w:type="spellEnd"/>
-      <w:r>
-        <w:t>, SUM(</w:t>
-      </w:r>
-      <w:proofErr w:type="spellStart"/>
-      <w:r>
-        <w:t>dv.cantidad</w:t>
-      </w:r>
-      <w:proofErr w:type="spellEnd"/>
-      <w:r>
-        <w:t xml:space="preserve"> * </w:t>
-      </w:r>
-      <w:proofErr w:type="spellStart"/>
-      <w:r>
-        <w:t>dv.precio_unitario</w:t>
-      </w:r>
-      <w:proofErr w:type="spellEnd"/>
-      <w:r>
-        <w:t xml:space="preserve">) AS </w:t>
-      </w:r>
-      <w:proofErr w:type="spellStart"/>
-      <w:r>
-        <w:t>gasto_total</w:t>
-      </w:r>
-      <w:proofErr w:type="spellEnd"/>
-    </w:p>
-    <w:p>
-      <w:r>
-        <w:t xml:space="preserve">  FROM ventas v</w:t>
-      </w:r>
-    </w:p>
-    <w:p>
-      <w:r>
-        <w:t xml:space="preserve">  JOIN </w:t>
-      </w:r>
-      <w:proofErr w:type="spellStart"/>
-      <w:r>
-        <w:t>detalle_venta</w:t>
-      </w:r>
-      <w:proofErr w:type="spellEnd"/>
-      <w:r>
         <w:t xml:space="preserve"> </w:t>
       </w:r>
       <w:proofErr w:type="spellStart"/>
@@ -4945,167 +6970,85 @@
         <w:t>dv</w:t>
       </w:r>
       <w:proofErr w:type="spellEnd"/>
-      <w:r>
-        <w:t xml:space="preserve"> ON </w:t>
-      </w:r>
-      <w:proofErr w:type="spellStart"/>
-      <w:r>
-        <w:t>v.id_venta</w:t>
-      </w:r>
-      <w:proofErr w:type="spellEnd"/>
-      <w:r>
+    </w:p>
+    <w:p>
+      <w:pPr>
+        <w:rPr>
+          <w:lang w:val="en-GB"/>
+        </w:rPr>
+      </w:pPr>
+      <w:r>
+        <w:t xml:space="preserve">  </w:t>
+      </w:r>
+      <w:r>
+        <w:rPr>
+          <w:lang w:val="en-GB"/>
+        </w:rPr>
+        <w:t xml:space="preserve">JOIN </w:t>
+      </w:r>
+      <w:proofErr w:type="spellStart"/>
+      <w:r>
+        <w:rPr>
+          <w:lang w:val="en-GB"/>
+        </w:rPr>
+        <w:t>productos</w:t>
+      </w:r>
+      <w:proofErr w:type="spellEnd"/>
+      <w:r>
+        <w:rPr>
+          <w:lang w:val="en-GB"/>
+        </w:rPr>
+        <w:t xml:space="preserve"> p ON </w:t>
+      </w:r>
+      <w:proofErr w:type="spellStart"/>
+      <w:r>
+        <w:rPr>
+          <w:lang w:val="en-GB"/>
+        </w:rPr>
+        <w:t>dv.id_producto</w:t>
+      </w:r>
+      <w:proofErr w:type="spellEnd"/>
+      <w:r>
+        <w:rPr>
+          <w:lang w:val="en-GB"/>
+        </w:rPr>
         <w:t xml:space="preserve"> = </w:t>
       </w:r>
       <w:proofErr w:type="spellStart"/>
       <w:r>
-        <w:t>dv.id_venta</w:t>
-      </w:r>
-      <w:proofErr w:type="spellEnd"/>
-    </w:p>
-    <w:p>
-      <w:r>
-        <w:t xml:space="preserve">  GROUP BY </w:t>
-      </w:r>
-      <w:proofErr w:type="spellStart"/>
-      <w:r>
-        <w:t>v.id_cliente</w:t>
-      </w:r>
-      <w:proofErr w:type="spellEnd"/>
-    </w:p>
-    <w:p>
-      <w:r>
-        <w:t xml:space="preserve">) </w:t>
-      </w:r>
-      <w:proofErr w:type="spellStart"/>
-      <w:r>
-        <w:t>tot</w:t>
-      </w:r>
-      <w:proofErr w:type="spellEnd"/>
-      <w:r>
-        <w:t xml:space="preserve"> ON </w:t>
-      </w:r>
-      <w:proofErr w:type="spellStart"/>
-      <w:r>
-        <w:t>c.id_cliente</w:t>
-      </w:r>
-      <w:proofErr w:type="spellEnd"/>
-      <w:r>
-        <w:t xml:space="preserve"> = </w:t>
-      </w:r>
-      <w:proofErr w:type="spellStart"/>
-      <w:r>
-        <w:t>tot.id_cliente</w:t>
-      </w:r>
-      <w:proofErr w:type="spellEnd"/>
-    </w:p>
-    <w:p>
-      <w:r>
-        <w:t xml:space="preserve">ORDER BY </w:t>
-      </w:r>
-      <w:proofErr w:type="spellStart"/>
-      <w:r>
-        <w:t>tot.gasto_total</w:t>
-      </w:r>
-      <w:proofErr w:type="spellEnd"/>
-      <w:r>
-        <w:t xml:space="preserve"> DESC</w:t>
-      </w:r>
-    </w:p>
-    <w:p>
-      <w:r>
-        <w:t>LIMIT 1;</w:t>
-      </w:r>
-    </w:p>
-    <w:p/>
-    <w:p>
-      <w:r>
-        <w:t>-- 24. Productos vendidos en la misma venta que el “iPhone 13”</w:t>
-      </w:r>
-    </w:p>
-    <w:p>
-      <w:r>
-        <w:t>SELECT DISTINCT p2.nombre</w:t>
-      </w:r>
-    </w:p>
-    <w:p>
-      <w:r>
-        <w:t xml:space="preserve">FROM </w:t>
-      </w:r>
-      <w:proofErr w:type="spellStart"/>
-      <w:r>
-        <w:t>detalle_venta</w:t>
-      </w:r>
-      <w:proofErr w:type="spellEnd"/>
-      <w:r>
-        <w:t xml:space="preserve"> dv2</w:t>
-      </w:r>
-    </w:p>
-    <w:p>
-      <w:r>
-        <w:t>JOIN productos p2 ON dv2.id_producto = p2.id_producto</w:t>
-      </w:r>
-    </w:p>
-    <w:p>
-      <w:r>
-        <w:t>WHERE dv2.id_venta IN (</w:t>
-      </w:r>
-    </w:p>
-    <w:p>
-      <w:r>
-        <w:t xml:space="preserve">  SELECT </w:t>
-      </w:r>
-      <w:proofErr w:type="spellStart"/>
-      <w:r>
-        <w:t>dv.id_venta</w:t>
-      </w:r>
-      <w:proofErr w:type="spellEnd"/>
-    </w:p>
-    <w:p>
-      <w:r>
-        <w:t xml:space="preserve">  FROM </w:t>
-      </w:r>
-      <w:proofErr w:type="spellStart"/>
-      <w:r>
-        <w:t>detalle_venta</w:t>
-      </w:r>
-      <w:proofErr w:type="spellEnd"/>
-      <w:r>
-        <w:t xml:space="preserve"> </w:t>
-      </w:r>
-      <w:proofErr w:type="spellStart"/>
-      <w:r>
-        <w:t>dv</w:t>
-      </w:r>
-      <w:proofErr w:type="spellEnd"/>
-    </w:p>
-    <w:p>
-      <w:r>
-        <w:t xml:space="preserve">  JOIN productos p ON </w:t>
-      </w:r>
-      <w:proofErr w:type="spellStart"/>
-      <w:r>
-        <w:t>dv.id_producto</w:t>
-      </w:r>
-      <w:proofErr w:type="spellEnd"/>
-      <w:r>
-        <w:t xml:space="preserve"> = </w:t>
-      </w:r>
-      <w:proofErr w:type="spellStart"/>
-      <w:r>
+        <w:rPr>
+          <w:lang w:val="en-GB"/>
+        </w:rPr>
         <w:t>p.id_producto</w:t>
       </w:r>
       <w:proofErr w:type="spellEnd"/>
     </w:p>
     <w:p>
-      <w:r>
+      <w:pPr>
+        <w:rPr>
+          <w:lang w:val="en-GB"/>
+        </w:rPr>
+      </w:pPr>
+      <w:r>
+        <w:rPr>
+          <w:lang w:val="en-GB"/>
+        </w:rPr>
         <w:t xml:space="preserve">  WHERE </w:t>
       </w:r>
       <w:proofErr w:type="spellStart"/>
-      <w:r>
+      <w:proofErr w:type="gramStart"/>
+      <w:r>
+        <w:rPr>
+          <w:lang w:val="en-GB"/>
+        </w:rPr>
         <w:t>p.nombre</w:t>
       </w:r>
       <w:proofErr w:type="spellEnd"/>
-      <w:r>
+      <w:proofErr w:type="gramEnd"/>
+      <w:r>
+        <w:rPr>
+          <w:lang w:val="en-GB"/>
+        </w:rPr>
         <w:t xml:space="preserve"> = 'iPhone 13'</w:t>
       </w:r>
     </w:p>
@@ -6081,6 +8024,7 @@
   <w:style w:type="character" w:default="1" w:styleId="Fuentedeprrafopredeter">
     <w:name w:val="Default Paragraph Font"/>
     <w:uiPriority w:val="1"/>
+    <w:semiHidden/>
     <w:unhideWhenUsed/>
   </w:style>
   <w:style w:type="table" w:default="1" w:styleId="Tablanormal">
